--- a/Docs/Smart_Opinion_Survey_Platform_Senior_Project_Report.docx
+++ b/Docs/Smart_Opinion_Survey_Platform_Senior_Project_Report.docx
@@ -744,14 +744,7 @@
                 <w:sz w:val="32"/>
                 <w:szCs w:val="28"/>
               </w:rPr>
-              <w:t>Eng.</w:t>
-            </w:r>
-            <w:r>
-              <w:rPr>
-                <w:sz w:val="32"/>
-                <w:szCs w:val="28"/>
-              </w:rPr>
-              <w:t>Shadi</w:t>
+              <w:t>Eng.Shadi</w:t>
             </w:r>
             <w:proofErr w:type="spellEnd"/>
             <w:r>
@@ -816,14 +809,7 @@
                 <w:sz w:val="32"/>
                 <w:szCs w:val="28"/>
               </w:rPr>
-              <w:t>Eng.</w:t>
-            </w:r>
-            <w:r>
-              <w:rPr>
-                <w:sz w:val="32"/>
-                <w:szCs w:val="28"/>
-              </w:rPr>
-              <w:t>Maya</w:t>
+              <w:t>Eng.Maya</w:t>
             </w:r>
             <w:proofErr w:type="spellEnd"/>
             <w:r>
@@ -1363,7 +1349,7 @@
           <w:b w:val="0"/>
         </w:rPr>
       </w:pPr>
-      <w:bookmarkStart w:id="0" w:name="_Toc228822421"/>
+      <w:bookmarkStart w:id="0" w:name="_Toc228823637"/>
       <w:r>
         <w:rPr>
           <w:rFonts w:ascii="Times New Roman" w:eastAsia="Times New Roman" w:hAnsi="Times New Roman"/>
@@ -1448,7 +1434,7 @@
           <w:szCs w:val="36"/>
         </w:rPr>
       </w:pPr>
-      <w:bookmarkStart w:id="1" w:name="_Toc228822422"/>
+      <w:bookmarkStart w:id="1" w:name="_Toc228823638"/>
       <w:r>
         <w:rPr>
           <w:rStyle w:val="1Char"/>
@@ -1519,7 +1505,7 @@
           <w:r>
             <w:fldChar w:fldCharType="separate"/>
           </w:r>
-          <w:hyperlink w:anchor="_Toc228822421" w:history="1">
+          <w:hyperlink w:anchor="_Toc228823637" w:history="1">
             <w:r>
               <w:rPr>
                 <w:rStyle w:val="Hyperlink"/>
@@ -1536,10 +1522,8 @@
             </w:r>
             <w:r>
               <w:rPr>
-                <w:rStyle w:val="Hyperlink"/>
-                <w:rFonts w:eastAsiaTheme="majorEastAsia"/>
-                <w:noProof/>
-                <w:rtl/>
+                <w:noProof/>
+                <w:webHidden/>
               </w:rPr>
               <w:fldChar w:fldCharType="begin"/>
             </w:r>
@@ -1548,22 +1532,18 @@
                 <w:noProof/>
                 <w:webHidden/>
               </w:rPr>
-              <w:instrText xml:space="preserve"> PAGEREF _Toc228822421 \h </w:instrText>
-            </w:r>
-            <w:r>
-              <w:rPr>
-                <w:rStyle w:val="Hyperlink"/>
-                <w:rFonts w:eastAsiaTheme="majorEastAsia"/>
-                <w:noProof/>
-                <w:rtl/>
-              </w:rPr>
-            </w:r>
-            <w:r>
-              <w:rPr>
-                <w:rStyle w:val="Hyperlink"/>
-                <w:rFonts w:eastAsiaTheme="majorEastAsia"/>
-                <w:noProof/>
-                <w:rtl/>
+              <w:instrText xml:space="preserve"> PAGEREF _Toc228823637 \h </w:instrText>
+            </w:r>
+            <w:r>
+              <w:rPr>
+                <w:noProof/>
+                <w:webHidden/>
+              </w:rPr>
+            </w:r>
+            <w:r>
+              <w:rPr>
+                <w:noProof/>
+                <w:webHidden/>
               </w:rPr>
               <w:fldChar w:fldCharType="separate"/>
             </w:r>
@@ -1576,10 +1556,8 @@
             </w:r>
             <w:r>
               <w:rPr>
-                <w:rStyle w:val="Hyperlink"/>
-                <w:rFonts w:eastAsiaTheme="majorEastAsia"/>
-                <w:noProof/>
-                <w:rtl/>
+                <w:noProof/>
+                <w:webHidden/>
               </w:rPr>
               <w:fldChar w:fldCharType="end"/>
             </w:r>
@@ -1599,7 +1577,7 @@
               <w14:ligatures w14:val="standardContextual"/>
             </w:rPr>
           </w:pPr>
-          <w:hyperlink w:anchor="_Toc228822422" w:history="1">
+          <w:hyperlink w:anchor="_Toc228823638" w:history="1">
             <w:r>
               <w:rPr>
                 <w:rStyle w:val="Hyperlink"/>
@@ -1617,10 +1595,8 @@
             </w:r>
             <w:r>
               <w:rPr>
-                <w:rStyle w:val="Hyperlink"/>
-                <w:rFonts w:eastAsiaTheme="majorEastAsia"/>
-                <w:noProof/>
-                <w:rtl/>
+                <w:noProof/>
+                <w:webHidden/>
               </w:rPr>
               <w:fldChar w:fldCharType="begin"/>
             </w:r>
@@ -1629,22 +1605,18 @@
                 <w:noProof/>
                 <w:webHidden/>
               </w:rPr>
-              <w:instrText xml:space="preserve"> PAGEREF _Toc228822422 \h </w:instrText>
-            </w:r>
-            <w:r>
-              <w:rPr>
-                <w:rStyle w:val="Hyperlink"/>
-                <w:rFonts w:eastAsiaTheme="majorEastAsia"/>
-                <w:noProof/>
-                <w:rtl/>
-              </w:rPr>
-            </w:r>
-            <w:r>
-              <w:rPr>
-                <w:rStyle w:val="Hyperlink"/>
-                <w:rFonts w:eastAsiaTheme="majorEastAsia"/>
-                <w:noProof/>
-                <w:rtl/>
+              <w:instrText xml:space="preserve"> PAGEREF _Toc228823638 \h </w:instrText>
+            </w:r>
+            <w:r>
+              <w:rPr>
+                <w:noProof/>
+                <w:webHidden/>
+              </w:rPr>
+            </w:r>
+            <w:r>
+              <w:rPr>
+                <w:noProof/>
+                <w:webHidden/>
               </w:rPr>
               <w:fldChar w:fldCharType="separate"/>
             </w:r>
@@ -1657,10 +1629,8 @@
             </w:r>
             <w:r>
               <w:rPr>
-                <w:rStyle w:val="Hyperlink"/>
-                <w:rFonts w:eastAsiaTheme="majorEastAsia"/>
-                <w:noProof/>
-                <w:rtl/>
+                <w:noProof/>
+                <w:webHidden/>
               </w:rPr>
               <w:fldChar w:fldCharType="end"/>
             </w:r>
@@ -1680,7 +1650,7 @@
               <w14:ligatures w14:val="standardContextual"/>
             </w:rPr>
           </w:pPr>
-          <w:hyperlink w:anchor="_Toc228822423" w:history="1">
+          <w:hyperlink w:anchor="_Toc228823639" w:history="1">
             <w:r>
               <w:rPr>
                 <w:rStyle w:val="Hyperlink"/>
@@ -1697,10 +1667,8 @@
             </w:r>
             <w:r>
               <w:rPr>
-                <w:rStyle w:val="Hyperlink"/>
-                <w:rFonts w:eastAsiaTheme="majorEastAsia"/>
-                <w:noProof/>
-                <w:rtl/>
+                <w:noProof/>
+                <w:webHidden/>
               </w:rPr>
               <w:fldChar w:fldCharType="begin"/>
             </w:r>
@@ -1709,22 +1677,18 @@
                 <w:noProof/>
                 <w:webHidden/>
               </w:rPr>
-              <w:instrText xml:space="preserve"> PAGEREF _Toc228822423 \h </w:instrText>
-            </w:r>
-            <w:r>
-              <w:rPr>
-                <w:rStyle w:val="Hyperlink"/>
-                <w:rFonts w:eastAsiaTheme="majorEastAsia"/>
-                <w:noProof/>
-                <w:rtl/>
-              </w:rPr>
-            </w:r>
-            <w:r>
-              <w:rPr>
-                <w:rStyle w:val="Hyperlink"/>
-                <w:rFonts w:eastAsiaTheme="majorEastAsia"/>
-                <w:noProof/>
-                <w:rtl/>
+              <w:instrText xml:space="preserve"> PAGEREF _Toc228823639 \h </w:instrText>
+            </w:r>
+            <w:r>
+              <w:rPr>
+                <w:noProof/>
+                <w:webHidden/>
+              </w:rPr>
+            </w:r>
+            <w:r>
+              <w:rPr>
+                <w:noProof/>
+                <w:webHidden/>
               </w:rPr>
               <w:fldChar w:fldCharType="separate"/>
             </w:r>
@@ -1737,10 +1701,8 @@
             </w:r>
             <w:r>
               <w:rPr>
-                <w:rStyle w:val="Hyperlink"/>
-                <w:rFonts w:eastAsiaTheme="majorEastAsia"/>
-                <w:noProof/>
-                <w:rtl/>
+                <w:noProof/>
+                <w:webHidden/>
               </w:rPr>
               <w:fldChar w:fldCharType="end"/>
             </w:r>
@@ -1760,7 +1722,7 @@
               <w14:ligatures w14:val="standardContextual"/>
             </w:rPr>
           </w:pPr>
-          <w:hyperlink w:anchor="_Toc228822424" w:history="1">
+          <w:hyperlink w:anchor="_Toc228823640" w:history="1">
             <w:r>
               <w:rPr>
                 <w:rStyle w:val="Hyperlink"/>
@@ -1777,10 +1739,8 @@
             </w:r>
             <w:r>
               <w:rPr>
-                <w:rStyle w:val="Hyperlink"/>
-                <w:rFonts w:eastAsiaTheme="majorEastAsia"/>
-                <w:noProof/>
-                <w:rtl/>
+                <w:noProof/>
+                <w:webHidden/>
               </w:rPr>
               <w:fldChar w:fldCharType="begin"/>
             </w:r>
@@ -1789,22 +1749,18 @@
                 <w:noProof/>
                 <w:webHidden/>
               </w:rPr>
-              <w:instrText xml:space="preserve"> PAGEREF _Toc228822424 \h </w:instrText>
-            </w:r>
-            <w:r>
-              <w:rPr>
-                <w:rStyle w:val="Hyperlink"/>
-                <w:rFonts w:eastAsiaTheme="majorEastAsia"/>
-                <w:noProof/>
-                <w:rtl/>
-              </w:rPr>
-            </w:r>
-            <w:r>
-              <w:rPr>
-                <w:rStyle w:val="Hyperlink"/>
-                <w:rFonts w:eastAsiaTheme="majorEastAsia"/>
-                <w:noProof/>
-                <w:rtl/>
+              <w:instrText xml:space="preserve"> PAGEREF _Toc228823640 \h </w:instrText>
+            </w:r>
+            <w:r>
+              <w:rPr>
+                <w:noProof/>
+                <w:webHidden/>
+              </w:rPr>
+            </w:r>
+            <w:r>
+              <w:rPr>
+                <w:noProof/>
+                <w:webHidden/>
               </w:rPr>
               <w:fldChar w:fldCharType="separate"/>
             </w:r>
@@ -1817,10 +1773,8 @@
             </w:r>
             <w:r>
               <w:rPr>
-                <w:rStyle w:val="Hyperlink"/>
-                <w:rFonts w:eastAsiaTheme="majorEastAsia"/>
-                <w:noProof/>
-                <w:rtl/>
+                <w:noProof/>
+                <w:webHidden/>
               </w:rPr>
               <w:fldChar w:fldCharType="end"/>
             </w:r>
@@ -1840,7 +1794,7 @@
               <w14:ligatures w14:val="standardContextual"/>
             </w:rPr>
           </w:pPr>
-          <w:hyperlink w:anchor="_Toc228822425" w:history="1">
+          <w:hyperlink w:anchor="_Toc228823641" w:history="1">
             <w:r>
               <w:rPr>
                 <w:rStyle w:val="Hyperlink"/>
@@ -1857,10 +1811,8 @@
             </w:r>
             <w:r>
               <w:rPr>
-                <w:rStyle w:val="Hyperlink"/>
-                <w:rFonts w:eastAsiaTheme="majorEastAsia"/>
-                <w:noProof/>
-                <w:rtl/>
+                <w:noProof/>
+                <w:webHidden/>
               </w:rPr>
               <w:fldChar w:fldCharType="begin"/>
             </w:r>
@@ -1869,22 +1821,18 @@
                 <w:noProof/>
                 <w:webHidden/>
               </w:rPr>
-              <w:instrText xml:space="preserve"> PAGEREF _Toc228822425 \h </w:instrText>
-            </w:r>
-            <w:r>
-              <w:rPr>
-                <w:rStyle w:val="Hyperlink"/>
-                <w:rFonts w:eastAsiaTheme="majorEastAsia"/>
-                <w:noProof/>
-                <w:rtl/>
-              </w:rPr>
-            </w:r>
-            <w:r>
-              <w:rPr>
-                <w:rStyle w:val="Hyperlink"/>
-                <w:rFonts w:eastAsiaTheme="majorEastAsia"/>
-                <w:noProof/>
-                <w:rtl/>
+              <w:instrText xml:space="preserve"> PAGEREF _Toc228823641 \h </w:instrText>
+            </w:r>
+            <w:r>
+              <w:rPr>
+                <w:noProof/>
+                <w:webHidden/>
+              </w:rPr>
+            </w:r>
+            <w:r>
+              <w:rPr>
+                <w:noProof/>
+                <w:webHidden/>
               </w:rPr>
               <w:fldChar w:fldCharType="separate"/>
             </w:r>
@@ -1897,10 +1845,8 @@
             </w:r>
             <w:r>
               <w:rPr>
-                <w:rStyle w:val="Hyperlink"/>
-                <w:rFonts w:eastAsiaTheme="majorEastAsia"/>
-                <w:noProof/>
-                <w:rtl/>
+                <w:noProof/>
+                <w:webHidden/>
               </w:rPr>
               <w:fldChar w:fldCharType="end"/>
             </w:r>
@@ -1920,7 +1866,7 @@
               <w14:ligatures w14:val="standardContextual"/>
             </w:rPr>
           </w:pPr>
-          <w:hyperlink w:anchor="_Toc228822426" w:history="1">
+          <w:hyperlink w:anchor="_Toc228823642" w:history="1">
             <w:r>
               <w:rPr>
                 <w:rStyle w:val="Hyperlink"/>
@@ -1937,10 +1883,8 @@
             </w:r>
             <w:r>
               <w:rPr>
-                <w:rStyle w:val="Hyperlink"/>
-                <w:rFonts w:eastAsiaTheme="majorEastAsia"/>
-                <w:noProof/>
-                <w:rtl/>
+                <w:noProof/>
+                <w:webHidden/>
               </w:rPr>
               <w:fldChar w:fldCharType="begin"/>
             </w:r>
@@ -1949,22 +1893,18 @@
                 <w:noProof/>
                 <w:webHidden/>
               </w:rPr>
-              <w:instrText xml:space="preserve"> PAGEREF _Toc228822426 \h </w:instrText>
-            </w:r>
-            <w:r>
-              <w:rPr>
-                <w:rStyle w:val="Hyperlink"/>
-                <w:rFonts w:eastAsiaTheme="majorEastAsia"/>
-                <w:noProof/>
-                <w:rtl/>
-              </w:rPr>
-            </w:r>
-            <w:r>
-              <w:rPr>
-                <w:rStyle w:val="Hyperlink"/>
-                <w:rFonts w:eastAsiaTheme="majorEastAsia"/>
-                <w:noProof/>
-                <w:rtl/>
+              <w:instrText xml:space="preserve"> PAGEREF _Toc228823642 \h </w:instrText>
+            </w:r>
+            <w:r>
+              <w:rPr>
+                <w:noProof/>
+                <w:webHidden/>
+              </w:rPr>
+            </w:r>
+            <w:r>
+              <w:rPr>
+                <w:noProof/>
+                <w:webHidden/>
               </w:rPr>
               <w:fldChar w:fldCharType="separate"/>
             </w:r>
@@ -1977,10 +1917,8 @@
             </w:r>
             <w:r>
               <w:rPr>
-                <w:rStyle w:val="Hyperlink"/>
-                <w:rFonts w:eastAsiaTheme="majorEastAsia"/>
-                <w:noProof/>
-                <w:rtl/>
+                <w:noProof/>
+                <w:webHidden/>
               </w:rPr>
               <w:fldChar w:fldCharType="end"/>
             </w:r>
@@ -2000,7 +1938,7 @@
               <w14:ligatures w14:val="standardContextual"/>
             </w:rPr>
           </w:pPr>
-          <w:hyperlink w:anchor="_Toc228822427" w:history="1">
+          <w:hyperlink w:anchor="_Toc228823643" w:history="1">
             <w:r>
               <w:rPr>
                 <w:rStyle w:val="Hyperlink"/>
@@ -2017,10 +1955,8 @@
             </w:r>
             <w:r>
               <w:rPr>
-                <w:rStyle w:val="Hyperlink"/>
-                <w:rFonts w:eastAsiaTheme="majorEastAsia"/>
-                <w:noProof/>
-                <w:rtl/>
+                <w:noProof/>
+                <w:webHidden/>
               </w:rPr>
               <w:fldChar w:fldCharType="begin"/>
             </w:r>
@@ -2029,22 +1965,18 @@
                 <w:noProof/>
                 <w:webHidden/>
               </w:rPr>
-              <w:instrText xml:space="preserve"> PAGEREF _Toc228822427 \h </w:instrText>
-            </w:r>
-            <w:r>
-              <w:rPr>
-                <w:rStyle w:val="Hyperlink"/>
-                <w:rFonts w:eastAsiaTheme="majorEastAsia"/>
-                <w:noProof/>
-                <w:rtl/>
-              </w:rPr>
-            </w:r>
-            <w:r>
-              <w:rPr>
-                <w:rStyle w:val="Hyperlink"/>
-                <w:rFonts w:eastAsiaTheme="majorEastAsia"/>
-                <w:noProof/>
-                <w:rtl/>
+              <w:instrText xml:space="preserve"> PAGEREF _Toc228823643 \h </w:instrText>
+            </w:r>
+            <w:r>
+              <w:rPr>
+                <w:noProof/>
+                <w:webHidden/>
+              </w:rPr>
+            </w:r>
+            <w:r>
+              <w:rPr>
+                <w:noProof/>
+                <w:webHidden/>
               </w:rPr>
               <w:fldChar w:fldCharType="separate"/>
             </w:r>
@@ -2057,10 +1989,8 @@
             </w:r>
             <w:r>
               <w:rPr>
-                <w:rStyle w:val="Hyperlink"/>
-                <w:rFonts w:eastAsiaTheme="majorEastAsia"/>
-                <w:noProof/>
-                <w:rtl/>
+                <w:noProof/>
+                <w:webHidden/>
               </w:rPr>
               <w:fldChar w:fldCharType="end"/>
             </w:r>
@@ -2080,7 +2010,7 @@
               <w14:ligatures w14:val="standardContextual"/>
             </w:rPr>
           </w:pPr>
-          <w:hyperlink w:anchor="_Toc228822428" w:history="1">
+          <w:hyperlink w:anchor="_Toc228823644" w:history="1">
             <w:r>
               <w:rPr>
                 <w:rStyle w:val="Hyperlink"/>
@@ -2097,10 +2027,8 @@
             </w:r>
             <w:r>
               <w:rPr>
-                <w:rStyle w:val="Hyperlink"/>
-                <w:rFonts w:eastAsiaTheme="majorEastAsia"/>
-                <w:noProof/>
-                <w:rtl/>
+                <w:noProof/>
+                <w:webHidden/>
               </w:rPr>
               <w:fldChar w:fldCharType="begin"/>
             </w:r>
@@ -2109,22 +2037,18 @@
                 <w:noProof/>
                 <w:webHidden/>
               </w:rPr>
-              <w:instrText xml:space="preserve"> PAGEREF _Toc228822428 \h </w:instrText>
-            </w:r>
-            <w:r>
-              <w:rPr>
-                <w:rStyle w:val="Hyperlink"/>
-                <w:rFonts w:eastAsiaTheme="majorEastAsia"/>
-                <w:noProof/>
-                <w:rtl/>
-              </w:rPr>
-            </w:r>
-            <w:r>
-              <w:rPr>
-                <w:rStyle w:val="Hyperlink"/>
-                <w:rFonts w:eastAsiaTheme="majorEastAsia"/>
-                <w:noProof/>
-                <w:rtl/>
+              <w:instrText xml:space="preserve"> PAGEREF _Toc228823644 \h </w:instrText>
+            </w:r>
+            <w:r>
+              <w:rPr>
+                <w:noProof/>
+                <w:webHidden/>
+              </w:rPr>
+            </w:r>
+            <w:r>
+              <w:rPr>
+                <w:noProof/>
+                <w:webHidden/>
               </w:rPr>
               <w:fldChar w:fldCharType="separate"/>
             </w:r>
@@ -2137,10 +2061,8 @@
             </w:r>
             <w:r>
               <w:rPr>
-                <w:rStyle w:val="Hyperlink"/>
-                <w:rFonts w:eastAsiaTheme="majorEastAsia"/>
-                <w:noProof/>
-                <w:rtl/>
+                <w:noProof/>
+                <w:webHidden/>
               </w:rPr>
               <w:fldChar w:fldCharType="end"/>
             </w:r>
@@ -2160,7 +2082,7 @@
               <w14:ligatures w14:val="standardContextual"/>
             </w:rPr>
           </w:pPr>
-          <w:hyperlink w:anchor="_Toc228822429" w:history="1">
+          <w:hyperlink w:anchor="_Toc228823645" w:history="1">
             <w:r>
               <w:rPr>
                 <w:rStyle w:val="Hyperlink"/>
@@ -2177,10 +2099,8 @@
             </w:r>
             <w:r>
               <w:rPr>
-                <w:rStyle w:val="Hyperlink"/>
-                <w:rFonts w:eastAsiaTheme="majorEastAsia"/>
-                <w:noProof/>
-                <w:rtl/>
+                <w:noProof/>
+                <w:webHidden/>
               </w:rPr>
               <w:fldChar w:fldCharType="begin"/>
             </w:r>
@@ -2189,22 +2109,18 @@
                 <w:noProof/>
                 <w:webHidden/>
               </w:rPr>
-              <w:instrText xml:space="preserve"> PAGEREF _Toc228822429 \h </w:instrText>
-            </w:r>
-            <w:r>
-              <w:rPr>
-                <w:rStyle w:val="Hyperlink"/>
-                <w:rFonts w:eastAsiaTheme="majorEastAsia"/>
-                <w:noProof/>
-                <w:rtl/>
-              </w:rPr>
-            </w:r>
-            <w:r>
-              <w:rPr>
-                <w:rStyle w:val="Hyperlink"/>
-                <w:rFonts w:eastAsiaTheme="majorEastAsia"/>
-                <w:noProof/>
-                <w:rtl/>
+              <w:instrText xml:space="preserve"> PAGEREF _Toc228823645 \h </w:instrText>
+            </w:r>
+            <w:r>
+              <w:rPr>
+                <w:noProof/>
+                <w:webHidden/>
+              </w:rPr>
+            </w:r>
+            <w:r>
+              <w:rPr>
+                <w:noProof/>
+                <w:webHidden/>
               </w:rPr>
               <w:fldChar w:fldCharType="separate"/>
             </w:r>
@@ -2217,10 +2133,8 @@
             </w:r>
             <w:r>
               <w:rPr>
-                <w:rStyle w:val="Hyperlink"/>
-                <w:rFonts w:eastAsiaTheme="majorEastAsia"/>
-                <w:noProof/>
-                <w:rtl/>
+                <w:noProof/>
+                <w:webHidden/>
               </w:rPr>
               <w:fldChar w:fldCharType="end"/>
             </w:r>
@@ -2240,7 +2154,7 @@
               <w14:ligatures w14:val="standardContextual"/>
             </w:rPr>
           </w:pPr>
-          <w:hyperlink w:anchor="_Toc228822430" w:history="1">
+          <w:hyperlink w:anchor="_Toc228823646" w:history="1">
             <w:r>
               <w:rPr>
                 <w:rStyle w:val="Hyperlink"/>
@@ -2274,10 +2188,8 @@
             </w:r>
             <w:r>
               <w:rPr>
-                <w:rStyle w:val="Hyperlink"/>
-                <w:rFonts w:eastAsiaTheme="majorEastAsia"/>
-                <w:noProof/>
-                <w:rtl/>
+                <w:noProof/>
+                <w:webHidden/>
               </w:rPr>
               <w:fldChar w:fldCharType="begin"/>
             </w:r>
@@ -2286,22 +2198,18 @@
                 <w:noProof/>
                 <w:webHidden/>
               </w:rPr>
-              <w:instrText xml:space="preserve"> PAGEREF _Toc228822430 \h </w:instrText>
-            </w:r>
-            <w:r>
-              <w:rPr>
-                <w:rStyle w:val="Hyperlink"/>
-                <w:rFonts w:eastAsiaTheme="majorEastAsia"/>
-                <w:noProof/>
-                <w:rtl/>
-              </w:rPr>
-            </w:r>
-            <w:r>
-              <w:rPr>
-                <w:rStyle w:val="Hyperlink"/>
-                <w:rFonts w:eastAsiaTheme="majorEastAsia"/>
-                <w:noProof/>
-                <w:rtl/>
+              <w:instrText xml:space="preserve"> PAGEREF _Toc228823646 \h </w:instrText>
+            </w:r>
+            <w:r>
+              <w:rPr>
+                <w:noProof/>
+                <w:webHidden/>
+              </w:rPr>
+            </w:r>
+            <w:r>
+              <w:rPr>
+                <w:noProof/>
+                <w:webHidden/>
               </w:rPr>
               <w:fldChar w:fldCharType="separate"/>
             </w:r>
@@ -2314,10 +2222,8 @@
             </w:r>
             <w:r>
               <w:rPr>
-                <w:rStyle w:val="Hyperlink"/>
-                <w:rFonts w:eastAsiaTheme="majorEastAsia"/>
-                <w:noProof/>
-                <w:rtl/>
+                <w:noProof/>
+                <w:webHidden/>
               </w:rPr>
               <w:fldChar w:fldCharType="end"/>
             </w:r>
@@ -2337,7 +2243,7 @@
               <w14:ligatures w14:val="standardContextual"/>
             </w:rPr>
           </w:pPr>
-          <w:hyperlink w:anchor="_Toc228822431" w:history="1">
+          <w:hyperlink w:anchor="_Toc228823647" w:history="1">
             <w:r>
               <w:rPr>
                 <w:rStyle w:val="Hyperlink"/>
@@ -2354,10 +2260,8 @@
             </w:r>
             <w:r>
               <w:rPr>
-                <w:rStyle w:val="Hyperlink"/>
-                <w:rFonts w:eastAsiaTheme="majorEastAsia"/>
-                <w:noProof/>
-                <w:rtl/>
+                <w:noProof/>
+                <w:webHidden/>
               </w:rPr>
               <w:fldChar w:fldCharType="begin"/>
             </w:r>
@@ -2366,22 +2270,18 @@
                 <w:noProof/>
                 <w:webHidden/>
               </w:rPr>
-              <w:instrText xml:space="preserve"> PAGEREF _Toc228822431 \h </w:instrText>
-            </w:r>
-            <w:r>
-              <w:rPr>
-                <w:rStyle w:val="Hyperlink"/>
-                <w:rFonts w:eastAsiaTheme="majorEastAsia"/>
-                <w:noProof/>
-                <w:rtl/>
-              </w:rPr>
-            </w:r>
-            <w:r>
-              <w:rPr>
-                <w:rStyle w:val="Hyperlink"/>
-                <w:rFonts w:eastAsiaTheme="majorEastAsia"/>
-                <w:noProof/>
-                <w:rtl/>
+              <w:instrText xml:space="preserve"> PAGEREF _Toc228823647 \h </w:instrText>
+            </w:r>
+            <w:r>
+              <w:rPr>
+                <w:noProof/>
+                <w:webHidden/>
+              </w:rPr>
+            </w:r>
+            <w:r>
+              <w:rPr>
+                <w:noProof/>
+                <w:webHidden/>
               </w:rPr>
               <w:fldChar w:fldCharType="separate"/>
             </w:r>
@@ -2394,10 +2294,8 @@
             </w:r>
             <w:r>
               <w:rPr>
-                <w:rStyle w:val="Hyperlink"/>
-                <w:rFonts w:eastAsiaTheme="majorEastAsia"/>
-                <w:noProof/>
-                <w:rtl/>
+                <w:noProof/>
+                <w:webHidden/>
               </w:rPr>
               <w:fldChar w:fldCharType="end"/>
             </w:r>
@@ -2417,7 +2315,7 @@
               <w14:ligatures w14:val="standardContextual"/>
             </w:rPr>
           </w:pPr>
-          <w:hyperlink w:anchor="_Toc228822432" w:history="1">
+          <w:hyperlink w:anchor="_Toc228823648" w:history="1">
             <w:r>
               <w:rPr>
                 <w:rStyle w:val="Hyperlink"/>
@@ -2434,10 +2332,8 @@
             </w:r>
             <w:r>
               <w:rPr>
-                <w:rStyle w:val="Hyperlink"/>
-                <w:rFonts w:eastAsiaTheme="majorEastAsia"/>
-                <w:noProof/>
-                <w:rtl/>
+                <w:noProof/>
+                <w:webHidden/>
               </w:rPr>
               <w:fldChar w:fldCharType="begin"/>
             </w:r>
@@ -2446,22 +2342,18 @@
                 <w:noProof/>
                 <w:webHidden/>
               </w:rPr>
-              <w:instrText xml:space="preserve"> PAGEREF _Toc228822432 \h </w:instrText>
-            </w:r>
-            <w:r>
-              <w:rPr>
-                <w:rStyle w:val="Hyperlink"/>
-                <w:rFonts w:eastAsiaTheme="majorEastAsia"/>
-                <w:noProof/>
-                <w:rtl/>
-              </w:rPr>
-            </w:r>
-            <w:r>
-              <w:rPr>
-                <w:rStyle w:val="Hyperlink"/>
-                <w:rFonts w:eastAsiaTheme="majorEastAsia"/>
-                <w:noProof/>
-                <w:rtl/>
+              <w:instrText xml:space="preserve"> PAGEREF _Toc228823648 \h </w:instrText>
+            </w:r>
+            <w:r>
+              <w:rPr>
+                <w:noProof/>
+                <w:webHidden/>
+              </w:rPr>
+            </w:r>
+            <w:r>
+              <w:rPr>
+                <w:noProof/>
+                <w:webHidden/>
               </w:rPr>
               <w:fldChar w:fldCharType="separate"/>
             </w:r>
@@ -2474,10 +2366,8 @@
             </w:r>
             <w:r>
               <w:rPr>
-                <w:rStyle w:val="Hyperlink"/>
-                <w:rFonts w:eastAsiaTheme="majorEastAsia"/>
-                <w:noProof/>
-                <w:rtl/>
+                <w:noProof/>
+                <w:webHidden/>
               </w:rPr>
               <w:fldChar w:fldCharType="end"/>
             </w:r>
@@ -2497,7 +2387,7 @@
               <w14:ligatures w14:val="standardContextual"/>
             </w:rPr>
           </w:pPr>
-          <w:hyperlink w:anchor="_Toc228822433" w:history="1">
+          <w:hyperlink w:anchor="_Toc228823649" w:history="1">
             <w:r>
               <w:rPr>
                 <w:rStyle w:val="Hyperlink"/>
@@ -2514,10 +2404,8 @@
             </w:r>
             <w:r>
               <w:rPr>
-                <w:rStyle w:val="Hyperlink"/>
-                <w:rFonts w:eastAsiaTheme="majorEastAsia"/>
-                <w:noProof/>
-                <w:rtl/>
+                <w:noProof/>
+                <w:webHidden/>
               </w:rPr>
               <w:fldChar w:fldCharType="begin"/>
             </w:r>
@@ -2526,22 +2414,18 @@
                 <w:noProof/>
                 <w:webHidden/>
               </w:rPr>
-              <w:instrText xml:space="preserve"> PAGEREF _Toc228822433 \h </w:instrText>
-            </w:r>
-            <w:r>
-              <w:rPr>
-                <w:rStyle w:val="Hyperlink"/>
-                <w:rFonts w:eastAsiaTheme="majorEastAsia"/>
-                <w:noProof/>
-                <w:rtl/>
-              </w:rPr>
-            </w:r>
-            <w:r>
-              <w:rPr>
-                <w:rStyle w:val="Hyperlink"/>
-                <w:rFonts w:eastAsiaTheme="majorEastAsia"/>
-                <w:noProof/>
-                <w:rtl/>
+              <w:instrText xml:space="preserve"> PAGEREF _Toc228823649 \h </w:instrText>
+            </w:r>
+            <w:r>
+              <w:rPr>
+                <w:noProof/>
+                <w:webHidden/>
+              </w:rPr>
+            </w:r>
+            <w:r>
+              <w:rPr>
+                <w:noProof/>
+                <w:webHidden/>
               </w:rPr>
               <w:fldChar w:fldCharType="separate"/>
             </w:r>
@@ -2554,10 +2438,8 @@
             </w:r>
             <w:r>
               <w:rPr>
-                <w:rStyle w:val="Hyperlink"/>
-                <w:rFonts w:eastAsiaTheme="majorEastAsia"/>
-                <w:noProof/>
-                <w:rtl/>
+                <w:noProof/>
+                <w:webHidden/>
               </w:rPr>
               <w:fldChar w:fldCharType="end"/>
             </w:r>
@@ -2577,7 +2459,7 @@
               <w14:ligatures w14:val="standardContextual"/>
             </w:rPr>
           </w:pPr>
-          <w:hyperlink w:anchor="_Toc228822434" w:history="1">
+          <w:hyperlink w:anchor="_Toc228823650" w:history="1">
             <w:r>
               <w:rPr>
                 <w:rStyle w:val="Hyperlink"/>
@@ -2594,10 +2476,8 @@
             </w:r>
             <w:r>
               <w:rPr>
-                <w:rStyle w:val="Hyperlink"/>
-                <w:rFonts w:eastAsiaTheme="majorEastAsia"/>
-                <w:noProof/>
-                <w:rtl/>
+                <w:noProof/>
+                <w:webHidden/>
               </w:rPr>
               <w:fldChar w:fldCharType="begin"/>
             </w:r>
@@ -2606,22 +2486,18 @@
                 <w:noProof/>
                 <w:webHidden/>
               </w:rPr>
-              <w:instrText xml:space="preserve"> PAGEREF _Toc228822434 \h </w:instrText>
-            </w:r>
-            <w:r>
-              <w:rPr>
-                <w:rStyle w:val="Hyperlink"/>
-                <w:rFonts w:eastAsiaTheme="majorEastAsia"/>
-                <w:noProof/>
-                <w:rtl/>
-              </w:rPr>
-            </w:r>
-            <w:r>
-              <w:rPr>
-                <w:rStyle w:val="Hyperlink"/>
-                <w:rFonts w:eastAsiaTheme="majorEastAsia"/>
-                <w:noProof/>
-                <w:rtl/>
+              <w:instrText xml:space="preserve"> PAGEREF _Toc228823650 \h </w:instrText>
+            </w:r>
+            <w:r>
+              <w:rPr>
+                <w:noProof/>
+                <w:webHidden/>
+              </w:rPr>
+            </w:r>
+            <w:r>
+              <w:rPr>
+                <w:noProof/>
+                <w:webHidden/>
               </w:rPr>
               <w:fldChar w:fldCharType="separate"/>
             </w:r>
@@ -2634,10 +2510,8 @@
             </w:r>
             <w:r>
               <w:rPr>
-                <w:rStyle w:val="Hyperlink"/>
-                <w:rFonts w:eastAsiaTheme="majorEastAsia"/>
-                <w:noProof/>
-                <w:rtl/>
+                <w:noProof/>
+                <w:webHidden/>
               </w:rPr>
               <w:fldChar w:fldCharType="end"/>
             </w:r>
@@ -2657,7 +2531,7 @@
               <w14:ligatures w14:val="standardContextual"/>
             </w:rPr>
           </w:pPr>
-          <w:hyperlink w:anchor="_Toc228822435" w:history="1">
+          <w:hyperlink w:anchor="_Toc228823651" w:history="1">
             <w:r>
               <w:rPr>
                 <w:rStyle w:val="Hyperlink"/>
@@ -2674,10 +2548,8 @@
             </w:r>
             <w:r>
               <w:rPr>
-                <w:rStyle w:val="Hyperlink"/>
-                <w:rFonts w:eastAsiaTheme="majorEastAsia"/>
-                <w:noProof/>
-                <w:rtl/>
+                <w:noProof/>
+                <w:webHidden/>
               </w:rPr>
               <w:fldChar w:fldCharType="begin"/>
             </w:r>
@@ -2686,22 +2558,18 @@
                 <w:noProof/>
                 <w:webHidden/>
               </w:rPr>
-              <w:instrText xml:space="preserve"> PAGEREF _Toc228822435 \h </w:instrText>
-            </w:r>
-            <w:r>
-              <w:rPr>
-                <w:rStyle w:val="Hyperlink"/>
-                <w:rFonts w:eastAsiaTheme="majorEastAsia"/>
-                <w:noProof/>
-                <w:rtl/>
-              </w:rPr>
-            </w:r>
-            <w:r>
-              <w:rPr>
-                <w:rStyle w:val="Hyperlink"/>
-                <w:rFonts w:eastAsiaTheme="majorEastAsia"/>
-                <w:noProof/>
-                <w:rtl/>
+              <w:instrText xml:space="preserve"> PAGEREF _Toc228823651 \h </w:instrText>
+            </w:r>
+            <w:r>
+              <w:rPr>
+                <w:noProof/>
+                <w:webHidden/>
+              </w:rPr>
+            </w:r>
+            <w:r>
+              <w:rPr>
+                <w:noProof/>
+                <w:webHidden/>
               </w:rPr>
               <w:fldChar w:fldCharType="separate"/>
             </w:r>
@@ -2714,10 +2582,8 @@
             </w:r>
             <w:r>
               <w:rPr>
-                <w:rStyle w:val="Hyperlink"/>
-                <w:rFonts w:eastAsiaTheme="majorEastAsia"/>
-                <w:noProof/>
-                <w:rtl/>
+                <w:noProof/>
+                <w:webHidden/>
               </w:rPr>
               <w:fldChar w:fldCharType="end"/>
             </w:r>
@@ -2737,7 +2603,7 @@
               <w14:ligatures w14:val="standardContextual"/>
             </w:rPr>
           </w:pPr>
-          <w:hyperlink w:anchor="_Toc228822436" w:history="1">
+          <w:hyperlink w:anchor="_Toc228823652" w:history="1">
             <w:r>
               <w:rPr>
                 <w:rStyle w:val="Hyperlink"/>
@@ -2754,10 +2620,8 @@
             </w:r>
             <w:r>
               <w:rPr>
-                <w:rStyle w:val="Hyperlink"/>
-                <w:rFonts w:eastAsiaTheme="majorEastAsia"/>
-                <w:noProof/>
-                <w:rtl/>
+                <w:noProof/>
+                <w:webHidden/>
               </w:rPr>
               <w:fldChar w:fldCharType="begin"/>
             </w:r>
@@ -2766,22 +2630,18 @@
                 <w:noProof/>
                 <w:webHidden/>
               </w:rPr>
-              <w:instrText xml:space="preserve"> PAGEREF _Toc228822436 \h </w:instrText>
-            </w:r>
-            <w:r>
-              <w:rPr>
-                <w:rStyle w:val="Hyperlink"/>
-                <w:rFonts w:eastAsiaTheme="majorEastAsia"/>
-                <w:noProof/>
-                <w:rtl/>
-              </w:rPr>
-            </w:r>
-            <w:r>
-              <w:rPr>
-                <w:rStyle w:val="Hyperlink"/>
-                <w:rFonts w:eastAsiaTheme="majorEastAsia"/>
-                <w:noProof/>
-                <w:rtl/>
+              <w:instrText xml:space="preserve"> PAGEREF _Toc228823652 \h </w:instrText>
+            </w:r>
+            <w:r>
+              <w:rPr>
+                <w:noProof/>
+                <w:webHidden/>
+              </w:rPr>
+            </w:r>
+            <w:r>
+              <w:rPr>
+                <w:noProof/>
+                <w:webHidden/>
               </w:rPr>
               <w:fldChar w:fldCharType="separate"/>
             </w:r>
@@ -2790,14 +2650,12 @@
                 <w:noProof/>
                 <w:webHidden/>
               </w:rPr>
-              <w:t>1</w:t>
-            </w:r>
-            <w:r>
-              <w:rPr>
-                <w:rStyle w:val="Hyperlink"/>
-                <w:rFonts w:eastAsiaTheme="majorEastAsia"/>
-                <w:noProof/>
-                <w:rtl/>
+              <w:t>5</w:t>
+            </w:r>
+            <w:r>
+              <w:rPr>
+                <w:noProof/>
+                <w:webHidden/>
               </w:rPr>
               <w:fldChar w:fldCharType="end"/>
             </w:r>
@@ -2817,7 +2675,7 @@
               <w14:ligatures w14:val="standardContextual"/>
             </w:rPr>
           </w:pPr>
-          <w:hyperlink w:anchor="_Toc228822437" w:history="1">
+          <w:hyperlink w:anchor="_Toc228823653" w:history="1">
             <w:r>
               <w:rPr>
                 <w:rStyle w:val="Hyperlink"/>
@@ -2834,10 +2692,8 @@
             </w:r>
             <w:r>
               <w:rPr>
-                <w:rStyle w:val="Hyperlink"/>
-                <w:rFonts w:eastAsiaTheme="majorEastAsia"/>
-                <w:noProof/>
-                <w:rtl/>
+                <w:noProof/>
+                <w:webHidden/>
               </w:rPr>
               <w:fldChar w:fldCharType="begin"/>
             </w:r>
@@ -2846,22 +2702,18 @@
                 <w:noProof/>
                 <w:webHidden/>
               </w:rPr>
-              <w:instrText xml:space="preserve"> PAGEREF _Toc228822437 \h </w:instrText>
-            </w:r>
-            <w:r>
-              <w:rPr>
-                <w:rStyle w:val="Hyperlink"/>
-                <w:rFonts w:eastAsiaTheme="majorEastAsia"/>
-                <w:noProof/>
-                <w:rtl/>
-              </w:rPr>
-            </w:r>
-            <w:r>
-              <w:rPr>
-                <w:rStyle w:val="Hyperlink"/>
-                <w:rFonts w:eastAsiaTheme="majorEastAsia"/>
-                <w:noProof/>
-                <w:rtl/>
+              <w:instrText xml:space="preserve"> PAGEREF _Toc228823653 \h </w:instrText>
+            </w:r>
+            <w:r>
+              <w:rPr>
+                <w:noProof/>
+                <w:webHidden/>
+              </w:rPr>
+            </w:r>
+            <w:r>
+              <w:rPr>
+                <w:noProof/>
+                <w:webHidden/>
               </w:rPr>
               <w:fldChar w:fldCharType="separate"/>
             </w:r>
@@ -2870,14 +2722,12 @@
                 <w:noProof/>
                 <w:webHidden/>
               </w:rPr>
-              <w:t>1</w:t>
-            </w:r>
-            <w:r>
-              <w:rPr>
-                <w:rStyle w:val="Hyperlink"/>
-                <w:rFonts w:eastAsiaTheme="majorEastAsia"/>
-                <w:noProof/>
-                <w:rtl/>
+              <w:t>5</w:t>
+            </w:r>
+            <w:r>
+              <w:rPr>
+                <w:noProof/>
+                <w:webHidden/>
               </w:rPr>
               <w:fldChar w:fldCharType="end"/>
             </w:r>
@@ -2897,7 +2747,7 @@
               <w14:ligatures w14:val="standardContextual"/>
             </w:rPr>
           </w:pPr>
-          <w:hyperlink w:anchor="_Toc228822438" w:history="1">
+          <w:hyperlink w:anchor="_Toc228823654" w:history="1">
             <w:r>
               <w:rPr>
                 <w:rStyle w:val="Hyperlink"/>
@@ -2914,10 +2764,8 @@
             </w:r>
             <w:r>
               <w:rPr>
-                <w:rStyle w:val="Hyperlink"/>
-                <w:rFonts w:eastAsiaTheme="majorEastAsia"/>
-                <w:noProof/>
-                <w:rtl/>
+                <w:noProof/>
+                <w:webHidden/>
               </w:rPr>
               <w:fldChar w:fldCharType="begin"/>
             </w:r>
@@ -2926,22 +2774,18 @@
                 <w:noProof/>
                 <w:webHidden/>
               </w:rPr>
-              <w:instrText xml:space="preserve"> PAGEREF _Toc228822438 \h </w:instrText>
-            </w:r>
-            <w:r>
-              <w:rPr>
-                <w:rStyle w:val="Hyperlink"/>
-                <w:rFonts w:eastAsiaTheme="majorEastAsia"/>
-                <w:noProof/>
-                <w:rtl/>
-              </w:rPr>
-            </w:r>
-            <w:r>
-              <w:rPr>
-                <w:rStyle w:val="Hyperlink"/>
-                <w:rFonts w:eastAsiaTheme="majorEastAsia"/>
-                <w:noProof/>
-                <w:rtl/>
+              <w:instrText xml:space="preserve"> PAGEREF _Toc228823654 \h </w:instrText>
+            </w:r>
+            <w:r>
+              <w:rPr>
+                <w:noProof/>
+                <w:webHidden/>
+              </w:rPr>
+            </w:r>
+            <w:r>
+              <w:rPr>
+                <w:noProof/>
+                <w:webHidden/>
               </w:rPr>
               <w:fldChar w:fldCharType="separate"/>
             </w:r>
@@ -2950,14 +2794,12 @@
                 <w:noProof/>
                 <w:webHidden/>
               </w:rPr>
-              <w:t>1</w:t>
-            </w:r>
-            <w:r>
-              <w:rPr>
-                <w:rStyle w:val="Hyperlink"/>
-                <w:rFonts w:eastAsiaTheme="majorEastAsia"/>
-                <w:noProof/>
-                <w:rtl/>
+              <w:t>5</w:t>
+            </w:r>
+            <w:r>
+              <w:rPr>
+                <w:noProof/>
+                <w:webHidden/>
               </w:rPr>
               <w:fldChar w:fldCharType="end"/>
             </w:r>
@@ -2977,7 +2819,7 @@
               <w14:ligatures w14:val="standardContextual"/>
             </w:rPr>
           </w:pPr>
-          <w:hyperlink w:anchor="_Toc228822439" w:history="1">
+          <w:hyperlink w:anchor="_Toc228823655" w:history="1">
             <w:r>
               <w:rPr>
                 <w:rStyle w:val="Hyperlink"/>
@@ -2994,10 +2836,8 @@
             </w:r>
             <w:r>
               <w:rPr>
-                <w:rStyle w:val="Hyperlink"/>
-                <w:rFonts w:eastAsiaTheme="majorEastAsia"/>
-                <w:noProof/>
-                <w:rtl/>
+                <w:noProof/>
+                <w:webHidden/>
               </w:rPr>
               <w:fldChar w:fldCharType="begin"/>
             </w:r>
@@ -3006,22 +2846,18 @@
                 <w:noProof/>
                 <w:webHidden/>
               </w:rPr>
-              <w:instrText xml:space="preserve"> PAGEREF _Toc228822439 \h </w:instrText>
-            </w:r>
-            <w:r>
-              <w:rPr>
-                <w:rStyle w:val="Hyperlink"/>
-                <w:rFonts w:eastAsiaTheme="majorEastAsia"/>
-                <w:noProof/>
-                <w:rtl/>
-              </w:rPr>
-            </w:r>
-            <w:r>
-              <w:rPr>
-                <w:rStyle w:val="Hyperlink"/>
-                <w:rFonts w:eastAsiaTheme="majorEastAsia"/>
-                <w:noProof/>
-                <w:rtl/>
+              <w:instrText xml:space="preserve"> PAGEREF _Toc228823655 \h </w:instrText>
+            </w:r>
+            <w:r>
+              <w:rPr>
+                <w:noProof/>
+                <w:webHidden/>
+              </w:rPr>
+            </w:r>
+            <w:r>
+              <w:rPr>
+                <w:noProof/>
+                <w:webHidden/>
               </w:rPr>
               <w:fldChar w:fldCharType="separate"/>
             </w:r>
@@ -3030,14 +2866,12 @@
                 <w:noProof/>
                 <w:webHidden/>
               </w:rPr>
-              <w:t>2</w:t>
-            </w:r>
-            <w:r>
-              <w:rPr>
-                <w:rStyle w:val="Hyperlink"/>
-                <w:rFonts w:eastAsiaTheme="majorEastAsia"/>
-                <w:noProof/>
-                <w:rtl/>
+              <w:t>6</w:t>
+            </w:r>
+            <w:r>
+              <w:rPr>
+                <w:noProof/>
+                <w:webHidden/>
               </w:rPr>
               <w:fldChar w:fldCharType="end"/>
             </w:r>
@@ -3057,7 +2891,7 @@
               <w14:ligatures w14:val="standardContextual"/>
             </w:rPr>
           </w:pPr>
-          <w:hyperlink w:anchor="_Toc228822440" w:history="1">
+          <w:hyperlink w:anchor="_Toc228823656" w:history="1">
             <w:r>
               <w:rPr>
                 <w:rStyle w:val="Hyperlink"/>
@@ -3074,10 +2908,8 @@
             </w:r>
             <w:r>
               <w:rPr>
-                <w:rStyle w:val="Hyperlink"/>
-                <w:rFonts w:eastAsiaTheme="majorEastAsia"/>
-                <w:noProof/>
-                <w:rtl/>
+                <w:noProof/>
+                <w:webHidden/>
               </w:rPr>
               <w:fldChar w:fldCharType="begin"/>
             </w:r>
@@ -3086,22 +2918,18 @@
                 <w:noProof/>
                 <w:webHidden/>
               </w:rPr>
-              <w:instrText xml:space="preserve"> PAGEREF _Toc228822440 \h </w:instrText>
-            </w:r>
-            <w:r>
-              <w:rPr>
-                <w:rStyle w:val="Hyperlink"/>
-                <w:rFonts w:eastAsiaTheme="majorEastAsia"/>
-                <w:noProof/>
-                <w:rtl/>
-              </w:rPr>
-            </w:r>
-            <w:r>
-              <w:rPr>
-                <w:rStyle w:val="Hyperlink"/>
-                <w:rFonts w:eastAsiaTheme="majorEastAsia"/>
-                <w:noProof/>
-                <w:rtl/>
+              <w:instrText xml:space="preserve"> PAGEREF _Toc228823656 \h </w:instrText>
+            </w:r>
+            <w:r>
+              <w:rPr>
+                <w:noProof/>
+                <w:webHidden/>
+              </w:rPr>
+            </w:r>
+            <w:r>
+              <w:rPr>
+                <w:noProof/>
+                <w:webHidden/>
               </w:rPr>
               <w:fldChar w:fldCharType="separate"/>
             </w:r>
@@ -3110,14 +2938,12 @@
                 <w:noProof/>
                 <w:webHidden/>
               </w:rPr>
-              <w:t>2</w:t>
-            </w:r>
-            <w:r>
-              <w:rPr>
-                <w:rStyle w:val="Hyperlink"/>
-                <w:rFonts w:eastAsiaTheme="majorEastAsia"/>
-                <w:noProof/>
-                <w:rtl/>
+              <w:t>6</w:t>
+            </w:r>
+            <w:r>
+              <w:rPr>
+                <w:noProof/>
+                <w:webHidden/>
               </w:rPr>
               <w:fldChar w:fldCharType="end"/>
             </w:r>
@@ -3137,7 +2963,7 @@
               <w14:ligatures w14:val="standardContextual"/>
             </w:rPr>
           </w:pPr>
-          <w:hyperlink w:anchor="_Toc228822441" w:history="1">
+          <w:hyperlink w:anchor="_Toc228823657" w:history="1">
             <w:r>
               <w:rPr>
                 <w:rStyle w:val="Hyperlink"/>
@@ -3154,10 +2980,8 @@
             </w:r>
             <w:r>
               <w:rPr>
-                <w:rStyle w:val="Hyperlink"/>
-                <w:rFonts w:eastAsiaTheme="majorEastAsia"/>
-                <w:noProof/>
-                <w:rtl/>
+                <w:noProof/>
+                <w:webHidden/>
               </w:rPr>
               <w:fldChar w:fldCharType="begin"/>
             </w:r>
@@ -3166,22 +2990,18 @@
                 <w:noProof/>
                 <w:webHidden/>
               </w:rPr>
-              <w:instrText xml:space="preserve"> PAGEREF _Toc228822441 \h </w:instrText>
-            </w:r>
-            <w:r>
-              <w:rPr>
-                <w:rStyle w:val="Hyperlink"/>
-                <w:rFonts w:eastAsiaTheme="majorEastAsia"/>
-                <w:noProof/>
-                <w:rtl/>
-              </w:rPr>
-            </w:r>
-            <w:r>
-              <w:rPr>
-                <w:rStyle w:val="Hyperlink"/>
-                <w:rFonts w:eastAsiaTheme="majorEastAsia"/>
-                <w:noProof/>
-                <w:rtl/>
+              <w:instrText xml:space="preserve"> PAGEREF _Toc228823657 \h </w:instrText>
+            </w:r>
+            <w:r>
+              <w:rPr>
+                <w:noProof/>
+                <w:webHidden/>
+              </w:rPr>
+            </w:r>
+            <w:r>
+              <w:rPr>
+                <w:noProof/>
+                <w:webHidden/>
               </w:rPr>
               <w:fldChar w:fldCharType="separate"/>
             </w:r>
@@ -3190,14 +3010,12 @@
                 <w:noProof/>
                 <w:webHidden/>
               </w:rPr>
-              <w:t>2</w:t>
-            </w:r>
-            <w:r>
-              <w:rPr>
-                <w:rStyle w:val="Hyperlink"/>
-                <w:rFonts w:eastAsiaTheme="majorEastAsia"/>
-                <w:noProof/>
-                <w:rtl/>
+              <w:t>6</w:t>
+            </w:r>
+            <w:r>
+              <w:rPr>
+                <w:noProof/>
+                <w:webHidden/>
               </w:rPr>
               <w:fldChar w:fldCharType="end"/>
             </w:r>
@@ -3217,7 +3035,7 @@
               <w14:ligatures w14:val="standardContextual"/>
             </w:rPr>
           </w:pPr>
-          <w:hyperlink w:anchor="_Toc228822442" w:history="1">
+          <w:hyperlink w:anchor="_Toc228823658" w:history="1">
             <w:r>
               <w:rPr>
                 <w:rStyle w:val="Hyperlink"/>
@@ -3234,10 +3052,8 @@
             </w:r>
             <w:r>
               <w:rPr>
-                <w:rStyle w:val="Hyperlink"/>
-                <w:rFonts w:eastAsiaTheme="majorEastAsia"/>
-                <w:noProof/>
-                <w:rtl/>
+                <w:noProof/>
+                <w:webHidden/>
               </w:rPr>
               <w:fldChar w:fldCharType="begin"/>
             </w:r>
@@ -3246,22 +3062,18 @@
                 <w:noProof/>
                 <w:webHidden/>
               </w:rPr>
-              <w:instrText xml:space="preserve"> PAGEREF _Toc228822442 \h </w:instrText>
-            </w:r>
-            <w:r>
-              <w:rPr>
-                <w:rStyle w:val="Hyperlink"/>
-                <w:rFonts w:eastAsiaTheme="majorEastAsia"/>
-                <w:noProof/>
-                <w:rtl/>
-              </w:rPr>
-            </w:r>
-            <w:r>
-              <w:rPr>
-                <w:rStyle w:val="Hyperlink"/>
-                <w:rFonts w:eastAsiaTheme="majorEastAsia"/>
-                <w:noProof/>
-                <w:rtl/>
+              <w:instrText xml:space="preserve"> PAGEREF _Toc228823658 \h </w:instrText>
+            </w:r>
+            <w:r>
+              <w:rPr>
+                <w:noProof/>
+                <w:webHidden/>
+              </w:rPr>
+            </w:r>
+            <w:r>
+              <w:rPr>
+                <w:noProof/>
+                <w:webHidden/>
               </w:rPr>
               <w:fldChar w:fldCharType="separate"/>
             </w:r>
@@ -3270,14 +3082,12 @@
                 <w:noProof/>
                 <w:webHidden/>
               </w:rPr>
-              <w:t>3</w:t>
-            </w:r>
-            <w:r>
-              <w:rPr>
-                <w:rStyle w:val="Hyperlink"/>
-                <w:rFonts w:eastAsiaTheme="majorEastAsia"/>
-                <w:noProof/>
-                <w:rtl/>
+              <w:t>7</w:t>
+            </w:r>
+            <w:r>
+              <w:rPr>
+                <w:noProof/>
+                <w:webHidden/>
               </w:rPr>
               <w:fldChar w:fldCharType="end"/>
             </w:r>
@@ -3297,7 +3107,7 @@
               <w14:ligatures w14:val="standardContextual"/>
             </w:rPr>
           </w:pPr>
-          <w:hyperlink w:anchor="_Toc228822443" w:history="1">
+          <w:hyperlink w:anchor="_Toc228823659" w:history="1">
             <w:r>
               <w:rPr>
                 <w:rStyle w:val="Hyperlink"/>
@@ -3314,10 +3124,8 @@
             </w:r>
             <w:r>
               <w:rPr>
-                <w:rStyle w:val="Hyperlink"/>
-                <w:rFonts w:eastAsiaTheme="majorEastAsia"/>
-                <w:noProof/>
-                <w:rtl/>
+                <w:noProof/>
+                <w:webHidden/>
               </w:rPr>
               <w:fldChar w:fldCharType="begin"/>
             </w:r>
@@ -3326,22 +3134,18 @@
                 <w:noProof/>
                 <w:webHidden/>
               </w:rPr>
-              <w:instrText xml:space="preserve"> PAGEREF _Toc228822443 \h </w:instrText>
-            </w:r>
-            <w:r>
-              <w:rPr>
-                <w:rStyle w:val="Hyperlink"/>
-                <w:rFonts w:eastAsiaTheme="majorEastAsia"/>
-                <w:noProof/>
-                <w:rtl/>
-              </w:rPr>
-            </w:r>
-            <w:r>
-              <w:rPr>
-                <w:rStyle w:val="Hyperlink"/>
-                <w:rFonts w:eastAsiaTheme="majorEastAsia"/>
-                <w:noProof/>
-                <w:rtl/>
+              <w:instrText xml:space="preserve"> PAGEREF _Toc228823659 \h </w:instrText>
+            </w:r>
+            <w:r>
+              <w:rPr>
+                <w:noProof/>
+                <w:webHidden/>
+              </w:rPr>
+            </w:r>
+            <w:r>
+              <w:rPr>
+                <w:noProof/>
+                <w:webHidden/>
               </w:rPr>
               <w:fldChar w:fldCharType="separate"/>
             </w:r>
@@ -3350,14 +3154,12 @@
                 <w:noProof/>
                 <w:webHidden/>
               </w:rPr>
-              <w:t>3</w:t>
-            </w:r>
-            <w:r>
-              <w:rPr>
-                <w:rStyle w:val="Hyperlink"/>
-                <w:rFonts w:eastAsiaTheme="majorEastAsia"/>
-                <w:noProof/>
-                <w:rtl/>
+              <w:t>7</w:t>
+            </w:r>
+            <w:r>
+              <w:rPr>
+                <w:noProof/>
+                <w:webHidden/>
               </w:rPr>
               <w:fldChar w:fldCharType="end"/>
             </w:r>
@@ -3377,7 +3179,7 @@
               <w14:ligatures w14:val="standardContextual"/>
             </w:rPr>
           </w:pPr>
-          <w:hyperlink w:anchor="_Toc228822444" w:history="1">
+          <w:hyperlink w:anchor="_Toc228823660" w:history="1">
             <w:r>
               <w:rPr>
                 <w:rStyle w:val="Hyperlink"/>
@@ -3394,10 +3196,8 @@
             </w:r>
             <w:r>
               <w:rPr>
-                <w:rStyle w:val="Hyperlink"/>
-                <w:rFonts w:eastAsiaTheme="majorEastAsia"/>
-                <w:noProof/>
-                <w:rtl/>
+                <w:noProof/>
+                <w:webHidden/>
               </w:rPr>
               <w:fldChar w:fldCharType="begin"/>
             </w:r>
@@ -3406,22 +3206,18 @@
                 <w:noProof/>
                 <w:webHidden/>
               </w:rPr>
-              <w:instrText xml:space="preserve"> PAGEREF _Toc228822444 \h </w:instrText>
-            </w:r>
-            <w:r>
-              <w:rPr>
-                <w:rStyle w:val="Hyperlink"/>
-                <w:rFonts w:eastAsiaTheme="majorEastAsia"/>
-                <w:noProof/>
-                <w:rtl/>
-              </w:rPr>
-            </w:r>
-            <w:r>
-              <w:rPr>
-                <w:rStyle w:val="Hyperlink"/>
-                <w:rFonts w:eastAsiaTheme="majorEastAsia"/>
-                <w:noProof/>
-                <w:rtl/>
+              <w:instrText xml:space="preserve"> PAGEREF _Toc228823660 \h </w:instrText>
+            </w:r>
+            <w:r>
+              <w:rPr>
+                <w:noProof/>
+                <w:webHidden/>
+              </w:rPr>
+            </w:r>
+            <w:r>
+              <w:rPr>
+                <w:noProof/>
+                <w:webHidden/>
               </w:rPr>
               <w:fldChar w:fldCharType="separate"/>
             </w:r>
@@ -3430,14 +3226,12 @@
                 <w:noProof/>
                 <w:webHidden/>
               </w:rPr>
-              <w:t>3</w:t>
-            </w:r>
-            <w:r>
-              <w:rPr>
-                <w:rStyle w:val="Hyperlink"/>
-                <w:rFonts w:eastAsiaTheme="majorEastAsia"/>
-                <w:noProof/>
-                <w:rtl/>
+              <w:t>7</w:t>
+            </w:r>
+            <w:r>
+              <w:rPr>
+                <w:noProof/>
+                <w:webHidden/>
               </w:rPr>
               <w:fldChar w:fldCharType="end"/>
             </w:r>
@@ -3457,7 +3251,7 @@
               <w14:ligatures w14:val="standardContextual"/>
             </w:rPr>
           </w:pPr>
-          <w:hyperlink w:anchor="_Toc228822445" w:history="1">
+          <w:hyperlink w:anchor="_Toc228823661" w:history="1">
             <w:r>
               <w:rPr>
                 <w:rStyle w:val="Hyperlink"/>
@@ -3474,10 +3268,8 @@
             </w:r>
             <w:r>
               <w:rPr>
-                <w:rStyle w:val="Hyperlink"/>
-                <w:rFonts w:eastAsiaTheme="majorEastAsia"/>
-                <w:noProof/>
-                <w:rtl/>
+                <w:noProof/>
+                <w:webHidden/>
               </w:rPr>
               <w:fldChar w:fldCharType="begin"/>
             </w:r>
@@ -3486,22 +3278,18 @@
                 <w:noProof/>
                 <w:webHidden/>
               </w:rPr>
-              <w:instrText xml:space="preserve"> PAGEREF _Toc228822445 \h </w:instrText>
-            </w:r>
-            <w:r>
-              <w:rPr>
-                <w:rStyle w:val="Hyperlink"/>
-                <w:rFonts w:eastAsiaTheme="majorEastAsia"/>
-                <w:noProof/>
-                <w:rtl/>
-              </w:rPr>
-            </w:r>
-            <w:r>
-              <w:rPr>
-                <w:rStyle w:val="Hyperlink"/>
-                <w:rFonts w:eastAsiaTheme="majorEastAsia"/>
-                <w:noProof/>
-                <w:rtl/>
+              <w:instrText xml:space="preserve"> PAGEREF _Toc228823661 \h </w:instrText>
+            </w:r>
+            <w:r>
+              <w:rPr>
+                <w:noProof/>
+                <w:webHidden/>
+              </w:rPr>
+            </w:r>
+            <w:r>
+              <w:rPr>
+                <w:noProof/>
+                <w:webHidden/>
               </w:rPr>
               <w:fldChar w:fldCharType="separate"/>
             </w:r>
@@ -3510,14 +3298,12 @@
                 <w:noProof/>
                 <w:webHidden/>
               </w:rPr>
-              <w:t>1</w:t>
-            </w:r>
-            <w:r>
-              <w:rPr>
-                <w:rStyle w:val="Hyperlink"/>
-                <w:rFonts w:eastAsiaTheme="majorEastAsia"/>
-                <w:noProof/>
-                <w:rtl/>
+              <w:t>9</w:t>
+            </w:r>
+            <w:r>
+              <w:rPr>
+                <w:noProof/>
+                <w:webHidden/>
               </w:rPr>
               <w:fldChar w:fldCharType="end"/>
             </w:r>
@@ -3537,7 +3323,7 @@
               <w14:ligatures w14:val="standardContextual"/>
             </w:rPr>
           </w:pPr>
-          <w:hyperlink w:anchor="_Toc228822446" w:history="1">
+          <w:hyperlink w:anchor="_Toc228823662" w:history="1">
             <w:r>
               <w:rPr>
                 <w:rStyle w:val="Hyperlink"/>
@@ -3554,10 +3340,8 @@
             </w:r>
             <w:r>
               <w:rPr>
-                <w:rStyle w:val="Hyperlink"/>
-                <w:rFonts w:eastAsiaTheme="majorEastAsia"/>
-                <w:noProof/>
-                <w:rtl/>
+                <w:noProof/>
+                <w:webHidden/>
               </w:rPr>
               <w:fldChar w:fldCharType="begin"/>
             </w:r>
@@ -3566,22 +3350,18 @@
                 <w:noProof/>
                 <w:webHidden/>
               </w:rPr>
-              <w:instrText xml:space="preserve"> PAGEREF _Toc228822446 \h </w:instrText>
-            </w:r>
-            <w:r>
-              <w:rPr>
-                <w:rStyle w:val="Hyperlink"/>
-                <w:rFonts w:eastAsiaTheme="majorEastAsia"/>
-                <w:noProof/>
-                <w:rtl/>
-              </w:rPr>
-            </w:r>
-            <w:r>
-              <w:rPr>
-                <w:rStyle w:val="Hyperlink"/>
-                <w:rFonts w:eastAsiaTheme="majorEastAsia"/>
-                <w:noProof/>
-                <w:rtl/>
+              <w:instrText xml:space="preserve"> PAGEREF _Toc228823662 \h </w:instrText>
+            </w:r>
+            <w:r>
+              <w:rPr>
+                <w:noProof/>
+                <w:webHidden/>
+              </w:rPr>
+            </w:r>
+            <w:r>
+              <w:rPr>
+                <w:noProof/>
+                <w:webHidden/>
               </w:rPr>
               <w:fldChar w:fldCharType="separate"/>
             </w:r>
@@ -3590,14 +3370,12 @@
                 <w:noProof/>
                 <w:webHidden/>
               </w:rPr>
-              <w:t>1</w:t>
-            </w:r>
-            <w:r>
-              <w:rPr>
-                <w:rStyle w:val="Hyperlink"/>
-                <w:rFonts w:eastAsiaTheme="majorEastAsia"/>
-                <w:noProof/>
-                <w:rtl/>
+              <w:t>9</w:t>
+            </w:r>
+            <w:r>
+              <w:rPr>
+                <w:noProof/>
+                <w:webHidden/>
               </w:rPr>
               <w:fldChar w:fldCharType="end"/>
             </w:r>
@@ -3617,7 +3395,7 @@
               <w14:ligatures w14:val="standardContextual"/>
             </w:rPr>
           </w:pPr>
-          <w:hyperlink w:anchor="_Toc228822447" w:history="1">
+          <w:hyperlink w:anchor="_Toc228823663" w:history="1">
             <w:r>
               <w:rPr>
                 <w:rStyle w:val="Hyperlink"/>
@@ -3634,10 +3412,8 @@
             </w:r>
             <w:r>
               <w:rPr>
-                <w:rStyle w:val="Hyperlink"/>
-                <w:rFonts w:eastAsiaTheme="majorEastAsia"/>
-                <w:noProof/>
-                <w:rtl/>
+                <w:noProof/>
+                <w:webHidden/>
               </w:rPr>
               <w:fldChar w:fldCharType="begin"/>
             </w:r>
@@ -3646,22 +3422,18 @@
                 <w:noProof/>
                 <w:webHidden/>
               </w:rPr>
-              <w:instrText xml:space="preserve"> PAGEREF _Toc228822447 \h </w:instrText>
-            </w:r>
-            <w:r>
-              <w:rPr>
-                <w:rStyle w:val="Hyperlink"/>
-                <w:rFonts w:eastAsiaTheme="majorEastAsia"/>
-                <w:noProof/>
-                <w:rtl/>
-              </w:rPr>
-            </w:r>
-            <w:r>
-              <w:rPr>
-                <w:rStyle w:val="Hyperlink"/>
-                <w:rFonts w:eastAsiaTheme="majorEastAsia"/>
-                <w:noProof/>
-                <w:rtl/>
+              <w:instrText xml:space="preserve"> PAGEREF _Toc228823663 \h </w:instrText>
+            </w:r>
+            <w:r>
+              <w:rPr>
+                <w:noProof/>
+                <w:webHidden/>
+              </w:rPr>
+            </w:r>
+            <w:r>
+              <w:rPr>
+                <w:noProof/>
+                <w:webHidden/>
               </w:rPr>
               <w:fldChar w:fldCharType="separate"/>
             </w:r>
@@ -3670,14 +3442,12 @@
                 <w:noProof/>
                 <w:webHidden/>
               </w:rPr>
-              <w:t>1</w:t>
-            </w:r>
-            <w:r>
-              <w:rPr>
-                <w:rStyle w:val="Hyperlink"/>
-                <w:rFonts w:eastAsiaTheme="majorEastAsia"/>
-                <w:noProof/>
-                <w:rtl/>
+              <w:t>9</w:t>
+            </w:r>
+            <w:r>
+              <w:rPr>
+                <w:noProof/>
+                <w:webHidden/>
               </w:rPr>
               <w:fldChar w:fldCharType="end"/>
             </w:r>
@@ -3697,7 +3467,7 @@
               <w14:ligatures w14:val="standardContextual"/>
             </w:rPr>
           </w:pPr>
-          <w:hyperlink w:anchor="_Toc228822448" w:history="1">
+          <w:hyperlink w:anchor="_Toc228823664" w:history="1">
             <w:r>
               <w:rPr>
                 <w:rStyle w:val="Hyperlink"/>
@@ -3714,10 +3484,8 @@
             </w:r>
             <w:r>
               <w:rPr>
-                <w:rStyle w:val="Hyperlink"/>
-                <w:rFonts w:eastAsiaTheme="majorEastAsia"/>
-                <w:noProof/>
-                <w:rtl/>
+                <w:noProof/>
+                <w:webHidden/>
               </w:rPr>
               <w:fldChar w:fldCharType="begin"/>
             </w:r>
@@ -3726,22 +3494,18 @@
                 <w:noProof/>
                 <w:webHidden/>
               </w:rPr>
-              <w:instrText xml:space="preserve"> PAGEREF _Toc228822448 \h </w:instrText>
-            </w:r>
-            <w:r>
-              <w:rPr>
-                <w:rStyle w:val="Hyperlink"/>
-                <w:rFonts w:eastAsiaTheme="majorEastAsia"/>
-                <w:noProof/>
-                <w:rtl/>
-              </w:rPr>
-            </w:r>
-            <w:r>
-              <w:rPr>
-                <w:rStyle w:val="Hyperlink"/>
-                <w:rFonts w:eastAsiaTheme="majorEastAsia"/>
-                <w:noProof/>
-                <w:rtl/>
+              <w:instrText xml:space="preserve"> PAGEREF _Toc228823664 \h </w:instrText>
+            </w:r>
+            <w:r>
+              <w:rPr>
+                <w:noProof/>
+                <w:webHidden/>
+              </w:rPr>
+            </w:r>
+            <w:r>
+              <w:rPr>
+                <w:noProof/>
+                <w:webHidden/>
               </w:rPr>
               <w:fldChar w:fldCharType="separate"/>
             </w:r>
@@ -3750,14 +3514,12 @@
                 <w:noProof/>
                 <w:webHidden/>
               </w:rPr>
-              <w:t>1</w:t>
-            </w:r>
-            <w:r>
-              <w:rPr>
-                <w:rStyle w:val="Hyperlink"/>
-                <w:rFonts w:eastAsiaTheme="majorEastAsia"/>
-                <w:noProof/>
-                <w:rtl/>
+              <w:t>9</w:t>
+            </w:r>
+            <w:r>
+              <w:rPr>
+                <w:noProof/>
+                <w:webHidden/>
               </w:rPr>
               <w:fldChar w:fldCharType="end"/>
             </w:r>
@@ -3777,7 +3539,7 @@
               <w14:ligatures w14:val="standardContextual"/>
             </w:rPr>
           </w:pPr>
-          <w:hyperlink w:anchor="_Toc228822449" w:history="1">
+          <w:hyperlink w:anchor="_Toc228823665" w:history="1">
             <w:r>
               <w:rPr>
                 <w:rStyle w:val="Hyperlink"/>
@@ -3794,10 +3556,8 @@
             </w:r>
             <w:r>
               <w:rPr>
-                <w:rStyle w:val="Hyperlink"/>
-                <w:rFonts w:eastAsiaTheme="majorEastAsia"/>
-                <w:noProof/>
-                <w:rtl/>
+                <w:noProof/>
+                <w:webHidden/>
               </w:rPr>
               <w:fldChar w:fldCharType="begin"/>
             </w:r>
@@ -3806,22 +3566,18 @@
                 <w:noProof/>
                 <w:webHidden/>
               </w:rPr>
-              <w:instrText xml:space="preserve"> PAGEREF _Toc228822449 \h </w:instrText>
-            </w:r>
-            <w:r>
-              <w:rPr>
-                <w:rStyle w:val="Hyperlink"/>
-                <w:rFonts w:eastAsiaTheme="majorEastAsia"/>
-                <w:noProof/>
-                <w:rtl/>
-              </w:rPr>
-            </w:r>
-            <w:r>
-              <w:rPr>
-                <w:rStyle w:val="Hyperlink"/>
-                <w:rFonts w:eastAsiaTheme="majorEastAsia"/>
-                <w:noProof/>
-                <w:rtl/>
+              <w:instrText xml:space="preserve"> PAGEREF _Toc228823665 \h </w:instrText>
+            </w:r>
+            <w:r>
+              <w:rPr>
+                <w:noProof/>
+                <w:webHidden/>
+              </w:rPr>
+            </w:r>
+            <w:r>
+              <w:rPr>
+                <w:noProof/>
+                <w:webHidden/>
               </w:rPr>
               <w:fldChar w:fldCharType="separate"/>
             </w:r>
@@ -3830,14 +3586,12 @@
                 <w:noProof/>
                 <w:webHidden/>
               </w:rPr>
-              <w:t>1</w:t>
-            </w:r>
-            <w:r>
-              <w:rPr>
-                <w:rStyle w:val="Hyperlink"/>
-                <w:rFonts w:eastAsiaTheme="majorEastAsia"/>
-                <w:noProof/>
-                <w:rtl/>
+              <w:t>9</w:t>
+            </w:r>
+            <w:r>
+              <w:rPr>
+                <w:noProof/>
+                <w:webHidden/>
               </w:rPr>
               <w:fldChar w:fldCharType="end"/>
             </w:r>
@@ -3857,7 +3611,7 @@
               <w14:ligatures w14:val="standardContextual"/>
             </w:rPr>
           </w:pPr>
-          <w:hyperlink w:anchor="_Toc228822450" w:history="1">
+          <w:hyperlink w:anchor="_Toc228823666" w:history="1">
             <w:r>
               <w:rPr>
                 <w:rStyle w:val="Hyperlink"/>
@@ -3874,10 +3628,8 @@
             </w:r>
             <w:r>
               <w:rPr>
-                <w:rStyle w:val="Hyperlink"/>
-                <w:rFonts w:eastAsiaTheme="majorEastAsia"/>
-                <w:noProof/>
-                <w:rtl/>
+                <w:noProof/>
+                <w:webHidden/>
               </w:rPr>
               <w:fldChar w:fldCharType="begin"/>
             </w:r>
@@ -3886,22 +3638,18 @@
                 <w:noProof/>
                 <w:webHidden/>
               </w:rPr>
-              <w:instrText xml:space="preserve"> PAGEREF _Toc228822450 \h </w:instrText>
-            </w:r>
-            <w:r>
-              <w:rPr>
-                <w:rStyle w:val="Hyperlink"/>
-                <w:rFonts w:eastAsiaTheme="majorEastAsia"/>
-                <w:noProof/>
-                <w:rtl/>
-              </w:rPr>
-            </w:r>
-            <w:r>
-              <w:rPr>
-                <w:rStyle w:val="Hyperlink"/>
-                <w:rFonts w:eastAsiaTheme="majorEastAsia"/>
-                <w:noProof/>
-                <w:rtl/>
+              <w:instrText xml:space="preserve"> PAGEREF _Toc228823666 \h </w:instrText>
+            </w:r>
+            <w:r>
+              <w:rPr>
+                <w:noProof/>
+                <w:webHidden/>
+              </w:rPr>
+            </w:r>
+            <w:r>
+              <w:rPr>
+                <w:noProof/>
+                <w:webHidden/>
               </w:rPr>
               <w:fldChar w:fldCharType="separate"/>
             </w:r>
@@ -3910,14 +3658,12 @@
                 <w:noProof/>
                 <w:webHidden/>
               </w:rPr>
-              <w:t>2</w:t>
-            </w:r>
-            <w:r>
-              <w:rPr>
-                <w:rStyle w:val="Hyperlink"/>
-                <w:rFonts w:eastAsiaTheme="majorEastAsia"/>
-                <w:noProof/>
-                <w:rtl/>
+              <w:t>10</w:t>
+            </w:r>
+            <w:r>
+              <w:rPr>
+                <w:noProof/>
+                <w:webHidden/>
               </w:rPr>
               <w:fldChar w:fldCharType="end"/>
             </w:r>
@@ -3937,7 +3683,7 @@
               <w14:ligatures w14:val="standardContextual"/>
             </w:rPr>
           </w:pPr>
-          <w:hyperlink w:anchor="_Toc228822451" w:history="1">
+          <w:hyperlink w:anchor="_Toc228823667" w:history="1">
             <w:r>
               <w:rPr>
                 <w:rStyle w:val="Hyperlink"/>
@@ -3954,10 +3700,8 @@
             </w:r>
             <w:r>
               <w:rPr>
-                <w:rStyle w:val="Hyperlink"/>
-                <w:rFonts w:eastAsiaTheme="majorEastAsia"/>
-                <w:noProof/>
-                <w:rtl/>
+                <w:noProof/>
+                <w:webHidden/>
               </w:rPr>
               <w:fldChar w:fldCharType="begin"/>
             </w:r>
@@ -3966,22 +3710,18 @@
                 <w:noProof/>
                 <w:webHidden/>
               </w:rPr>
-              <w:instrText xml:space="preserve"> PAGEREF _Toc228822451 \h </w:instrText>
-            </w:r>
-            <w:r>
-              <w:rPr>
-                <w:rStyle w:val="Hyperlink"/>
-                <w:rFonts w:eastAsiaTheme="majorEastAsia"/>
-                <w:noProof/>
-                <w:rtl/>
-              </w:rPr>
-            </w:r>
-            <w:r>
-              <w:rPr>
-                <w:rStyle w:val="Hyperlink"/>
-                <w:rFonts w:eastAsiaTheme="majorEastAsia"/>
-                <w:noProof/>
-                <w:rtl/>
+              <w:instrText xml:space="preserve"> PAGEREF _Toc228823667 \h </w:instrText>
+            </w:r>
+            <w:r>
+              <w:rPr>
+                <w:noProof/>
+                <w:webHidden/>
+              </w:rPr>
+            </w:r>
+            <w:r>
+              <w:rPr>
+                <w:noProof/>
+                <w:webHidden/>
               </w:rPr>
               <w:fldChar w:fldCharType="separate"/>
             </w:r>
@@ -3990,14 +3730,12 @@
                 <w:noProof/>
                 <w:webHidden/>
               </w:rPr>
-              <w:t>2</w:t>
-            </w:r>
-            <w:r>
-              <w:rPr>
-                <w:rStyle w:val="Hyperlink"/>
-                <w:rFonts w:eastAsiaTheme="majorEastAsia"/>
-                <w:noProof/>
-                <w:rtl/>
+              <w:t>10</w:t>
+            </w:r>
+            <w:r>
+              <w:rPr>
+                <w:noProof/>
+                <w:webHidden/>
               </w:rPr>
               <w:fldChar w:fldCharType="end"/>
             </w:r>
@@ -4017,7 +3755,7 @@
               <w14:ligatures w14:val="standardContextual"/>
             </w:rPr>
           </w:pPr>
-          <w:hyperlink w:anchor="_Toc228822452" w:history="1">
+          <w:hyperlink w:anchor="_Toc228823668" w:history="1">
             <w:r>
               <w:rPr>
                 <w:rStyle w:val="Hyperlink"/>
@@ -4034,10 +3772,8 @@
             </w:r>
             <w:r>
               <w:rPr>
-                <w:rStyle w:val="Hyperlink"/>
-                <w:rFonts w:eastAsiaTheme="majorEastAsia"/>
-                <w:noProof/>
-                <w:rtl/>
+                <w:noProof/>
+                <w:webHidden/>
               </w:rPr>
               <w:fldChar w:fldCharType="begin"/>
             </w:r>
@@ -4046,22 +3782,18 @@
                 <w:noProof/>
                 <w:webHidden/>
               </w:rPr>
-              <w:instrText xml:space="preserve"> PAGEREF _Toc228822452 \h </w:instrText>
-            </w:r>
-            <w:r>
-              <w:rPr>
-                <w:rStyle w:val="Hyperlink"/>
-                <w:rFonts w:eastAsiaTheme="majorEastAsia"/>
-                <w:noProof/>
-                <w:rtl/>
-              </w:rPr>
-            </w:r>
-            <w:r>
-              <w:rPr>
-                <w:rStyle w:val="Hyperlink"/>
-                <w:rFonts w:eastAsiaTheme="majorEastAsia"/>
-                <w:noProof/>
-                <w:rtl/>
+              <w:instrText xml:space="preserve"> PAGEREF _Toc228823668 \h </w:instrText>
+            </w:r>
+            <w:r>
+              <w:rPr>
+                <w:noProof/>
+                <w:webHidden/>
+              </w:rPr>
+            </w:r>
+            <w:r>
+              <w:rPr>
+                <w:noProof/>
+                <w:webHidden/>
               </w:rPr>
               <w:fldChar w:fldCharType="separate"/>
             </w:r>
@@ -4070,14 +3802,12 @@
                 <w:noProof/>
                 <w:webHidden/>
               </w:rPr>
-              <w:t>2</w:t>
-            </w:r>
-            <w:r>
-              <w:rPr>
-                <w:rStyle w:val="Hyperlink"/>
-                <w:rFonts w:eastAsiaTheme="majorEastAsia"/>
-                <w:noProof/>
-                <w:rtl/>
+              <w:t>10</w:t>
+            </w:r>
+            <w:r>
+              <w:rPr>
+                <w:noProof/>
+                <w:webHidden/>
               </w:rPr>
               <w:fldChar w:fldCharType="end"/>
             </w:r>
@@ -4097,7 +3827,7 @@
               <w14:ligatures w14:val="standardContextual"/>
             </w:rPr>
           </w:pPr>
-          <w:hyperlink w:anchor="_Toc228822453" w:history="1">
+          <w:hyperlink w:anchor="_Toc228823669" w:history="1">
             <w:r>
               <w:rPr>
                 <w:rStyle w:val="Hyperlink"/>
@@ -4114,10 +3844,8 @@
             </w:r>
             <w:r>
               <w:rPr>
-                <w:rStyle w:val="Hyperlink"/>
-                <w:rFonts w:eastAsiaTheme="majorEastAsia"/>
-                <w:noProof/>
-                <w:rtl/>
+                <w:noProof/>
+                <w:webHidden/>
               </w:rPr>
               <w:fldChar w:fldCharType="begin"/>
             </w:r>
@@ -4126,22 +3854,18 @@
                 <w:noProof/>
                 <w:webHidden/>
               </w:rPr>
-              <w:instrText xml:space="preserve"> PAGEREF _Toc228822453 \h </w:instrText>
-            </w:r>
-            <w:r>
-              <w:rPr>
-                <w:rStyle w:val="Hyperlink"/>
-                <w:rFonts w:eastAsiaTheme="majorEastAsia"/>
-                <w:noProof/>
-                <w:rtl/>
-              </w:rPr>
-            </w:r>
-            <w:r>
-              <w:rPr>
-                <w:rStyle w:val="Hyperlink"/>
-                <w:rFonts w:eastAsiaTheme="majorEastAsia"/>
-                <w:noProof/>
-                <w:rtl/>
+              <w:instrText xml:space="preserve"> PAGEREF _Toc228823669 \h </w:instrText>
+            </w:r>
+            <w:r>
+              <w:rPr>
+                <w:noProof/>
+                <w:webHidden/>
+              </w:rPr>
+            </w:r>
+            <w:r>
+              <w:rPr>
+                <w:noProof/>
+                <w:webHidden/>
               </w:rPr>
               <w:fldChar w:fldCharType="separate"/>
             </w:r>
@@ -4150,14 +3874,12 @@
                 <w:noProof/>
                 <w:webHidden/>
               </w:rPr>
-              <w:t>1</w:t>
-            </w:r>
-            <w:r>
-              <w:rPr>
-                <w:rStyle w:val="Hyperlink"/>
-                <w:rFonts w:eastAsiaTheme="majorEastAsia"/>
-                <w:noProof/>
-                <w:rtl/>
+              <w:t>13</w:t>
+            </w:r>
+            <w:r>
+              <w:rPr>
+                <w:noProof/>
+                <w:webHidden/>
               </w:rPr>
               <w:fldChar w:fldCharType="end"/>
             </w:r>
@@ -4177,7 +3899,7 @@
               <w14:ligatures w14:val="standardContextual"/>
             </w:rPr>
           </w:pPr>
-          <w:hyperlink w:anchor="_Toc228822454" w:history="1">
+          <w:hyperlink w:anchor="_Toc228823670" w:history="1">
             <w:r>
               <w:rPr>
                 <w:rStyle w:val="Hyperlink"/>
@@ -4194,10 +3916,8 @@
             </w:r>
             <w:r>
               <w:rPr>
-                <w:rStyle w:val="Hyperlink"/>
-                <w:rFonts w:eastAsiaTheme="majorEastAsia"/>
-                <w:noProof/>
-                <w:rtl/>
+                <w:noProof/>
+                <w:webHidden/>
               </w:rPr>
               <w:fldChar w:fldCharType="begin"/>
             </w:r>
@@ -4206,22 +3926,18 @@
                 <w:noProof/>
                 <w:webHidden/>
               </w:rPr>
-              <w:instrText xml:space="preserve"> PAGEREF _Toc228822454 \h </w:instrText>
-            </w:r>
-            <w:r>
-              <w:rPr>
-                <w:rStyle w:val="Hyperlink"/>
-                <w:rFonts w:eastAsiaTheme="majorEastAsia"/>
-                <w:noProof/>
-                <w:rtl/>
-              </w:rPr>
-            </w:r>
-            <w:r>
-              <w:rPr>
-                <w:rStyle w:val="Hyperlink"/>
-                <w:rFonts w:eastAsiaTheme="majorEastAsia"/>
-                <w:noProof/>
-                <w:rtl/>
+              <w:instrText xml:space="preserve"> PAGEREF _Toc228823670 \h </w:instrText>
+            </w:r>
+            <w:r>
+              <w:rPr>
+                <w:noProof/>
+                <w:webHidden/>
+              </w:rPr>
+            </w:r>
+            <w:r>
+              <w:rPr>
+                <w:noProof/>
+                <w:webHidden/>
               </w:rPr>
               <w:fldChar w:fldCharType="separate"/>
             </w:r>
@@ -4230,14 +3946,12 @@
                 <w:noProof/>
                 <w:webHidden/>
               </w:rPr>
-              <w:t>1</w:t>
-            </w:r>
-            <w:r>
-              <w:rPr>
-                <w:rStyle w:val="Hyperlink"/>
-                <w:rFonts w:eastAsiaTheme="majorEastAsia"/>
-                <w:noProof/>
-                <w:rtl/>
+              <w:t>13</w:t>
+            </w:r>
+            <w:r>
+              <w:rPr>
+                <w:noProof/>
+                <w:webHidden/>
               </w:rPr>
               <w:fldChar w:fldCharType="end"/>
             </w:r>
@@ -4257,7 +3971,7 @@
               <w14:ligatures w14:val="standardContextual"/>
             </w:rPr>
           </w:pPr>
-          <w:hyperlink w:anchor="_Toc228822455" w:history="1">
+          <w:hyperlink w:anchor="_Toc228823671" w:history="1">
             <w:r>
               <w:rPr>
                 <w:rStyle w:val="Hyperlink"/>
@@ -4274,10 +3988,8 @@
             </w:r>
             <w:r>
               <w:rPr>
-                <w:rStyle w:val="Hyperlink"/>
-                <w:rFonts w:eastAsiaTheme="majorEastAsia"/>
-                <w:noProof/>
-                <w:rtl/>
+                <w:noProof/>
+                <w:webHidden/>
               </w:rPr>
               <w:fldChar w:fldCharType="begin"/>
             </w:r>
@@ -4286,22 +3998,18 @@
                 <w:noProof/>
                 <w:webHidden/>
               </w:rPr>
-              <w:instrText xml:space="preserve"> PAGEREF _Toc228822455 \h </w:instrText>
-            </w:r>
-            <w:r>
-              <w:rPr>
-                <w:rStyle w:val="Hyperlink"/>
-                <w:rFonts w:eastAsiaTheme="majorEastAsia"/>
-                <w:noProof/>
-                <w:rtl/>
-              </w:rPr>
-            </w:r>
-            <w:r>
-              <w:rPr>
-                <w:rStyle w:val="Hyperlink"/>
-                <w:rFonts w:eastAsiaTheme="majorEastAsia"/>
-                <w:noProof/>
-                <w:rtl/>
+              <w:instrText xml:space="preserve"> PAGEREF _Toc228823671 \h </w:instrText>
+            </w:r>
+            <w:r>
+              <w:rPr>
+                <w:noProof/>
+                <w:webHidden/>
+              </w:rPr>
+            </w:r>
+            <w:r>
+              <w:rPr>
+                <w:noProof/>
+                <w:webHidden/>
               </w:rPr>
               <w:fldChar w:fldCharType="separate"/>
             </w:r>
@@ -4310,14 +4018,12 @@
                 <w:noProof/>
                 <w:webHidden/>
               </w:rPr>
-              <w:t>1</w:t>
-            </w:r>
-            <w:r>
-              <w:rPr>
-                <w:rStyle w:val="Hyperlink"/>
-                <w:rFonts w:eastAsiaTheme="majorEastAsia"/>
-                <w:noProof/>
-                <w:rtl/>
+              <w:t>13</w:t>
+            </w:r>
+            <w:r>
+              <w:rPr>
+                <w:noProof/>
+                <w:webHidden/>
               </w:rPr>
               <w:fldChar w:fldCharType="end"/>
             </w:r>
@@ -4337,7 +4043,7 @@
               <w14:ligatures w14:val="standardContextual"/>
             </w:rPr>
           </w:pPr>
-          <w:hyperlink w:anchor="_Toc228822456" w:history="1">
+          <w:hyperlink w:anchor="_Toc228823672" w:history="1">
             <w:r>
               <w:rPr>
                 <w:rStyle w:val="Hyperlink"/>
@@ -4354,10 +4060,8 @@
             </w:r>
             <w:r>
               <w:rPr>
-                <w:rStyle w:val="Hyperlink"/>
-                <w:rFonts w:eastAsiaTheme="majorEastAsia"/>
-                <w:noProof/>
-                <w:rtl/>
+                <w:noProof/>
+                <w:webHidden/>
               </w:rPr>
               <w:fldChar w:fldCharType="begin"/>
             </w:r>
@@ -4366,22 +4070,18 @@
                 <w:noProof/>
                 <w:webHidden/>
               </w:rPr>
-              <w:instrText xml:space="preserve"> PAGEREF _Toc228822456 \h </w:instrText>
-            </w:r>
-            <w:r>
-              <w:rPr>
-                <w:rStyle w:val="Hyperlink"/>
-                <w:rFonts w:eastAsiaTheme="majorEastAsia"/>
-                <w:noProof/>
-                <w:rtl/>
-              </w:rPr>
-            </w:r>
-            <w:r>
-              <w:rPr>
-                <w:rStyle w:val="Hyperlink"/>
-                <w:rFonts w:eastAsiaTheme="majorEastAsia"/>
-                <w:noProof/>
-                <w:rtl/>
+              <w:instrText xml:space="preserve"> PAGEREF _Toc228823672 \h </w:instrText>
+            </w:r>
+            <w:r>
+              <w:rPr>
+                <w:noProof/>
+                <w:webHidden/>
+              </w:rPr>
+            </w:r>
+            <w:r>
+              <w:rPr>
+                <w:noProof/>
+                <w:webHidden/>
               </w:rPr>
               <w:fldChar w:fldCharType="separate"/>
             </w:r>
@@ -4390,14 +4090,12 @@
                 <w:noProof/>
                 <w:webHidden/>
               </w:rPr>
-              <w:t>1</w:t>
-            </w:r>
-            <w:r>
-              <w:rPr>
-                <w:rStyle w:val="Hyperlink"/>
-                <w:rFonts w:eastAsiaTheme="majorEastAsia"/>
-                <w:noProof/>
-                <w:rtl/>
+              <w:t>13</w:t>
+            </w:r>
+            <w:r>
+              <w:rPr>
+                <w:noProof/>
+                <w:webHidden/>
               </w:rPr>
               <w:fldChar w:fldCharType="end"/>
             </w:r>
@@ -4417,7 +4115,7 @@
               <w14:ligatures w14:val="standardContextual"/>
             </w:rPr>
           </w:pPr>
-          <w:hyperlink w:anchor="_Toc228822457" w:history="1">
+          <w:hyperlink w:anchor="_Toc228823673" w:history="1">
             <w:r>
               <w:rPr>
                 <w:rStyle w:val="Hyperlink"/>
@@ -4434,10 +4132,8 @@
             </w:r>
             <w:r>
               <w:rPr>
-                <w:rStyle w:val="Hyperlink"/>
-                <w:rFonts w:eastAsiaTheme="majorEastAsia"/>
-                <w:noProof/>
-                <w:rtl/>
+                <w:noProof/>
+                <w:webHidden/>
               </w:rPr>
               <w:fldChar w:fldCharType="begin"/>
             </w:r>
@@ -4446,22 +4142,18 @@
                 <w:noProof/>
                 <w:webHidden/>
               </w:rPr>
-              <w:instrText xml:space="preserve"> PAGEREF _Toc228822457 \h </w:instrText>
-            </w:r>
-            <w:r>
-              <w:rPr>
-                <w:rStyle w:val="Hyperlink"/>
-                <w:rFonts w:eastAsiaTheme="majorEastAsia"/>
-                <w:noProof/>
-                <w:rtl/>
-              </w:rPr>
-            </w:r>
-            <w:r>
-              <w:rPr>
-                <w:rStyle w:val="Hyperlink"/>
-                <w:rFonts w:eastAsiaTheme="majorEastAsia"/>
-                <w:noProof/>
-                <w:rtl/>
+              <w:instrText xml:space="preserve"> PAGEREF _Toc228823673 \h </w:instrText>
+            </w:r>
+            <w:r>
+              <w:rPr>
+                <w:noProof/>
+                <w:webHidden/>
+              </w:rPr>
+            </w:r>
+            <w:r>
+              <w:rPr>
+                <w:noProof/>
+                <w:webHidden/>
               </w:rPr>
               <w:fldChar w:fldCharType="separate"/>
             </w:r>
@@ -4470,14 +4162,12 @@
                 <w:noProof/>
                 <w:webHidden/>
               </w:rPr>
-              <w:t>1</w:t>
-            </w:r>
-            <w:r>
-              <w:rPr>
-                <w:rStyle w:val="Hyperlink"/>
-                <w:rFonts w:eastAsiaTheme="majorEastAsia"/>
-                <w:noProof/>
-                <w:rtl/>
+              <w:t>13</w:t>
+            </w:r>
+            <w:r>
+              <w:rPr>
+                <w:noProof/>
+                <w:webHidden/>
               </w:rPr>
               <w:fldChar w:fldCharType="end"/>
             </w:r>
@@ -4497,7 +4187,7 @@
               <w14:ligatures w14:val="standardContextual"/>
             </w:rPr>
           </w:pPr>
-          <w:hyperlink w:anchor="_Toc228822458" w:history="1">
+          <w:hyperlink w:anchor="_Toc228823674" w:history="1">
             <w:r>
               <w:rPr>
                 <w:rStyle w:val="Hyperlink"/>
@@ -4514,10 +4204,8 @@
             </w:r>
             <w:r>
               <w:rPr>
-                <w:rStyle w:val="Hyperlink"/>
-                <w:rFonts w:eastAsiaTheme="majorEastAsia"/>
-                <w:noProof/>
-                <w:rtl/>
+                <w:noProof/>
+                <w:webHidden/>
               </w:rPr>
               <w:fldChar w:fldCharType="begin"/>
             </w:r>
@@ -4526,22 +4214,18 @@
                 <w:noProof/>
                 <w:webHidden/>
               </w:rPr>
-              <w:instrText xml:space="preserve"> PAGEREF _Toc228822458 \h </w:instrText>
-            </w:r>
-            <w:r>
-              <w:rPr>
-                <w:rStyle w:val="Hyperlink"/>
-                <w:rFonts w:eastAsiaTheme="majorEastAsia"/>
-                <w:noProof/>
-                <w:rtl/>
-              </w:rPr>
-            </w:r>
-            <w:r>
-              <w:rPr>
-                <w:rStyle w:val="Hyperlink"/>
-                <w:rFonts w:eastAsiaTheme="majorEastAsia"/>
-                <w:noProof/>
-                <w:rtl/>
+              <w:instrText xml:space="preserve"> PAGEREF _Toc228823674 \h </w:instrText>
+            </w:r>
+            <w:r>
+              <w:rPr>
+                <w:noProof/>
+                <w:webHidden/>
+              </w:rPr>
+            </w:r>
+            <w:r>
+              <w:rPr>
+                <w:noProof/>
+                <w:webHidden/>
               </w:rPr>
               <w:fldChar w:fldCharType="separate"/>
             </w:r>
@@ -4550,14 +4234,12 @@
                 <w:noProof/>
                 <w:webHidden/>
               </w:rPr>
-              <w:t>2</w:t>
-            </w:r>
-            <w:r>
-              <w:rPr>
-                <w:rStyle w:val="Hyperlink"/>
-                <w:rFonts w:eastAsiaTheme="majorEastAsia"/>
-                <w:noProof/>
-                <w:rtl/>
+              <w:t>14</w:t>
+            </w:r>
+            <w:r>
+              <w:rPr>
+                <w:noProof/>
+                <w:webHidden/>
               </w:rPr>
               <w:fldChar w:fldCharType="end"/>
             </w:r>
@@ -4577,7 +4259,7 @@
               <w14:ligatures w14:val="standardContextual"/>
             </w:rPr>
           </w:pPr>
-          <w:hyperlink w:anchor="_Toc228822459" w:history="1">
+          <w:hyperlink w:anchor="_Toc228823675" w:history="1">
             <w:r>
               <w:rPr>
                 <w:rStyle w:val="Hyperlink"/>
@@ -4594,10 +4276,8 @@
             </w:r>
             <w:r>
               <w:rPr>
-                <w:rStyle w:val="Hyperlink"/>
-                <w:rFonts w:eastAsiaTheme="majorEastAsia"/>
-                <w:noProof/>
-                <w:rtl/>
+                <w:noProof/>
+                <w:webHidden/>
               </w:rPr>
               <w:fldChar w:fldCharType="begin"/>
             </w:r>
@@ -4606,22 +4286,18 @@
                 <w:noProof/>
                 <w:webHidden/>
               </w:rPr>
-              <w:instrText xml:space="preserve"> PAGEREF _Toc228822459 \h </w:instrText>
-            </w:r>
-            <w:r>
-              <w:rPr>
-                <w:rStyle w:val="Hyperlink"/>
-                <w:rFonts w:eastAsiaTheme="majorEastAsia"/>
-                <w:noProof/>
-                <w:rtl/>
-              </w:rPr>
-            </w:r>
-            <w:r>
-              <w:rPr>
-                <w:rStyle w:val="Hyperlink"/>
-                <w:rFonts w:eastAsiaTheme="majorEastAsia"/>
-                <w:noProof/>
-                <w:rtl/>
+              <w:instrText xml:space="preserve"> PAGEREF _Toc228823675 \h </w:instrText>
+            </w:r>
+            <w:r>
+              <w:rPr>
+                <w:noProof/>
+                <w:webHidden/>
+              </w:rPr>
+            </w:r>
+            <w:r>
+              <w:rPr>
+                <w:noProof/>
+                <w:webHidden/>
               </w:rPr>
               <w:fldChar w:fldCharType="separate"/>
             </w:r>
@@ -4630,14 +4306,12 @@
                 <w:noProof/>
                 <w:webHidden/>
               </w:rPr>
-              <w:t>3</w:t>
-            </w:r>
-            <w:r>
-              <w:rPr>
-                <w:rStyle w:val="Hyperlink"/>
-                <w:rFonts w:eastAsiaTheme="majorEastAsia"/>
-                <w:noProof/>
-                <w:rtl/>
+              <w:t>15</w:t>
+            </w:r>
+            <w:r>
+              <w:rPr>
+                <w:noProof/>
+                <w:webHidden/>
               </w:rPr>
               <w:fldChar w:fldCharType="end"/>
             </w:r>
@@ -4657,7 +4331,7 @@
               <w14:ligatures w14:val="standardContextual"/>
             </w:rPr>
           </w:pPr>
-          <w:hyperlink w:anchor="_Toc228822460" w:history="1">
+          <w:hyperlink w:anchor="_Toc228823676" w:history="1">
             <w:r>
               <w:rPr>
                 <w:rStyle w:val="Hyperlink"/>
@@ -4674,10 +4348,8 @@
             </w:r>
             <w:r>
               <w:rPr>
-                <w:rStyle w:val="Hyperlink"/>
-                <w:rFonts w:eastAsiaTheme="majorEastAsia"/>
-                <w:noProof/>
-                <w:rtl/>
+                <w:noProof/>
+                <w:webHidden/>
               </w:rPr>
               <w:fldChar w:fldCharType="begin"/>
             </w:r>
@@ -4686,22 +4358,18 @@
                 <w:noProof/>
                 <w:webHidden/>
               </w:rPr>
-              <w:instrText xml:space="preserve"> PAGEREF _Toc228822460 \h </w:instrText>
-            </w:r>
-            <w:r>
-              <w:rPr>
-                <w:rStyle w:val="Hyperlink"/>
-                <w:rFonts w:eastAsiaTheme="majorEastAsia"/>
-                <w:noProof/>
-                <w:rtl/>
-              </w:rPr>
-            </w:r>
-            <w:r>
-              <w:rPr>
-                <w:rStyle w:val="Hyperlink"/>
-                <w:rFonts w:eastAsiaTheme="majorEastAsia"/>
-                <w:noProof/>
-                <w:rtl/>
+              <w:instrText xml:space="preserve"> PAGEREF _Toc228823676 \h </w:instrText>
+            </w:r>
+            <w:r>
+              <w:rPr>
+                <w:noProof/>
+                <w:webHidden/>
+              </w:rPr>
+            </w:r>
+            <w:r>
+              <w:rPr>
+                <w:noProof/>
+                <w:webHidden/>
               </w:rPr>
               <w:fldChar w:fldCharType="separate"/>
             </w:r>
@@ -4710,14 +4378,12 @@
                 <w:noProof/>
                 <w:webHidden/>
               </w:rPr>
-              <w:t>3</w:t>
-            </w:r>
-            <w:r>
-              <w:rPr>
-                <w:rStyle w:val="Hyperlink"/>
-                <w:rFonts w:eastAsiaTheme="majorEastAsia"/>
-                <w:noProof/>
-                <w:rtl/>
+              <w:t>15</w:t>
+            </w:r>
+            <w:r>
+              <w:rPr>
+                <w:noProof/>
+                <w:webHidden/>
               </w:rPr>
               <w:fldChar w:fldCharType="end"/>
             </w:r>
@@ -4737,7 +4403,7 @@
               <w14:ligatures w14:val="standardContextual"/>
             </w:rPr>
           </w:pPr>
-          <w:hyperlink w:anchor="_Toc228822461" w:history="1">
+          <w:hyperlink w:anchor="_Toc228823677" w:history="1">
             <w:r>
               <w:rPr>
                 <w:rStyle w:val="Hyperlink"/>
@@ -4754,10 +4420,8 @@
             </w:r>
             <w:r>
               <w:rPr>
-                <w:rStyle w:val="Hyperlink"/>
-                <w:rFonts w:eastAsiaTheme="majorEastAsia"/>
-                <w:noProof/>
-                <w:rtl/>
+                <w:noProof/>
+                <w:webHidden/>
               </w:rPr>
               <w:fldChar w:fldCharType="begin"/>
             </w:r>
@@ -4766,22 +4430,18 @@
                 <w:noProof/>
                 <w:webHidden/>
               </w:rPr>
-              <w:instrText xml:space="preserve"> PAGEREF _Toc228822461 \h </w:instrText>
-            </w:r>
-            <w:r>
-              <w:rPr>
-                <w:rStyle w:val="Hyperlink"/>
-                <w:rFonts w:eastAsiaTheme="majorEastAsia"/>
-                <w:noProof/>
-                <w:rtl/>
-              </w:rPr>
-            </w:r>
-            <w:r>
-              <w:rPr>
-                <w:rStyle w:val="Hyperlink"/>
-                <w:rFonts w:eastAsiaTheme="majorEastAsia"/>
-                <w:noProof/>
-                <w:rtl/>
+              <w:instrText xml:space="preserve"> PAGEREF _Toc228823677 \h </w:instrText>
+            </w:r>
+            <w:r>
+              <w:rPr>
+                <w:noProof/>
+                <w:webHidden/>
+              </w:rPr>
+            </w:r>
+            <w:r>
+              <w:rPr>
+                <w:noProof/>
+                <w:webHidden/>
               </w:rPr>
               <w:fldChar w:fldCharType="separate"/>
             </w:r>
@@ -4790,14 +4450,12 @@
                 <w:noProof/>
                 <w:webHidden/>
               </w:rPr>
-              <w:t>6</w:t>
-            </w:r>
-            <w:r>
-              <w:rPr>
-                <w:rStyle w:val="Hyperlink"/>
-                <w:rFonts w:eastAsiaTheme="majorEastAsia"/>
-                <w:noProof/>
-                <w:rtl/>
+              <w:t>18</w:t>
+            </w:r>
+            <w:r>
+              <w:rPr>
+                <w:noProof/>
+                <w:webHidden/>
               </w:rPr>
               <w:fldChar w:fldCharType="end"/>
             </w:r>
@@ -4817,7 +4475,7 @@
               <w14:ligatures w14:val="standardContextual"/>
             </w:rPr>
           </w:pPr>
-          <w:hyperlink w:anchor="_Toc228822462" w:history="1">
+          <w:hyperlink w:anchor="_Toc228823678" w:history="1">
             <w:r>
               <w:rPr>
                 <w:rStyle w:val="Hyperlink"/>
@@ -4834,10 +4492,8 @@
             </w:r>
             <w:r>
               <w:rPr>
-                <w:rStyle w:val="Hyperlink"/>
-                <w:rFonts w:eastAsiaTheme="majorEastAsia"/>
-                <w:noProof/>
-                <w:rtl/>
+                <w:noProof/>
+                <w:webHidden/>
               </w:rPr>
               <w:fldChar w:fldCharType="begin"/>
             </w:r>
@@ -4846,22 +4502,18 @@
                 <w:noProof/>
                 <w:webHidden/>
               </w:rPr>
-              <w:instrText xml:space="preserve"> PAGEREF _Toc228822462 \h </w:instrText>
-            </w:r>
-            <w:r>
-              <w:rPr>
-                <w:rStyle w:val="Hyperlink"/>
-                <w:rFonts w:eastAsiaTheme="majorEastAsia"/>
-                <w:noProof/>
-                <w:rtl/>
-              </w:rPr>
-            </w:r>
-            <w:r>
-              <w:rPr>
-                <w:rStyle w:val="Hyperlink"/>
-                <w:rFonts w:eastAsiaTheme="majorEastAsia"/>
-                <w:noProof/>
-                <w:rtl/>
+              <w:instrText xml:space="preserve"> PAGEREF _Toc228823678 \h </w:instrText>
+            </w:r>
+            <w:r>
+              <w:rPr>
+                <w:noProof/>
+                <w:webHidden/>
+              </w:rPr>
+            </w:r>
+            <w:r>
+              <w:rPr>
+                <w:noProof/>
+                <w:webHidden/>
               </w:rPr>
               <w:fldChar w:fldCharType="separate"/>
             </w:r>
@@ -4870,14 +4522,12 @@
                 <w:noProof/>
                 <w:webHidden/>
               </w:rPr>
-              <w:t>7</w:t>
-            </w:r>
-            <w:r>
-              <w:rPr>
-                <w:rStyle w:val="Hyperlink"/>
-                <w:rFonts w:eastAsiaTheme="majorEastAsia"/>
-                <w:noProof/>
-                <w:rtl/>
+              <w:t>19</w:t>
+            </w:r>
+            <w:r>
+              <w:rPr>
+                <w:noProof/>
+                <w:webHidden/>
               </w:rPr>
               <w:fldChar w:fldCharType="end"/>
             </w:r>
@@ -4897,7 +4547,7 @@
               <w14:ligatures w14:val="standardContextual"/>
             </w:rPr>
           </w:pPr>
-          <w:hyperlink w:anchor="_Toc228822463" w:history="1">
+          <w:hyperlink w:anchor="_Toc228823679" w:history="1">
             <w:r>
               <w:rPr>
                 <w:rStyle w:val="Hyperlink"/>
@@ -4914,10 +4564,8 @@
             </w:r>
             <w:r>
               <w:rPr>
-                <w:rStyle w:val="Hyperlink"/>
-                <w:rFonts w:eastAsiaTheme="majorEastAsia"/>
-                <w:noProof/>
-                <w:rtl/>
+                <w:noProof/>
+                <w:webHidden/>
               </w:rPr>
               <w:fldChar w:fldCharType="begin"/>
             </w:r>
@@ -4926,22 +4574,18 @@
                 <w:noProof/>
                 <w:webHidden/>
               </w:rPr>
-              <w:instrText xml:space="preserve"> PAGEREF _Toc228822463 \h </w:instrText>
-            </w:r>
-            <w:r>
-              <w:rPr>
-                <w:rStyle w:val="Hyperlink"/>
-                <w:rFonts w:eastAsiaTheme="majorEastAsia"/>
-                <w:noProof/>
-                <w:rtl/>
-              </w:rPr>
-            </w:r>
-            <w:r>
-              <w:rPr>
-                <w:rStyle w:val="Hyperlink"/>
-                <w:rFonts w:eastAsiaTheme="majorEastAsia"/>
-                <w:noProof/>
-                <w:rtl/>
+              <w:instrText xml:space="preserve"> PAGEREF _Toc228823679 \h </w:instrText>
+            </w:r>
+            <w:r>
+              <w:rPr>
+                <w:noProof/>
+                <w:webHidden/>
+              </w:rPr>
+            </w:r>
+            <w:r>
+              <w:rPr>
+                <w:noProof/>
+                <w:webHidden/>
               </w:rPr>
               <w:fldChar w:fldCharType="separate"/>
             </w:r>
@@ -4950,14 +4594,12 @@
                 <w:noProof/>
                 <w:webHidden/>
               </w:rPr>
-              <w:t>1</w:t>
-            </w:r>
-            <w:r>
-              <w:rPr>
-                <w:rStyle w:val="Hyperlink"/>
-                <w:rFonts w:eastAsiaTheme="majorEastAsia"/>
-                <w:noProof/>
-                <w:rtl/>
+              <w:t>21</w:t>
+            </w:r>
+            <w:r>
+              <w:rPr>
+                <w:noProof/>
+                <w:webHidden/>
               </w:rPr>
               <w:fldChar w:fldCharType="end"/>
             </w:r>
@@ -4977,7 +4619,7 @@
               <w14:ligatures w14:val="standardContextual"/>
             </w:rPr>
           </w:pPr>
-          <w:hyperlink w:anchor="_Toc228822464" w:history="1">
+          <w:hyperlink w:anchor="_Toc228823680" w:history="1">
             <w:r>
               <w:rPr>
                 <w:rStyle w:val="Hyperlink"/>
@@ -4994,10 +4636,8 @@
             </w:r>
             <w:r>
               <w:rPr>
-                <w:rStyle w:val="Hyperlink"/>
-                <w:rFonts w:eastAsiaTheme="majorEastAsia"/>
-                <w:noProof/>
-                <w:rtl/>
+                <w:noProof/>
+                <w:webHidden/>
               </w:rPr>
               <w:fldChar w:fldCharType="begin"/>
             </w:r>
@@ -5006,22 +4646,18 @@
                 <w:noProof/>
                 <w:webHidden/>
               </w:rPr>
-              <w:instrText xml:space="preserve"> PAGEREF _Toc228822464 \h </w:instrText>
-            </w:r>
-            <w:r>
-              <w:rPr>
-                <w:rStyle w:val="Hyperlink"/>
-                <w:rFonts w:eastAsiaTheme="majorEastAsia"/>
-                <w:noProof/>
-                <w:rtl/>
-              </w:rPr>
-            </w:r>
-            <w:r>
-              <w:rPr>
-                <w:rStyle w:val="Hyperlink"/>
-                <w:rFonts w:eastAsiaTheme="majorEastAsia"/>
-                <w:noProof/>
-                <w:rtl/>
+              <w:instrText xml:space="preserve"> PAGEREF _Toc228823680 \h </w:instrText>
+            </w:r>
+            <w:r>
+              <w:rPr>
+                <w:noProof/>
+                <w:webHidden/>
+              </w:rPr>
+            </w:r>
+            <w:r>
+              <w:rPr>
+                <w:noProof/>
+                <w:webHidden/>
               </w:rPr>
               <w:fldChar w:fldCharType="separate"/>
             </w:r>
@@ -5030,14 +4666,12 @@
                 <w:noProof/>
                 <w:webHidden/>
               </w:rPr>
-              <w:t>1</w:t>
-            </w:r>
-            <w:r>
-              <w:rPr>
-                <w:rStyle w:val="Hyperlink"/>
-                <w:rFonts w:eastAsiaTheme="majorEastAsia"/>
-                <w:noProof/>
-                <w:rtl/>
+              <w:t>21</w:t>
+            </w:r>
+            <w:r>
+              <w:rPr>
+                <w:noProof/>
+                <w:webHidden/>
               </w:rPr>
               <w:fldChar w:fldCharType="end"/>
             </w:r>
@@ -5057,7 +4691,7 @@
               <w14:ligatures w14:val="standardContextual"/>
             </w:rPr>
           </w:pPr>
-          <w:hyperlink w:anchor="_Toc228822465" w:history="1">
+          <w:hyperlink w:anchor="_Toc228823681" w:history="1">
             <w:r>
               <w:rPr>
                 <w:rStyle w:val="Hyperlink"/>
@@ -5074,10 +4708,8 @@
             </w:r>
             <w:r>
               <w:rPr>
-                <w:rStyle w:val="Hyperlink"/>
-                <w:rFonts w:eastAsiaTheme="majorEastAsia"/>
-                <w:noProof/>
-                <w:rtl/>
+                <w:noProof/>
+                <w:webHidden/>
               </w:rPr>
               <w:fldChar w:fldCharType="begin"/>
             </w:r>
@@ -5086,22 +4718,18 @@
                 <w:noProof/>
                 <w:webHidden/>
               </w:rPr>
-              <w:instrText xml:space="preserve"> PAGEREF _Toc228822465 \h </w:instrText>
-            </w:r>
-            <w:r>
-              <w:rPr>
-                <w:rStyle w:val="Hyperlink"/>
-                <w:rFonts w:eastAsiaTheme="majorEastAsia"/>
-                <w:noProof/>
-                <w:rtl/>
-              </w:rPr>
-            </w:r>
-            <w:r>
-              <w:rPr>
-                <w:rStyle w:val="Hyperlink"/>
-                <w:rFonts w:eastAsiaTheme="majorEastAsia"/>
-                <w:noProof/>
-                <w:rtl/>
+              <w:instrText xml:space="preserve"> PAGEREF _Toc228823681 \h </w:instrText>
+            </w:r>
+            <w:r>
+              <w:rPr>
+                <w:noProof/>
+                <w:webHidden/>
+              </w:rPr>
+            </w:r>
+            <w:r>
+              <w:rPr>
+                <w:noProof/>
+                <w:webHidden/>
               </w:rPr>
               <w:fldChar w:fldCharType="separate"/>
             </w:r>
@@ -5110,14 +4738,12 @@
                 <w:noProof/>
                 <w:webHidden/>
               </w:rPr>
-              <w:t>1</w:t>
-            </w:r>
-            <w:r>
-              <w:rPr>
-                <w:rStyle w:val="Hyperlink"/>
-                <w:rFonts w:eastAsiaTheme="majorEastAsia"/>
-                <w:noProof/>
-                <w:rtl/>
+              <w:t>21</w:t>
+            </w:r>
+            <w:r>
+              <w:rPr>
+                <w:noProof/>
+                <w:webHidden/>
               </w:rPr>
               <w:fldChar w:fldCharType="end"/>
             </w:r>
@@ -5137,7 +4763,7 @@
               <w14:ligatures w14:val="standardContextual"/>
             </w:rPr>
           </w:pPr>
-          <w:hyperlink w:anchor="_Toc228822466" w:history="1">
+          <w:hyperlink w:anchor="_Toc228823682" w:history="1">
             <w:r>
               <w:rPr>
                 <w:rStyle w:val="Hyperlink"/>
@@ -5154,10 +4780,8 @@
             </w:r>
             <w:r>
               <w:rPr>
-                <w:rStyle w:val="Hyperlink"/>
-                <w:rFonts w:eastAsiaTheme="majorEastAsia"/>
-                <w:noProof/>
-                <w:rtl/>
+                <w:noProof/>
+                <w:webHidden/>
               </w:rPr>
               <w:fldChar w:fldCharType="begin"/>
             </w:r>
@@ -5166,22 +4790,18 @@
                 <w:noProof/>
                 <w:webHidden/>
               </w:rPr>
-              <w:instrText xml:space="preserve"> PAGEREF _Toc228822466 \h </w:instrText>
-            </w:r>
-            <w:r>
-              <w:rPr>
-                <w:rStyle w:val="Hyperlink"/>
-                <w:rFonts w:eastAsiaTheme="majorEastAsia"/>
-                <w:noProof/>
-                <w:rtl/>
-              </w:rPr>
-            </w:r>
-            <w:r>
-              <w:rPr>
-                <w:rStyle w:val="Hyperlink"/>
-                <w:rFonts w:eastAsiaTheme="majorEastAsia"/>
-                <w:noProof/>
-                <w:rtl/>
+              <w:instrText xml:space="preserve"> PAGEREF _Toc228823682 \h </w:instrText>
+            </w:r>
+            <w:r>
+              <w:rPr>
+                <w:noProof/>
+                <w:webHidden/>
+              </w:rPr>
+            </w:r>
+            <w:r>
+              <w:rPr>
+                <w:noProof/>
+                <w:webHidden/>
               </w:rPr>
               <w:fldChar w:fldCharType="separate"/>
             </w:r>
@@ -5190,14 +4810,12 @@
                 <w:noProof/>
                 <w:webHidden/>
               </w:rPr>
-              <w:t>3</w:t>
-            </w:r>
-            <w:r>
-              <w:rPr>
-                <w:rStyle w:val="Hyperlink"/>
-                <w:rFonts w:eastAsiaTheme="majorEastAsia"/>
-                <w:noProof/>
-                <w:rtl/>
+              <w:t>23</w:t>
+            </w:r>
+            <w:r>
+              <w:rPr>
+                <w:noProof/>
+                <w:webHidden/>
               </w:rPr>
               <w:fldChar w:fldCharType="end"/>
             </w:r>
@@ -5217,7 +4835,7 @@
               <w14:ligatures w14:val="standardContextual"/>
             </w:rPr>
           </w:pPr>
-          <w:hyperlink w:anchor="_Toc228822467" w:history="1">
+          <w:hyperlink w:anchor="_Toc228823683" w:history="1">
             <w:r>
               <w:rPr>
                 <w:rStyle w:val="Hyperlink"/>
@@ -5234,10 +4852,8 @@
             </w:r>
             <w:r>
               <w:rPr>
-                <w:rStyle w:val="Hyperlink"/>
-                <w:rFonts w:eastAsiaTheme="majorEastAsia"/>
-                <w:noProof/>
-                <w:rtl/>
+                <w:noProof/>
+                <w:webHidden/>
               </w:rPr>
               <w:fldChar w:fldCharType="begin"/>
             </w:r>
@@ -5246,22 +4862,18 @@
                 <w:noProof/>
                 <w:webHidden/>
               </w:rPr>
-              <w:instrText xml:space="preserve"> PAGEREF _Toc228822467 \h </w:instrText>
-            </w:r>
-            <w:r>
-              <w:rPr>
-                <w:rStyle w:val="Hyperlink"/>
-                <w:rFonts w:eastAsiaTheme="majorEastAsia"/>
-                <w:noProof/>
-                <w:rtl/>
-              </w:rPr>
-            </w:r>
-            <w:r>
-              <w:rPr>
-                <w:rStyle w:val="Hyperlink"/>
-                <w:rFonts w:eastAsiaTheme="majorEastAsia"/>
-                <w:noProof/>
-                <w:rtl/>
+              <w:instrText xml:space="preserve"> PAGEREF _Toc228823683 \h </w:instrText>
+            </w:r>
+            <w:r>
+              <w:rPr>
+                <w:noProof/>
+                <w:webHidden/>
+              </w:rPr>
+            </w:r>
+            <w:r>
+              <w:rPr>
+                <w:noProof/>
+                <w:webHidden/>
               </w:rPr>
               <w:fldChar w:fldCharType="separate"/>
             </w:r>
@@ -5270,14 +4882,12 @@
                 <w:noProof/>
                 <w:webHidden/>
               </w:rPr>
-              <w:t>4</w:t>
-            </w:r>
-            <w:r>
-              <w:rPr>
-                <w:rStyle w:val="Hyperlink"/>
-                <w:rFonts w:eastAsiaTheme="majorEastAsia"/>
-                <w:noProof/>
-                <w:rtl/>
+              <w:t>24</w:t>
+            </w:r>
+            <w:r>
+              <w:rPr>
+                <w:noProof/>
+                <w:webHidden/>
               </w:rPr>
               <w:fldChar w:fldCharType="end"/>
             </w:r>
@@ -5297,7 +4907,7 @@
               <w14:ligatures w14:val="standardContextual"/>
             </w:rPr>
           </w:pPr>
-          <w:hyperlink w:anchor="_Toc228822468" w:history="1">
+          <w:hyperlink w:anchor="_Toc228823684" w:history="1">
             <w:r>
               <w:rPr>
                 <w:rStyle w:val="Hyperlink"/>
@@ -5314,10 +4924,8 @@
             </w:r>
             <w:r>
               <w:rPr>
-                <w:rStyle w:val="Hyperlink"/>
-                <w:rFonts w:eastAsiaTheme="majorEastAsia"/>
-                <w:noProof/>
-                <w:rtl/>
+                <w:noProof/>
+                <w:webHidden/>
               </w:rPr>
               <w:fldChar w:fldCharType="begin"/>
             </w:r>
@@ -5326,22 +4934,18 @@
                 <w:noProof/>
                 <w:webHidden/>
               </w:rPr>
-              <w:instrText xml:space="preserve"> PAGEREF _Toc228822468 \h </w:instrText>
-            </w:r>
-            <w:r>
-              <w:rPr>
-                <w:rStyle w:val="Hyperlink"/>
-                <w:rFonts w:eastAsiaTheme="majorEastAsia"/>
-                <w:noProof/>
-                <w:rtl/>
-              </w:rPr>
-            </w:r>
-            <w:r>
-              <w:rPr>
-                <w:rStyle w:val="Hyperlink"/>
-                <w:rFonts w:eastAsiaTheme="majorEastAsia"/>
-                <w:noProof/>
-                <w:rtl/>
+              <w:instrText xml:space="preserve"> PAGEREF _Toc228823684 \h </w:instrText>
+            </w:r>
+            <w:r>
+              <w:rPr>
+                <w:noProof/>
+                <w:webHidden/>
+              </w:rPr>
+            </w:r>
+            <w:r>
+              <w:rPr>
+                <w:noProof/>
+                <w:webHidden/>
               </w:rPr>
               <w:fldChar w:fldCharType="separate"/>
             </w:r>
@@ -5350,14 +4954,12 @@
                 <w:noProof/>
                 <w:webHidden/>
               </w:rPr>
-              <w:t>4</w:t>
-            </w:r>
-            <w:r>
-              <w:rPr>
-                <w:rStyle w:val="Hyperlink"/>
-                <w:rFonts w:eastAsiaTheme="majorEastAsia"/>
-                <w:noProof/>
-                <w:rtl/>
+              <w:t>24</w:t>
+            </w:r>
+            <w:r>
+              <w:rPr>
+                <w:noProof/>
+                <w:webHidden/>
               </w:rPr>
               <w:fldChar w:fldCharType="end"/>
             </w:r>
@@ -5377,7 +4979,7 @@
               <w14:ligatures w14:val="standardContextual"/>
             </w:rPr>
           </w:pPr>
-          <w:hyperlink w:anchor="_Toc228822469" w:history="1">
+          <w:hyperlink w:anchor="_Toc228823685" w:history="1">
             <w:r>
               <w:rPr>
                 <w:rStyle w:val="Hyperlink"/>
@@ -5394,10 +4996,8 @@
             </w:r>
             <w:r>
               <w:rPr>
-                <w:rStyle w:val="Hyperlink"/>
-                <w:rFonts w:eastAsiaTheme="majorEastAsia"/>
-                <w:noProof/>
-                <w:rtl/>
+                <w:noProof/>
+                <w:webHidden/>
               </w:rPr>
               <w:fldChar w:fldCharType="begin"/>
             </w:r>
@@ -5406,22 +5006,18 @@
                 <w:noProof/>
                 <w:webHidden/>
               </w:rPr>
-              <w:instrText xml:space="preserve"> PAGEREF _Toc228822469 \h </w:instrText>
-            </w:r>
-            <w:r>
-              <w:rPr>
-                <w:rStyle w:val="Hyperlink"/>
-                <w:rFonts w:eastAsiaTheme="majorEastAsia"/>
-                <w:noProof/>
-                <w:rtl/>
-              </w:rPr>
-            </w:r>
-            <w:r>
-              <w:rPr>
-                <w:rStyle w:val="Hyperlink"/>
-                <w:rFonts w:eastAsiaTheme="majorEastAsia"/>
-                <w:noProof/>
-                <w:rtl/>
+              <w:instrText xml:space="preserve"> PAGEREF _Toc228823685 \h </w:instrText>
+            </w:r>
+            <w:r>
+              <w:rPr>
+                <w:noProof/>
+                <w:webHidden/>
+              </w:rPr>
+            </w:r>
+            <w:r>
+              <w:rPr>
+                <w:noProof/>
+                <w:webHidden/>
               </w:rPr>
               <w:fldChar w:fldCharType="separate"/>
             </w:r>
@@ -5430,14 +5026,12 @@
                 <w:noProof/>
                 <w:webHidden/>
               </w:rPr>
-              <w:t>1</w:t>
-            </w:r>
-            <w:r>
-              <w:rPr>
-                <w:rStyle w:val="Hyperlink"/>
-                <w:rFonts w:eastAsiaTheme="majorEastAsia"/>
-                <w:noProof/>
-                <w:rtl/>
+              <w:t>25</w:t>
+            </w:r>
+            <w:r>
+              <w:rPr>
+                <w:noProof/>
+                <w:webHidden/>
               </w:rPr>
               <w:fldChar w:fldCharType="end"/>
             </w:r>
@@ -5457,7 +5051,7 @@
               <w14:ligatures w14:val="standardContextual"/>
             </w:rPr>
           </w:pPr>
-          <w:hyperlink w:anchor="_Toc228822470" w:history="1">
+          <w:hyperlink w:anchor="_Toc228823686" w:history="1">
             <w:r>
               <w:rPr>
                 <w:rStyle w:val="Hyperlink"/>
@@ -5474,10 +5068,8 @@
             </w:r>
             <w:r>
               <w:rPr>
-                <w:rStyle w:val="Hyperlink"/>
-                <w:rFonts w:eastAsiaTheme="majorEastAsia"/>
-                <w:noProof/>
-                <w:rtl/>
+                <w:noProof/>
+                <w:webHidden/>
               </w:rPr>
               <w:fldChar w:fldCharType="begin"/>
             </w:r>
@@ -5486,22 +5078,18 @@
                 <w:noProof/>
                 <w:webHidden/>
               </w:rPr>
-              <w:instrText xml:space="preserve"> PAGEREF _Toc228822470 \h </w:instrText>
-            </w:r>
-            <w:r>
-              <w:rPr>
-                <w:rStyle w:val="Hyperlink"/>
-                <w:rFonts w:eastAsiaTheme="majorEastAsia"/>
-                <w:noProof/>
-                <w:rtl/>
-              </w:rPr>
-            </w:r>
-            <w:r>
-              <w:rPr>
-                <w:rStyle w:val="Hyperlink"/>
-                <w:rFonts w:eastAsiaTheme="majorEastAsia"/>
-                <w:noProof/>
-                <w:rtl/>
+              <w:instrText xml:space="preserve"> PAGEREF _Toc228823686 \h </w:instrText>
+            </w:r>
+            <w:r>
+              <w:rPr>
+                <w:noProof/>
+                <w:webHidden/>
+              </w:rPr>
+            </w:r>
+            <w:r>
+              <w:rPr>
+                <w:noProof/>
+                <w:webHidden/>
               </w:rPr>
               <w:fldChar w:fldCharType="separate"/>
             </w:r>
@@ -5510,14 +5098,12 @@
                 <w:noProof/>
                 <w:webHidden/>
               </w:rPr>
-              <w:t>1</w:t>
-            </w:r>
-            <w:r>
-              <w:rPr>
-                <w:rStyle w:val="Hyperlink"/>
-                <w:rFonts w:eastAsiaTheme="majorEastAsia"/>
-                <w:noProof/>
-                <w:rtl/>
+              <w:t>25</w:t>
+            </w:r>
+            <w:r>
+              <w:rPr>
+                <w:noProof/>
+                <w:webHidden/>
               </w:rPr>
               <w:fldChar w:fldCharType="end"/>
             </w:r>
@@ -5537,7 +5123,7 @@
               <w14:ligatures w14:val="standardContextual"/>
             </w:rPr>
           </w:pPr>
-          <w:hyperlink w:anchor="_Toc228822471" w:history="1">
+          <w:hyperlink w:anchor="_Toc228823687" w:history="1">
             <w:r>
               <w:rPr>
                 <w:rStyle w:val="Hyperlink"/>
@@ -5554,10 +5140,8 @@
             </w:r>
             <w:r>
               <w:rPr>
-                <w:rStyle w:val="Hyperlink"/>
-                <w:rFonts w:eastAsiaTheme="majorEastAsia"/>
-                <w:noProof/>
-                <w:rtl/>
+                <w:noProof/>
+                <w:webHidden/>
               </w:rPr>
               <w:fldChar w:fldCharType="begin"/>
             </w:r>
@@ -5566,22 +5150,18 @@
                 <w:noProof/>
                 <w:webHidden/>
               </w:rPr>
-              <w:instrText xml:space="preserve"> PAGEREF _Toc228822471 \h </w:instrText>
-            </w:r>
-            <w:r>
-              <w:rPr>
-                <w:rStyle w:val="Hyperlink"/>
-                <w:rFonts w:eastAsiaTheme="majorEastAsia"/>
-                <w:noProof/>
-                <w:rtl/>
-              </w:rPr>
-            </w:r>
-            <w:r>
-              <w:rPr>
-                <w:rStyle w:val="Hyperlink"/>
-                <w:rFonts w:eastAsiaTheme="majorEastAsia"/>
-                <w:noProof/>
-                <w:rtl/>
+              <w:instrText xml:space="preserve"> PAGEREF _Toc228823687 \h </w:instrText>
+            </w:r>
+            <w:r>
+              <w:rPr>
+                <w:noProof/>
+                <w:webHidden/>
+              </w:rPr>
+            </w:r>
+            <w:r>
+              <w:rPr>
+                <w:noProof/>
+                <w:webHidden/>
               </w:rPr>
               <w:fldChar w:fldCharType="separate"/>
             </w:r>
@@ -5590,14 +5170,12 @@
                 <w:noProof/>
                 <w:webHidden/>
               </w:rPr>
-              <w:t>1</w:t>
-            </w:r>
-            <w:r>
-              <w:rPr>
-                <w:rStyle w:val="Hyperlink"/>
-                <w:rFonts w:eastAsiaTheme="majorEastAsia"/>
-                <w:noProof/>
-                <w:rtl/>
+              <w:t>25</w:t>
+            </w:r>
+            <w:r>
+              <w:rPr>
+                <w:noProof/>
+                <w:webHidden/>
               </w:rPr>
               <w:fldChar w:fldCharType="end"/>
             </w:r>
@@ -5617,7 +5195,7 @@
               <w14:ligatures w14:val="standardContextual"/>
             </w:rPr>
           </w:pPr>
-          <w:hyperlink w:anchor="_Toc228822472" w:history="1">
+          <w:hyperlink w:anchor="_Toc228823688" w:history="1">
             <w:r>
               <w:rPr>
                 <w:rStyle w:val="Hyperlink"/>
@@ -5634,10 +5212,8 @@
             </w:r>
             <w:r>
               <w:rPr>
-                <w:rStyle w:val="Hyperlink"/>
-                <w:rFonts w:eastAsiaTheme="majorEastAsia"/>
-                <w:noProof/>
-                <w:rtl/>
+                <w:noProof/>
+                <w:webHidden/>
               </w:rPr>
               <w:fldChar w:fldCharType="begin"/>
             </w:r>
@@ -5646,22 +5222,18 @@
                 <w:noProof/>
                 <w:webHidden/>
               </w:rPr>
-              <w:instrText xml:space="preserve"> PAGEREF _Toc228822472 \h </w:instrText>
-            </w:r>
-            <w:r>
-              <w:rPr>
-                <w:rStyle w:val="Hyperlink"/>
-                <w:rFonts w:eastAsiaTheme="majorEastAsia"/>
-                <w:noProof/>
-                <w:rtl/>
-              </w:rPr>
-            </w:r>
-            <w:r>
-              <w:rPr>
-                <w:rStyle w:val="Hyperlink"/>
-                <w:rFonts w:eastAsiaTheme="majorEastAsia"/>
-                <w:noProof/>
-                <w:rtl/>
+              <w:instrText xml:space="preserve"> PAGEREF _Toc228823688 \h </w:instrText>
+            </w:r>
+            <w:r>
+              <w:rPr>
+                <w:noProof/>
+                <w:webHidden/>
+              </w:rPr>
+            </w:r>
+            <w:r>
+              <w:rPr>
+                <w:noProof/>
+                <w:webHidden/>
               </w:rPr>
               <w:fldChar w:fldCharType="separate"/>
             </w:r>
@@ -5670,14 +5242,12 @@
                 <w:noProof/>
                 <w:webHidden/>
               </w:rPr>
-              <w:t>1</w:t>
-            </w:r>
-            <w:r>
-              <w:rPr>
-                <w:rStyle w:val="Hyperlink"/>
-                <w:rFonts w:eastAsiaTheme="majorEastAsia"/>
-                <w:noProof/>
-                <w:rtl/>
+              <w:t>25</w:t>
+            </w:r>
+            <w:r>
+              <w:rPr>
+                <w:noProof/>
+                <w:webHidden/>
               </w:rPr>
               <w:fldChar w:fldCharType="end"/>
             </w:r>
@@ -5697,7 +5267,7 @@
               <w14:ligatures w14:val="standardContextual"/>
             </w:rPr>
           </w:pPr>
-          <w:hyperlink w:anchor="_Toc228822473" w:history="1">
+          <w:hyperlink w:anchor="_Toc228823689" w:history="1">
             <w:r>
               <w:rPr>
                 <w:rStyle w:val="Hyperlink"/>
@@ -5714,10 +5284,8 @@
             </w:r>
             <w:r>
               <w:rPr>
-                <w:rStyle w:val="Hyperlink"/>
-                <w:rFonts w:eastAsiaTheme="majorEastAsia"/>
-                <w:noProof/>
-                <w:rtl/>
+                <w:noProof/>
+                <w:webHidden/>
               </w:rPr>
               <w:fldChar w:fldCharType="begin"/>
             </w:r>
@@ -5726,22 +5294,18 @@
                 <w:noProof/>
                 <w:webHidden/>
               </w:rPr>
-              <w:instrText xml:space="preserve"> PAGEREF _Toc228822473 \h </w:instrText>
-            </w:r>
-            <w:r>
-              <w:rPr>
-                <w:rStyle w:val="Hyperlink"/>
-                <w:rFonts w:eastAsiaTheme="majorEastAsia"/>
-                <w:noProof/>
-                <w:rtl/>
-              </w:rPr>
-            </w:r>
-            <w:r>
-              <w:rPr>
-                <w:rStyle w:val="Hyperlink"/>
-                <w:rFonts w:eastAsiaTheme="majorEastAsia"/>
-                <w:noProof/>
-                <w:rtl/>
+              <w:instrText xml:space="preserve"> PAGEREF _Toc228823689 \h </w:instrText>
+            </w:r>
+            <w:r>
+              <w:rPr>
+                <w:noProof/>
+                <w:webHidden/>
+              </w:rPr>
+            </w:r>
+            <w:r>
+              <w:rPr>
+                <w:noProof/>
+                <w:webHidden/>
               </w:rPr>
               <w:fldChar w:fldCharType="separate"/>
             </w:r>
@@ -5750,14 +5314,12 @@
                 <w:noProof/>
                 <w:webHidden/>
               </w:rPr>
-              <w:t>1</w:t>
-            </w:r>
-            <w:r>
-              <w:rPr>
-                <w:rStyle w:val="Hyperlink"/>
-                <w:rFonts w:eastAsiaTheme="majorEastAsia"/>
-                <w:noProof/>
-                <w:rtl/>
+              <w:t>25</w:t>
+            </w:r>
+            <w:r>
+              <w:rPr>
+                <w:noProof/>
+                <w:webHidden/>
               </w:rPr>
               <w:fldChar w:fldCharType="end"/>
             </w:r>
@@ -5777,7 +5339,7 @@
               <w14:ligatures w14:val="standardContextual"/>
             </w:rPr>
           </w:pPr>
-          <w:hyperlink w:anchor="_Toc228822474" w:history="1">
+          <w:hyperlink w:anchor="_Toc228823690" w:history="1">
             <w:r>
               <w:rPr>
                 <w:rStyle w:val="Hyperlink"/>
@@ -5794,10 +5356,8 @@
             </w:r>
             <w:r>
               <w:rPr>
-                <w:rStyle w:val="Hyperlink"/>
-                <w:rFonts w:eastAsiaTheme="majorEastAsia"/>
-                <w:noProof/>
-                <w:rtl/>
+                <w:noProof/>
+                <w:webHidden/>
               </w:rPr>
               <w:fldChar w:fldCharType="begin"/>
             </w:r>
@@ -5806,22 +5366,18 @@
                 <w:noProof/>
                 <w:webHidden/>
               </w:rPr>
-              <w:instrText xml:space="preserve"> PAGEREF _Toc228822474 \h </w:instrText>
-            </w:r>
-            <w:r>
-              <w:rPr>
-                <w:rStyle w:val="Hyperlink"/>
-                <w:rFonts w:eastAsiaTheme="majorEastAsia"/>
-                <w:noProof/>
-                <w:rtl/>
-              </w:rPr>
-            </w:r>
-            <w:r>
-              <w:rPr>
-                <w:rStyle w:val="Hyperlink"/>
-                <w:rFonts w:eastAsiaTheme="majorEastAsia"/>
-                <w:noProof/>
-                <w:rtl/>
+              <w:instrText xml:space="preserve"> PAGEREF _Toc228823690 \h </w:instrText>
+            </w:r>
+            <w:r>
+              <w:rPr>
+                <w:noProof/>
+                <w:webHidden/>
+              </w:rPr>
+            </w:r>
+            <w:r>
+              <w:rPr>
+                <w:noProof/>
+                <w:webHidden/>
               </w:rPr>
               <w:fldChar w:fldCharType="separate"/>
             </w:r>
@@ -5830,14 +5386,12 @@
                 <w:noProof/>
                 <w:webHidden/>
               </w:rPr>
-              <w:t>1</w:t>
-            </w:r>
-            <w:r>
-              <w:rPr>
-                <w:rStyle w:val="Hyperlink"/>
-                <w:rFonts w:eastAsiaTheme="majorEastAsia"/>
-                <w:noProof/>
-                <w:rtl/>
+              <w:t>25</w:t>
+            </w:r>
+            <w:r>
+              <w:rPr>
+                <w:noProof/>
+                <w:webHidden/>
               </w:rPr>
               <w:fldChar w:fldCharType="end"/>
             </w:r>
@@ -5857,7 +5411,7 @@
               <w14:ligatures w14:val="standardContextual"/>
             </w:rPr>
           </w:pPr>
-          <w:hyperlink w:anchor="_Toc228822475" w:history="1">
+          <w:hyperlink w:anchor="_Toc228823691" w:history="1">
             <w:r>
               <w:rPr>
                 <w:rStyle w:val="Hyperlink"/>
@@ -5874,10 +5428,8 @@
             </w:r>
             <w:r>
               <w:rPr>
-                <w:rStyle w:val="Hyperlink"/>
-                <w:rFonts w:eastAsiaTheme="majorEastAsia"/>
-                <w:noProof/>
-                <w:rtl/>
+                <w:noProof/>
+                <w:webHidden/>
               </w:rPr>
               <w:fldChar w:fldCharType="begin"/>
             </w:r>
@@ -5886,22 +5438,18 @@
                 <w:noProof/>
                 <w:webHidden/>
               </w:rPr>
-              <w:instrText xml:space="preserve"> PAGEREF _Toc228822475 \h </w:instrText>
-            </w:r>
-            <w:r>
-              <w:rPr>
-                <w:rStyle w:val="Hyperlink"/>
-                <w:rFonts w:eastAsiaTheme="majorEastAsia"/>
-                <w:noProof/>
-                <w:rtl/>
-              </w:rPr>
-            </w:r>
-            <w:r>
-              <w:rPr>
-                <w:rStyle w:val="Hyperlink"/>
-                <w:rFonts w:eastAsiaTheme="majorEastAsia"/>
-                <w:noProof/>
-                <w:rtl/>
+              <w:instrText xml:space="preserve"> PAGEREF _Toc228823691 \h </w:instrText>
+            </w:r>
+            <w:r>
+              <w:rPr>
+                <w:noProof/>
+                <w:webHidden/>
+              </w:rPr>
+            </w:r>
+            <w:r>
+              <w:rPr>
+                <w:noProof/>
+                <w:webHidden/>
               </w:rPr>
               <w:fldChar w:fldCharType="separate"/>
             </w:r>
@@ -5910,14 +5458,12 @@
                 <w:noProof/>
                 <w:webHidden/>
               </w:rPr>
-              <w:t>1</w:t>
-            </w:r>
-            <w:r>
-              <w:rPr>
-                <w:rStyle w:val="Hyperlink"/>
-                <w:rFonts w:eastAsiaTheme="majorEastAsia"/>
-                <w:noProof/>
-                <w:rtl/>
+              <w:t>25</w:t>
+            </w:r>
+            <w:r>
+              <w:rPr>
+                <w:noProof/>
+                <w:webHidden/>
               </w:rPr>
               <w:fldChar w:fldCharType="end"/>
             </w:r>
@@ -5937,7 +5483,7 @@
               <w14:ligatures w14:val="standardContextual"/>
             </w:rPr>
           </w:pPr>
-          <w:hyperlink w:anchor="_Toc228822476" w:history="1">
+          <w:hyperlink w:anchor="_Toc228823692" w:history="1">
             <w:r>
               <w:rPr>
                 <w:rStyle w:val="Hyperlink"/>
@@ -5954,10 +5500,8 @@
             </w:r>
             <w:r>
               <w:rPr>
-                <w:rStyle w:val="Hyperlink"/>
-                <w:rFonts w:eastAsiaTheme="majorEastAsia"/>
-                <w:noProof/>
-                <w:rtl/>
+                <w:noProof/>
+                <w:webHidden/>
               </w:rPr>
               <w:fldChar w:fldCharType="begin"/>
             </w:r>
@@ -5966,22 +5510,18 @@
                 <w:noProof/>
                 <w:webHidden/>
               </w:rPr>
-              <w:instrText xml:space="preserve"> PAGEREF _Toc228822476 \h </w:instrText>
-            </w:r>
-            <w:r>
-              <w:rPr>
-                <w:rStyle w:val="Hyperlink"/>
-                <w:rFonts w:eastAsiaTheme="majorEastAsia"/>
-                <w:noProof/>
-                <w:rtl/>
-              </w:rPr>
-            </w:r>
-            <w:r>
-              <w:rPr>
-                <w:rStyle w:val="Hyperlink"/>
-                <w:rFonts w:eastAsiaTheme="majorEastAsia"/>
-                <w:noProof/>
-                <w:rtl/>
+              <w:instrText xml:space="preserve"> PAGEREF _Toc228823692 \h </w:instrText>
+            </w:r>
+            <w:r>
+              <w:rPr>
+                <w:noProof/>
+                <w:webHidden/>
+              </w:rPr>
+            </w:r>
+            <w:r>
+              <w:rPr>
+                <w:noProof/>
+                <w:webHidden/>
               </w:rPr>
               <w:fldChar w:fldCharType="separate"/>
             </w:r>
@@ -5990,14 +5530,12 @@
                 <w:noProof/>
                 <w:webHidden/>
               </w:rPr>
-              <w:t>2</w:t>
-            </w:r>
-            <w:r>
-              <w:rPr>
-                <w:rStyle w:val="Hyperlink"/>
-                <w:rFonts w:eastAsiaTheme="majorEastAsia"/>
-                <w:noProof/>
-                <w:rtl/>
+              <w:t>26</w:t>
+            </w:r>
+            <w:r>
+              <w:rPr>
+                <w:noProof/>
+                <w:webHidden/>
               </w:rPr>
               <w:fldChar w:fldCharType="end"/>
             </w:r>
@@ -6017,7 +5555,7 @@
               <w14:ligatures w14:val="standardContextual"/>
             </w:rPr>
           </w:pPr>
-          <w:hyperlink w:anchor="_Toc228822477" w:history="1">
+          <w:hyperlink w:anchor="_Toc228823693" w:history="1">
             <w:r>
               <w:rPr>
                 <w:rStyle w:val="Hyperlink"/>
@@ -6034,10 +5572,8 @@
             </w:r>
             <w:r>
               <w:rPr>
-                <w:rStyle w:val="Hyperlink"/>
-                <w:rFonts w:eastAsiaTheme="majorEastAsia"/>
-                <w:noProof/>
-                <w:rtl/>
+                <w:noProof/>
+                <w:webHidden/>
               </w:rPr>
               <w:fldChar w:fldCharType="begin"/>
             </w:r>
@@ -6046,22 +5582,18 @@
                 <w:noProof/>
                 <w:webHidden/>
               </w:rPr>
-              <w:instrText xml:space="preserve"> PAGEREF _Toc228822477 \h </w:instrText>
-            </w:r>
-            <w:r>
-              <w:rPr>
-                <w:rStyle w:val="Hyperlink"/>
-                <w:rFonts w:eastAsiaTheme="majorEastAsia"/>
-                <w:noProof/>
-                <w:rtl/>
-              </w:rPr>
-            </w:r>
-            <w:r>
-              <w:rPr>
-                <w:rStyle w:val="Hyperlink"/>
-                <w:rFonts w:eastAsiaTheme="majorEastAsia"/>
-                <w:noProof/>
-                <w:rtl/>
+              <w:instrText xml:space="preserve"> PAGEREF _Toc228823693 \h </w:instrText>
+            </w:r>
+            <w:r>
+              <w:rPr>
+                <w:noProof/>
+                <w:webHidden/>
+              </w:rPr>
+            </w:r>
+            <w:r>
+              <w:rPr>
+                <w:noProof/>
+                <w:webHidden/>
               </w:rPr>
               <w:fldChar w:fldCharType="separate"/>
             </w:r>
@@ -6070,14 +5602,12 @@
                 <w:noProof/>
                 <w:webHidden/>
               </w:rPr>
-              <w:t>2</w:t>
-            </w:r>
-            <w:r>
-              <w:rPr>
-                <w:rStyle w:val="Hyperlink"/>
-                <w:rFonts w:eastAsiaTheme="majorEastAsia"/>
-                <w:noProof/>
-                <w:rtl/>
+              <w:t>26</w:t>
+            </w:r>
+            <w:r>
+              <w:rPr>
+                <w:noProof/>
+                <w:webHidden/>
               </w:rPr>
               <w:fldChar w:fldCharType="end"/>
             </w:r>
@@ -6097,7 +5627,7 @@
               <w14:ligatures w14:val="standardContextual"/>
             </w:rPr>
           </w:pPr>
-          <w:hyperlink w:anchor="_Toc228822478" w:history="1">
+          <w:hyperlink w:anchor="_Toc228823694" w:history="1">
             <w:r>
               <w:rPr>
                 <w:rStyle w:val="Hyperlink"/>
@@ -6114,10 +5644,8 @@
             </w:r>
             <w:r>
               <w:rPr>
-                <w:rStyle w:val="Hyperlink"/>
-                <w:rFonts w:eastAsiaTheme="majorEastAsia"/>
-                <w:noProof/>
-                <w:rtl/>
+                <w:noProof/>
+                <w:webHidden/>
               </w:rPr>
               <w:fldChar w:fldCharType="begin"/>
             </w:r>
@@ -6126,22 +5654,18 @@
                 <w:noProof/>
                 <w:webHidden/>
               </w:rPr>
-              <w:instrText xml:space="preserve"> PAGEREF _Toc228822478 \h </w:instrText>
-            </w:r>
-            <w:r>
-              <w:rPr>
-                <w:rStyle w:val="Hyperlink"/>
-                <w:rFonts w:eastAsiaTheme="majorEastAsia"/>
-                <w:noProof/>
-                <w:rtl/>
-              </w:rPr>
-            </w:r>
-            <w:r>
-              <w:rPr>
-                <w:rStyle w:val="Hyperlink"/>
-                <w:rFonts w:eastAsiaTheme="majorEastAsia"/>
-                <w:noProof/>
-                <w:rtl/>
+              <w:instrText xml:space="preserve"> PAGEREF _Toc228823694 \h </w:instrText>
+            </w:r>
+            <w:r>
+              <w:rPr>
+                <w:noProof/>
+                <w:webHidden/>
+              </w:rPr>
+            </w:r>
+            <w:r>
+              <w:rPr>
+                <w:noProof/>
+                <w:webHidden/>
               </w:rPr>
               <w:fldChar w:fldCharType="separate"/>
             </w:r>
@@ -6150,14 +5674,12 @@
                 <w:noProof/>
                 <w:webHidden/>
               </w:rPr>
-              <w:t>2</w:t>
-            </w:r>
-            <w:r>
-              <w:rPr>
-                <w:rStyle w:val="Hyperlink"/>
-                <w:rFonts w:eastAsiaTheme="majorEastAsia"/>
-                <w:noProof/>
-                <w:rtl/>
+              <w:t>26</w:t>
+            </w:r>
+            <w:r>
+              <w:rPr>
+                <w:noProof/>
+                <w:webHidden/>
               </w:rPr>
               <w:fldChar w:fldCharType="end"/>
             </w:r>
@@ -6177,7 +5699,7 @@
               <w14:ligatures w14:val="standardContextual"/>
             </w:rPr>
           </w:pPr>
-          <w:hyperlink w:anchor="_Toc228822479" w:history="1">
+          <w:hyperlink w:anchor="_Toc228823695" w:history="1">
             <w:r>
               <w:rPr>
                 <w:rStyle w:val="Hyperlink"/>
@@ -6194,10 +5716,8 @@
             </w:r>
             <w:r>
               <w:rPr>
-                <w:rStyle w:val="Hyperlink"/>
-                <w:rFonts w:eastAsiaTheme="majorEastAsia"/>
-                <w:noProof/>
-                <w:rtl/>
+                <w:noProof/>
+                <w:webHidden/>
               </w:rPr>
               <w:fldChar w:fldCharType="begin"/>
             </w:r>
@@ -6206,22 +5726,18 @@
                 <w:noProof/>
                 <w:webHidden/>
               </w:rPr>
-              <w:instrText xml:space="preserve"> PAGEREF _Toc228822479 \h </w:instrText>
-            </w:r>
-            <w:r>
-              <w:rPr>
-                <w:rStyle w:val="Hyperlink"/>
-                <w:rFonts w:eastAsiaTheme="majorEastAsia"/>
-                <w:noProof/>
-                <w:rtl/>
-              </w:rPr>
-            </w:r>
-            <w:r>
-              <w:rPr>
-                <w:rStyle w:val="Hyperlink"/>
-                <w:rFonts w:eastAsiaTheme="majorEastAsia"/>
-                <w:noProof/>
-                <w:rtl/>
+              <w:instrText xml:space="preserve"> PAGEREF _Toc228823695 \h </w:instrText>
+            </w:r>
+            <w:r>
+              <w:rPr>
+                <w:noProof/>
+                <w:webHidden/>
+              </w:rPr>
+            </w:r>
+            <w:r>
+              <w:rPr>
+                <w:noProof/>
+                <w:webHidden/>
               </w:rPr>
               <w:fldChar w:fldCharType="separate"/>
             </w:r>
@@ -6230,14 +5746,12 @@
                 <w:noProof/>
                 <w:webHidden/>
               </w:rPr>
-              <w:t>1</w:t>
-            </w:r>
-            <w:r>
-              <w:rPr>
-                <w:rStyle w:val="Hyperlink"/>
-                <w:rFonts w:eastAsiaTheme="majorEastAsia"/>
-                <w:noProof/>
-                <w:rtl/>
+              <w:t>27</w:t>
+            </w:r>
+            <w:r>
+              <w:rPr>
+                <w:noProof/>
+                <w:webHidden/>
               </w:rPr>
               <w:fldChar w:fldCharType="end"/>
             </w:r>
@@ -6257,7 +5771,7 @@
               <w14:ligatures w14:val="standardContextual"/>
             </w:rPr>
           </w:pPr>
-          <w:hyperlink w:anchor="_Toc228822480" w:history="1">
+          <w:hyperlink w:anchor="_Toc228823696" w:history="1">
             <w:r>
               <w:rPr>
                 <w:rStyle w:val="Hyperlink"/>
@@ -6274,10 +5788,8 @@
             </w:r>
             <w:r>
               <w:rPr>
-                <w:rStyle w:val="Hyperlink"/>
-                <w:rFonts w:eastAsiaTheme="majorEastAsia"/>
-                <w:noProof/>
-                <w:rtl/>
+                <w:noProof/>
+                <w:webHidden/>
               </w:rPr>
               <w:fldChar w:fldCharType="begin"/>
             </w:r>
@@ -6286,22 +5798,18 @@
                 <w:noProof/>
                 <w:webHidden/>
               </w:rPr>
-              <w:instrText xml:space="preserve"> PAGEREF _Toc228822480 \h </w:instrText>
-            </w:r>
-            <w:r>
-              <w:rPr>
-                <w:rStyle w:val="Hyperlink"/>
-                <w:rFonts w:eastAsiaTheme="majorEastAsia"/>
-                <w:noProof/>
-                <w:rtl/>
-              </w:rPr>
-            </w:r>
-            <w:r>
-              <w:rPr>
-                <w:rStyle w:val="Hyperlink"/>
-                <w:rFonts w:eastAsiaTheme="majorEastAsia"/>
-                <w:noProof/>
-                <w:rtl/>
+              <w:instrText xml:space="preserve"> PAGEREF _Toc228823696 \h </w:instrText>
+            </w:r>
+            <w:r>
+              <w:rPr>
+                <w:noProof/>
+                <w:webHidden/>
+              </w:rPr>
+            </w:r>
+            <w:r>
+              <w:rPr>
+                <w:noProof/>
+                <w:webHidden/>
               </w:rPr>
               <w:fldChar w:fldCharType="separate"/>
             </w:r>
@@ -6310,14 +5818,12 @@
                 <w:noProof/>
                 <w:webHidden/>
               </w:rPr>
-              <w:t>1</w:t>
-            </w:r>
-            <w:r>
-              <w:rPr>
-                <w:rStyle w:val="Hyperlink"/>
-                <w:rFonts w:eastAsiaTheme="majorEastAsia"/>
-                <w:noProof/>
-                <w:rtl/>
+              <w:t>27</w:t>
+            </w:r>
+            <w:r>
+              <w:rPr>
+                <w:noProof/>
+                <w:webHidden/>
               </w:rPr>
               <w:fldChar w:fldCharType="end"/>
             </w:r>
@@ -6337,7 +5843,7 @@
               <w14:ligatures w14:val="standardContextual"/>
             </w:rPr>
           </w:pPr>
-          <w:hyperlink w:anchor="_Toc228822481" w:history="1">
+          <w:hyperlink w:anchor="_Toc228823697" w:history="1">
             <w:r>
               <w:rPr>
                 <w:rStyle w:val="Hyperlink"/>
@@ -6354,10 +5860,8 @@
             </w:r>
             <w:r>
               <w:rPr>
-                <w:rStyle w:val="Hyperlink"/>
-                <w:rFonts w:eastAsiaTheme="majorEastAsia"/>
-                <w:noProof/>
-                <w:rtl/>
+                <w:noProof/>
+                <w:webHidden/>
               </w:rPr>
               <w:fldChar w:fldCharType="begin"/>
             </w:r>
@@ -6366,22 +5870,18 @@
                 <w:noProof/>
                 <w:webHidden/>
               </w:rPr>
-              <w:instrText xml:space="preserve"> PAGEREF _Toc228822481 \h </w:instrText>
-            </w:r>
-            <w:r>
-              <w:rPr>
-                <w:rStyle w:val="Hyperlink"/>
-                <w:rFonts w:eastAsiaTheme="majorEastAsia"/>
-                <w:noProof/>
-                <w:rtl/>
-              </w:rPr>
-            </w:r>
-            <w:r>
-              <w:rPr>
-                <w:rStyle w:val="Hyperlink"/>
-                <w:rFonts w:eastAsiaTheme="majorEastAsia"/>
-                <w:noProof/>
-                <w:rtl/>
+              <w:instrText xml:space="preserve"> PAGEREF _Toc228823697 \h </w:instrText>
+            </w:r>
+            <w:r>
+              <w:rPr>
+                <w:noProof/>
+                <w:webHidden/>
+              </w:rPr>
+            </w:r>
+            <w:r>
+              <w:rPr>
+                <w:noProof/>
+                <w:webHidden/>
               </w:rPr>
               <w:fldChar w:fldCharType="separate"/>
             </w:r>
@@ -6390,14 +5890,12 @@
                 <w:noProof/>
                 <w:webHidden/>
               </w:rPr>
-              <w:t>1</w:t>
-            </w:r>
-            <w:r>
-              <w:rPr>
-                <w:rStyle w:val="Hyperlink"/>
-                <w:rFonts w:eastAsiaTheme="majorEastAsia"/>
-                <w:noProof/>
-                <w:rtl/>
+              <w:t>27</w:t>
+            </w:r>
+            <w:r>
+              <w:rPr>
+                <w:noProof/>
+                <w:webHidden/>
               </w:rPr>
               <w:fldChar w:fldCharType="end"/>
             </w:r>
@@ -6417,7 +5915,7 @@
               <w14:ligatures w14:val="standardContextual"/>
             </w:rPr>
           </w:pPr>
-          <w:hyperlink w:anchor="_Toc228822482" w:history="1">
+          <w:hyperlink w:anchor="_Toc228823698" w:history="1">
             <w:r>
               <w:rPr>
                 <w:rStyle w:val="Hyperlink"/>
@@ -6434,10 +5932,8 @@
             </w:r>
             <w:r>
               <w:rPr>
-                <w:rStyle w:val="Hyperlink"/>
-                <w:rFonts w:eastAsiaTheme="majorEastAsia"/>
-                <w:noProof/>
-                <w:rtl/>
+                <w:noProof/>
+                <w:webHidden/>
               </w:rPr>
               <w:fldChar w:fldCharType="begin"/>
             </w:r>
@@ -6446,22 +5942,18 @@
                 <w:noProof/>
                 <w:webHidden/>
               </w:rPr>
-              <w:instrText xml:space="preserve"> PAGEREF _Toc228822482 \h </w:instrText>
-            </w:r>
-            <w:r>
-              <w:rPr>
-                <w:rStyle w:val="Hyperlink"/>
-                <w:rFonts w:eastAsiaTheme="majorEastAsia"/>
-                <w:noProof/>
-                <w:rtl/>
-              </w:rPr>
-            </w:r>
-            <w:r>
-              <w:rPr>
-                <w:rStyle w:val="Hyperlink"/>
-                <w:rFonts w:eastAsiaTheme="majorEastAsia"/>
-                <w:noProof/>
-                <w:rtl/>
+              <w:instrText xml:space="preserve"> PAGEREF _Toc228823698 \h </w:instrText>
+            </w:r>
+            <w:r>
+              <w:rPr>
+                <w:noProof/>
+                <w:webHidden/>
+              </w:rPr>
+            </w:r>
+            <w:r>
+              <w:rPr>
+                <w:noProof/>
+                <w:webHidden/>
               </w:rPr>
               <w:fldChar w:fldCharType="separate"/>
             </w:r>
@@ -6470,14 +5962,12 @@
                 <w:noProof/>
                 <w:webHidden/>
               </w:rPr>
-              <w:t>2</w:t>
-            </w:r>
-            <w:r>
-              <w:rPr>
-                <w:rStyle w:val="Hyperlink"/>
-                <w:rFonts w:eastAsiaTheme="majorEastAsia"/>
-                <w:noProof/>
-                <w:rtl/>
+              <w:t>28</w:t>
+            </w:r>
+            <w:r>
+              <w:rPr>
+                <w:noProof/>
+                <w:webHidden/>
               </w:rPr>
               <w:fldChar w:fldCharType="end"/>
             </w:r>
@@ -6497,7 +5987,7 @@
               <w14:ligatures w14:val="standardContextual"/>
             </w:rPr>
           </w:pPr>
-          <w:hyperlink w:anchor="_Toc228822483" w:history="1">
+          <w:hyperlink w:anchor="_Toc228823699" w:history="1">
             <w:r>
               <w:rPr>
                 <w:rStyle w:val="Hyperlink"/>
@@ -6514,10 +6004,8 @@
             </w:r>
             <w:r>
               <w:rPr>
-                <w:rStyle w:val="Hyperlink"/>
-                <w:rFonts w:eastAsiaTheme="majorEastAsia"/>
-                <w:noProof/>
-                <w:rtl/>
+                <w:noProof/>
+                <w:webHidden/>
               </w:rPr>
               <w:fldChar w:fldCharType="begin"/>
             </w:r>
@@ -6526,22 +6014,18 @@
                 <w:noProof/>
                 <w:webHidden/>
               </w:rPr>
-              <w:instrText xml:space="preserve"> PAGEREF _Toc228822483 \h </w:instrText>
-            </w:r>
-            <w:r>
-              <w:rPr>
-                <w:rStyle w:val="Hyperlink"/>
-                <w:rFonts w:eastAsiaTheme="majorEastAsia"/>
-                <w:noProof/>
-                <w:rtl/>
-              </w:rPr>
-            </w:r>
-            <w:r>
-              <w:rPr>
-                <w:rStyle w:val="Hyperlink"/>
-                <w:rFonts w:eastAsiaTheme="majorEastAsia"/>
-                <w:noProof/>
-                <w:rtl/>
+              <w:instrText xml:space="preserve"> PAGEREF _Toc228823699 \h </w:instrText>
+            </w:r>
+            <w:r>
+              <w:rPr>
+                <w:noProof/>
+                <w:webHidden/>
+              </w:rPr>
+            </w:r>
+            <w:r>
+              <w:rPr>
+                <w:noProof/>
+                <w:webHidden/>
               </w:rPr>
               <w:fldChar w:fldCharType="separate"/>
             </w:r>
@@ -6550,14 +6034,12 @@
                 <w:noProof/>
                 <w:webHidden/>
               </w:rPr>
-              <w:t>2</w:t>
-            </w:r>
-            <w:r>
-              <w:rPr>
-                <w:rStyle w:val="Hyperlink"/>
-                <w:rFonts w:eastAsiaTheme="majorEastAsia"/>
-                <w:noProof/>
-                <w:rtl/>
+              <w:t>28</w:t>
+            </w:r>
+            <w:r>
+              <w:rPr>
+                <w:noProof/>
+                <w:webHidden/>
               </w:rPr>
               <w:fldChar w:fldCharType="end"/>
             </w:r>
@@ -6577,7 +6059,7 @@
               <w14:ligatures w14:val="standardContextual"/>
             </w:rPr>
           </w:pPr>
-          <w:hyperlink w:anchor="_Toc228822484" w:history="1">
+          <w:hyperlink w:anchor="_Toc228823700" w:history="1">
             <w:r>
               <w:rPr>
                 <w:rStyle w:val="Hyperlink"/>
@@ -6594,10 +6076,8 @@
             </w:r>
             <w:r>
               <w:rPr>
-                <w:rStyle w:val="Hyperlink"/>
-                <w:rFonts w:eastAsiaTheme="majorEastAsia"/>
-                <w:noProof/>
-                <w:rtl/>
+                <w:noProof/>
+                <w:webHidden/>
               </w:rPr>
               <w:fldChar w:fldCharType="begin"/>
             </w:r>
@@ -6606,22 +6086,18 @@
                 <w:noProof/>
                 <w:webHidden/>
               </w:rPr>
-              <w:instrText xml:space="preserve"> PAGEREF _Toc228822484 \h </w:instrText>
-            </w:r>
-            <w:r>
-              <w:rPr>
-                <w:rStyle w:val="Hyperlink"/>
-                <w:rFonts w:eastAsiaTheme="majorEastAsia"/>
-                <w:noProof/>
-                <w:rtl/>
-              </w:rPr>
-            </w:r>
-            <w:r>
-              <w:rPr>
-                <w:rStyle w:val="Hyperlink"/>
-                <w:rFonts w:eastAsiaTheme="majorEastAsia"/>
-                <w:noProof/>
-                <w:rtl/>
+              <w:instrText xml:space="preserve"> PAGEREF _Toc228823700 \h </w:instrText>
+            </w:r>
+            <w:r>
+              <w:rPr>
+                <w:noProof/>
+                <w:webHidden/>
+              </w:rPr>
+            </w:r>
+            <w:r>
+              <w:rPr>
+                <w:noProof/>
+                <w:webHidden/>
               </w:rPr>
               <w:fldChar w:fldCharType="separate"/>
             </w:r>
@@ -6630,14 +6106,12 @@
                 <w:noProof/>
                 <w:webHidden/>
               </w:rPr>
-              <w:t>2</w:t>
-            </w:r>
-            <w:r>
-              <w:rPr>
-                <w:rStyle w:val="Hyperlink"/>
-                <w:rFonts w:eastAsiaTheme="majorEastAsia"/>
-                <w:noProof/>
-                <w:rtl/>
+              <w:t>28</w:t>
+            </w:r>
+            <w:r>
+              <w:rPr>
+                <w:noProof/>
+                <w:webHidden/>
               </w:rPr>
               <w:fldChar w:fldCharType="end"/>
             </w:r>
@@ -6657,7 +6131,7 @@
               <w14:ligatures w14:val="standardContextual"/>
             </w:rPr>
           </w:pPr>
-          <w:hyperlink w:anchor="_Toc228822485" w:history="1">
+          <w:hyperlink w:anchor="_Toc228823701" w:history="1">
             <w:r>
               <w:rPr>
                 <w:rStyle w:val="Hyperlink"/>
@@ -6674,10 +6148,8 @@
             </w:r>
             <w:r>
               <w:rPr>
-                <w:rStyle w:val="Hyperlink"/>
-                <w:rFonts w:eastAsiaTheme="majorEastAsia"/>
-                <w:noProof/>
-                <w:rtl/>
+                <w:noProof/>
+                <w:webHidden/>
               </w:rPr>
               <w:fldChar w:fldCharType="begin"/>
             </w:r>
@@ -6686,22 +6158,18 @@
                 <w:noProof/>
                 <w:webHidden/>
               </w:rPr>
-              <w:instrText xml:space="preserve"> PAGEREF _Toc228822485 \h </w:instrText>
-            </w:r>
-            <w:r>
-              <w:rPr>
-                <w:rStyle w:val="Hyperlink"/>
-                <w:rFonts w:eastAsiaTheme="majorEastAsia"/>
-                <w:noProof/>
-                <w:rtl/>
-              </w:rPr>
-            </w:r>
-            <w:r>
-              <w:rPr>
-                <w:rStyle w:val="Hyperlink"/>
-                <w:rFonts w:eastAsiaTheme="majorEastAsia"/>
-                <w:noProof/>
-                <w:rtl/>
+              <w:instrText xml:space="preserve"> PAGEREF _Toc228823701 \h </w:instrText>
+            </w:r>
+            <w:r>
+              <w:rPr>
+                <w:noProof/>
+                <w:webHidden/>
+              </w:rPr>
+            </w:r>
+            <w:r>
+              <w:rPr>
+                <w:noProof/>
+                <w:webHidden/>
               </w:rPr>
               <w:fldChar w:fldCharType="separate"/>
             </w:r>
@@ -6710,14 +6178,12 @@
                 <w:noProof/>
                 <w:webHidden/>
               </w:rPr>
-              <w:t>2</w:t>
-            </w:r>
-            <w:r>
-              <w:rPr>
-                <w:rStyle w:val="Hyperlink"/>
-                <w:rFonts w:eastAsiaTheme="majorEastAsia"/>
-                <w:noProof/>
-                <w:rtl/>
+              <w:t>28</w:t>
+            </w:r>
+            <w:r>
+              <w:rPr>
+                <w:noProof/>
+                <w:webHidden/>
               </w:rPr>
               <w:fldChar w:fldCharType="end"/>
             </w:r>
@@ -6737,7 +6203,7 @@
               <w14:ligatures w14:val="standardContextual"/>
             </w:rPr>
           </w:pPr>
-          <w:hyperlink w:anchor="_Toc228822486" w:history="1">
+          <w:hyperlink w:anchor="_Toc228823702" w:history="1">
             <w:r>
               <w:rPr>
                 <w:rStyle w:val="Hyperlink"/>
@@ -6754,10 +6220,8 @@
             </w:r>
             <w:r>
               <w:rPr>
-                <w:rStyle w:val="Hyperlink"/>
-                <w:rFonts w:eastAsiaTheme="majorEastAsia"/>
-                <w:noProof/>
-                <w:rtl/>
+                <w:noProof/>
+                <w:webHidden/>
               </w:rPr>
               <w:fldChar w:fldCharType="begin"/>
             </w:r>
@@ -6766,22 +6230,18 @@
                 <w:noProof/>
                 <w:webHidden/>
               </w:rPr>
-              <w:instrText xml:space="preserve"> PAGEREF _Toc228822486 \h </w:instrText>
-            </w:r>
-            <w:r>
-              <w:rPr>
-                <w:rStyle w:val="Hyperlink"/>
-                <w:rFonts w:eastAsiaTheme="majorEastAsia"/>
-                <w:noProof/>
-                <w:rtl/>
-              </w:rPr>
-            </w:r>
-            <w:r>
-              <w:rPr>
-                <w:rStyle w:val="Hyperlink"/>
-                <w:rFonts w:eastAsiaTheme="majorEastAsia"/>
-                <w:noProof/>
-                <w:rtl/>
+              <w:instrText xml:space="preserve"> PAGEREF _Toc228823702 \h </w:instrText>
+            </w:r>
+            <w:r>
+              <w:rPr>
+                <w:noProof/>
+                <w:webHidden/>
+              </w:rPr>
+            </w:r>
+            <w:r>
+              <w:rPr>
+                <w:noProof/>
+                <w:webHidden/>
               </w:rPr>
               <w:fldChar w:fldCharType="separate"/>
             </w:r>
@@ -6790,14 +6250,12 @@
                 <w:noProof/>
                 <w:webHidden/>
               </w:rPr>
-              <w:t>3</w:t>
-            </w:r>
-            <w:r>
-              <w:rPr>
-                <w:rStyle w:val="Hyperlink"/>
-                <w:rFonts w:eastAsiaTheme="majorEastAsia"/>
-                <w:noProof/>
-                <w:rtl/>
+              <w:t>29</w:t>
+            </w:r>
+            <w:r>
+              <w:rPr>
+                <w:noProof/>
+                <w:webHidden/>
               </w:rPr>
               <w:fldChar w:fldCharType="end"/>
             </w:r>
@@ -6817,7 +6275,7 @@
               <w14:ligatures w14:val="standardContextual"/>
             </w:rPr>
           </w:pPr>
-          <w:hyperlink w:anchor="_Toc228822487" w:history="1">
+          <w:hyperlink w:anchor="_Toc228823703" w:history="1">
             <w:r>
               <w:rPr>
                 <w:rStyle w:val="Hyperlink"/>
@@ -6834,10 +6292,8 @@
             </w:r>
             <w:r>
               <w:rPr>
-                <w:rStyle w:val="Hyperlink"/>
-                <w:rFonts w:eastAsiaTheme="majorEastAsia"/>
-                <w:noProof/>
-                <w:rtl/>
+                <w:noProof/>
+                <w:webHidden/>
               </w:rPr>
               <w:fldChar w:fldCharType="begin"/>
             </w:r>
@@ -6846,22 +6302,18 @@
                 <w:noProof/>
                 <w:webHidden/>
               </w:rPr>
-              <w:instrText xml:space="preserve"> PAGEREF _Toc228822487 \h </w:instrText>
-            </w:r>
-            <w:r>
-              <w:rPr>
-                <w:rStyle w:val="Hyperlink"/>
-                <w:rFonts w:eastAsiaTheme="majorEastAsia"/>
-                <w:noProof/>
-                <w:rtl/>
-              </w:rPr>
-            </w:r>
-            <w:r>
-              <w:rPr>
-                <w:rStyle w:val="Hyperlink"/>
-                <w:rFonts w:eastAsiaTheme="majorEastAsia"/>
-                <w:noProof/>
-                <w:rtl/>
+              <w:instrText xml:space="preserve"> PAGEREF _Toc228823703 \h </w:instrText>
+            </w:r>
+            <w:r>
+              <w:rPr>
+                <w:noProof/>
+                <w:webHidden/>
+              </w:rPr>
+            </w:r>
+            <w:r>
+              <w:rPr>
+                <w:noProof/>
+                <w:webHidden/>
               </w:rPr>
               <w:fldChar w:fldCharType="separate"/>
             </w:r>
@@ -6870,14 +6322,12 @@
                 <w:noProof/>
                 <w:webHidden/>
               </w:rPr>
-              <w:t>1</w:t>
-            </w:r>
-            <w:r>
-              <w:rPr>
-                <w:rStyle w:val="Hyperlink"/>
-                <w:rFonts w:eastAsiaTheme="majorEastAsia"/>
-                <w:noProof/>
-                <w:rtl/>
+              <w:t>31</w:t>
+            </w:r>
+            <w:r>
+              <w:rPr>
+                <w:noProof/>
+                <w:webHidden/>
               </w:rPr>
               <w:fldChar w:fldCharType="end"/>
             </w:r>
@@ -6897,7 +6347,7 @@
               <w14:ligatures w14:val="standardContextual"/>
             </w:rPr>
           </w:pPr>
-          <w:hyperlink w:anchor="_Toc228822488" w:history="1">
+          <w:hyperlink w:anchor="_Toc228823704" w:history="1">
             <w:r>
               <w:rPr>
                 <w:rStyle w:val="Hyperlink"/>
@@ -6914,10 +6364,8 @@
             </w:r>
             <w:r>
               <w:rPr>
-                <w:rStyle w:val="Hyperlink"/>
-                <w:rFonts w:eastAsiaTheme="majorEastAsia"/>
-                <w:noProof/>
-                <w:rtl/>
+                <w:noProof/>
+                <w:webHidden/>
               </w:rPr>
               <w:fldChar w:fldCharType="begin"/>
             </w:r>
@@ -6926,22 +6374,18 @@
                 <w:noProof/>
                 <w:webHidden/>
               </w:rPr>
-              <w:instrText xml:space="preserve"> PAGEREF _Toc228822488 \h </w:instrText>
-            </w:r>
-            <w:r>
-              <w:rPr>
-                <w:rStyle w:val="Hyperlink"/>
-                <w:rFonts w:eastAsiaTheme="majorEastAsia"/>
-                <w:noProof/>
-                <w:rtl/>
-              </w:rPr>
-            </w:r>
-            <w:r>
-              <w:rPr>
-                <w:rStyle w:val="Hyperlink"/>
-                <w:rFonts w:eastAsiaTheme="majorEastAsia"/>
-                <w:noProof/>
-                <w:rtl/>
+              <w:instrText xml:space="preserve"> PAGEREF _Toc228823704 \h </w:instrText>
+            </w:r>
+            <w:r>
+              <w:rPr>
+                <w:noProof/>
+                <w:webHidden/>
+              </w:rPr>
+            </w:r>
+            <w:r>
+              <w:rPr>
+                <w:noProof/>
+                <w:webHidden/>
               </w:rPr>
               <w:fldChar w:fldCharType="separate"/>
             </w:r>
@@ -6950,14 +6394,12 @@
                 <w:noProof/>
                 <w:webHidden/>
               </w:rPr>
-              <w:t>1</w:t>
-            </w:r>
-            <w:r>
-              <w:rPr>
-                <w:rStyle w:val="Hyperlink"/>
-                <w:rFonts w:eastAsiaTheme="majorEastAsia"/>
-                <w:noProof/>
-                <w:rtl/>
+              <w:t>31</w:t>
+            </w:r>
+            <w:r>
+              <w:rPr>
+                <w:noProof/>
+                <w:webHidden/>
               </w:rPr>
               <w:fldChar w:fldCharType="end"/>
             </w:r>
@@ -6977,7 +6419,7 @@
               <w14:ligatures w14:val="standardContextual"/>
             </w:rPr>
           </w:pPr>
-          <w:hyperlink w:anchor="_Toc228822489" w:history="1">
+          <w:hyperlink w:anchor="_Toc228823705" w:history="1">
             <w:r>
               <w:rPr>
                 <w:rStyle w:val="Hyperlink"/>
@@ -6994,10 +6436,8 @@
             </w:r>
             <w:r>
               <w:rPr>
-                <w:rStyle w:val="Hyperlink"/>
-                <w:rFonts w:eastAsiaTheme="majorEastAsia"/>
-                <w:noProof/>
-                <w:rtl/>
+                <w:noProof/>
+                <w:webHidden/>
               </w:rPr>
               <w:fldChar w:fldCharType="begin"/>
             </w:r>
@@ -7006,22 +6446,18 @@
                 <w:noProof/>
                 <w:webHidden/>
               </w:rPr>
-              <w:instrText xml:space="preserve"> PAGEREF _Toc228822489 \h </w:instrText>
-            </w:r>
-            <w:r>
-              <w:rPr>
-                <w:rStyle w:val="Hyperlink"/>
-                <w:rFonts w:eastAsiaTheme="majorEastAsia"/>
-                <w:noProof/>
-                <w:rtl/>
-              </w:rPr>
-            </w:r>
-            <w:r>
-              <w:rPr>
-                <w:rStyle w:val="Hyperlink"/>
-                <w:rFonts w:eastAsiaTheme="majorEastAsia"/>
-                <w:noProof/>
-                <w:rtl/>
+              <w:instrText xml:space="preserve"> PAGEREF _Toc228823705 \h </w:instrText>
+            </w:r>
+            <w:r>
+              <w:rPr>
+                <w:noProof/>
+                <w:webHidden/>
+              </w:rPr>
+            </w:r>
+            <w:r>
+              <w:rPr>
+                <w:noProof/>
+                <w:webHidden/>
               </w:rPr>
               <w:fldChar w:fldCharType="separate"/>
             </w:r>
@@ -7030,14 +6466,12 @@
                 <w:noProof/>
                 <w:webHidden/>
               </w:rPr>
-              <w:t>1</w:t>
-            </w:r>
-            <w:r>
-              <w:rPr>
-                <w:rStyle w:val="Hyperlink"/>
-                <w:rFonts w:eastAsiaTheme="majorEastAsia"/>
-                <w:noProof/>
-                <w:rtl/>
+              <w:t>31</w:t>
+            </w:r>
+            <w:r>
+              <w:rPr>
+                <w:noProof/>
+                <w:webHidden/>
               </w:rPr>
               <w:fldChar w:fldCharType="end"/>
             </w:r>
@@ -7057,7 +6491,7 @@
               <w14:ligatures w14:val="standardContextual"/>
             </w:rPr>
           </w:pPr>
-          <w:hyperlink w:anchor="_Toc228822490" w:history="1">
+          <w:hyperlink w:anchor="_Toc228823706" w:history="1">
             <w:r>
               <w:rPr>
                 <w:rStyle w:val="Hyperlink"/>
@@ -7074,10 +6508,8 @@
             </w:r>
             <w:r>
               <w:rPr>
-                <w:rStyle w:val="Hyperlink"/>
-                <w:rFonts w:eastAsiaTheme="majorEastAsia"/>
-                <w:noProof/>
-                <w:rtl/>
+                <w:noProof/>
+                <w:webHidden/>
               </w:rPr>
               <w:fldChar w:fldCharType="begin"/>
             </w:r>
@@ -7086,22 +6518,18 @@
                 <w:noProof/>
                 <w:webHidden/>
               </w:rPr>
-              <w:instrText xml:space="preserve"> PAGEREF _Toc228822490 \h </w:instrText>
-            </w:r>
-            <w:r>
-              <w:rPr>
-                <w:rStyle w:val="Hyperlink"/>
-                <w:rFonts w:eastAsiaTheme="majorEastAsia"/>
-                <w:noProof/>
-                <w:rtl/>
-              </w:rPr>
-            </w:r>
-            <w:r>
-              <w:rPr>
-                <w:rStyle w:val="Hyperlink"/>
-                <w:rFonts w:eastAsiaTheme="majorEastAsia"/>
-                <w:noProof/>
-                <w:rtl/>
+              <w:instrText xml:space="preserve"> PAGEREF _Toc228823706 \h </w:instrText>
+            </w:r>
+            <w:r>
+              <w:rPr>
+                <w:noProof/>
+                <w:webHidden/>
+              </w:rPr>
+            </w:r>
+            <w:r>
+              <w:rPr>
+                <w:noProof/>
+                <w:webHidden/>
               </w:rPr>
               <w:fldChar w:fldCharType="separate"/>
             </w:r>
@@ -7110,14 +6538,12 @@
                 <w:noProof/>
                 <w:webHidden/>
               </w:rPr>
-              <w:t>2</w:t>
-            </w:r>
-            <w:r>
-              <w:rPr>
-                <w:rStyle w:val="Hyperlink"/>
-                <w:rFonts w:eastAsiaTheme="majorEastAsia"/>
-                <w:noProof/>
-                <w:rtl/>
+              <w:t>32</w:t>
+            </w:r>
+            <w:r>
+              <w:rPr>
+                <w:noProof/>
+                <w:webHidden/>
               </w:rPr>
               <w:fldChar w:fldCharType="end"/>
             </w:r>
@@ -7137,7 +6563,7 @@
               <w14:ligatures w14:val="standardContextual"/>
             </w:rPr>
           </w:pPr>
-          <w:hyperlink w:anchor="_Toc228822491" w:history="1">
+          <w:hyperlink w:anchor="_Toc228823707" w:history="1">
             <w:r>
               <w:rPr>
                 <w:rStyle w:val="Hyperlink"/>
@@ -7154,10 +6580,8 @@
             </w:r>
             <w:r>
               <w:rPr>
-                <w:rStyle w:val="Hyperlink"/>
-                <w:rFonts w:eastAsiaTheme="majorEastAsia"/>
-                <w:noProof/>
-                <w:rtl/>
+                <w:noProof/>
+                <w:webHidden/>
               </w:rPr>
               <w:fldChar w:fldCharType="begin"/>
             </w:r>
@@ -7166,22 +6590,18 @@
                 <w:noProof/>
                 <w:webHidden/>
               </w:rPr>
-              <w:instrText xml:space="preserve"> PAGEREF _Toc228822491 \h </w:instrText>
-            </w:r>
-            <w:r>
-              <w:rPr>
-                <w:rStyle w:val="Hyperlink"/>
-                <w:rFonts w:eastAsiaTheme="majorEastAsia"/>
-                <w:noProof/>
-                <w:rtl/>
-              </w:rPr>
-            </w:r>
-            <w:r>
-              <w:rPr>
-                <w:rStyle w:val="Hyperlink"/>
-                <w:rFonts w:eastAsiaTheme="majorEastAsia"/>
-                <w:noProof/>
-                <w:rtl/>
+              <w:instrText xml:space="preserve"> PAGEREF _Toc228823707 \h </w:instrText>
+            </w:r>
+            <w:r>
+              <w:rPr>
+                <w:noProof/>
+                <w:webHidden/>
+              </w:rPr>
+            </w:r>
+            <w:r>
+              <w:rPr>
+                <w:noProof/>
+                <w:webHidden/>
               </w:rPr>
               <w:fldChar w:fldCharType="separate"/>
             </w:r>
@@ -7190,14 +6610,12 @@
                 <w:noProof/>
                 <w:webHidden/>
               </w:rPr>
-              <w:t>2</w:t>
-            </w:r>
-            <w:r>
-              <w:rPr>
-                <w:rStyle w:val="Hyperlink"/>
-                <w:rFonts w:eastAsiaTheme="majorEastAsia"/>
-                <w:noProof/>
-                <w:rtl/>
+              <w:t>32</w:t>
+            </w:r>
+            <w:r>
+              <w:rPr>
+                <w:noProof/>
+                <w:webHidden/>
               </w:rPr>
               <w:fldChar w:fldCharType="end"/>
             </w:r>
@@ -7217,7 +6635,7 @@
               <w14:ligatures w14:val="standardContextual"/>
             </w:rPr>
           </w:pPr>
-          <w:hyperlink w:anchor="_Toc228822492" w:history="1">
+          <w:hyperlink w:anchor="_Toc228823708" w:history="1">
             <w:r>
               <w:rPr>
                 <w:rStyle w:val="Hyperlink"/>
@@ -7234,10 +6652,8 @@
             </w:r>
             <w:r>
               <w:rPr>
-                <w:rStyle w:val="Hyperlink"/>
-                <w:rFonts w:eastAsiaTheme="majorEastAsia"/>
-                <w:noProof/>
-                <w:rtl/>
+                <w:noProof/>
+                <w:webHidden/>
               </w:rPr>
               <w:fldChar w:fldCharType="begin"/>
             </w:r>
@@ -7246,22 +6662,18 @@
                 <w:noProof/>
                 <w:webHidden/>
               </w:rPr>
-              <w:instrText xml:space="preserve"> PAGEREF _Toc228822492 \h </w:instrText>
-            </w:r>
-            <w:r>
-              <w:rPr>
-                <w:rStyle w:val="Hyperlink"/>
-                <w:rFonts w:eastAsiaTheme="majorEastAsia"/>
-                <w:noProof/>
-                <w:rtl/>
-              </w:rPr>
-            </w:r>
-            <w:r>
-              <w:rPr>
-                <w:rStyle w:val="Hyperlink"/>
-                <w:rFonts w:eastAsiaTheme="majorEastAsia"/>
-                <w:noProof/>
-                <w:rtl/>
+              <w:instrText xml:space="preserve"> PAGEREF _Toc228823708 \h </w:instrText>
+            </w:r>
+            <w:r>
+              <w:rPr>
+                <w:noProof/>
+                <w:webHidden/>
+              </w:rPr>
+            </w:r>
+            <w:r>
+              <w:rPr>
+                <w:noProof/>
+                <w:webHidden/>
               </w:rPr>
               <w:fldChar w:fldCharType="separate"/>
             </w:r>
@@ -7270,14 +6682,12 @@
                 <w:noProof/>
                 <w:webHidden/>
               </w:rPr>
-              <w:t>2</w:t>
-            </w:r>
-            <w:r>
-              <w:rPr>
-                <w:rStyle w:val="Hyperlink"/>
-                <w:rFonts w:eastAsiaTheme="majorEastAsia"/>
-                <w:noProof/>
-                <w:rtl/>
+              <w:t>32</w:t>
+            </w:r>
+            <w:r>
+              <w:rPr>
+                <w:noProof/>
+                <w:webHidden/>
               </w:rPr>
               <w:fldChar w:fldCharType="end"/>
             </w:r>
@@ -7297,7 +6707,7 @@
               <w14:ligatures w14:val="standardContextual"/>
             </w:rPr>
           </w:pPr>
-          <w:hyperlink w:anchor="_Toc228822493" w:history="1">
+          <w:hyperlink w:anchor="_Toc228823709" w:history="1">
             <w:r>
               <w:rPr>
                 <w:rStyle w:val="Hyperlink"/>
@@ -7314,10 +6724,8 @@
             </w:r>
             <w:r>
               <w:rPr>
-                <w:rStyle w:val="Hyperlink"/>
-                <w:rFonts w:eastAsiaTheme="majorEastAsia"/>
-                <w:noProof/>
-                <w:rtl/>
+                <w:noProof/>
+                <w:webHidden/>
               </w:rPr>
               <w:fldChar w:fldCharType="begin"/>
             </w:r>
@@ -7326,22 +6734,18 @@
                 <w:noProof/>
                 <w:webHidden/>
               </w:rPr>
-              <w:instrText xml:space="preserve"> PAGEREF _Toc228822493 \h </w:instrText>
-            </w:r>
-            <w:r>
-              <w:rPr>
-                <w:rStyle w:val="Hyperlink"/>
-                <w:rFonts w:eastAsiaTheme="majorEastAsia"/>
-                <w:noProof/>
-                <w:rtl/>
-              </w:rPr>
-            </w:r>
-            <w:r>
-              <w:rPr>
-                <w:rStyle w:val="Hyperlink"/>
-                <w:rFonts w:eastAsiaTheme="majorEastAsia"/>
-                <w:noProof/>
-                <w:rtl/>
+              <w:instrText xml:space="preserve"> PAGEREF _Toc228823709 \h </w:instrText>
+            </w:r>
+            <w:r>
+              <w:rPr>
+                <w:noProof/>
+                <w:webHidden/>
+              </w:rPr>
+            </w:r>
+            <w:r>
+              <w:rPr>
+                <w:noProof/>
+                <w:webHidden/>
               </w:rPr>
               <w:fldChar w:fldCharType="separate"/>
             </w:r>
@@ -7350,14 +6754,12 @@
                 <w:noProof/>
                 <w:webHidden/>
               </w:rPr>
-              <w:t>2</w:t>
-            </w:r>
-            <w:r>
-              <w:rPr>
-                <w:rStyle w:val="Hyperlink"/>
-                <w:rFonts w:eastAsiaTheme="majorEastAsia"/>
-                <w:noProof/>
-                <w:rtl/>
+              <w:t>32</w:t>
+            </w:r>
+            <w:r>
+              <w:rPr>
+                <w:noProof/>
+                <w:webHidden/>
               </w:rPr>
               <w:fldChar w:fldCharType="end"/>
             </w:r>
@@ -7377,7 +6779,7 @@
               <w14:ligatures w14:val="standardContextual"/>
             </w:rPr>
           </w:pPr>
-          <w:hyperlink w:anchor="_Toc228822494" w:history="1">
+          <w:hyperlink w:anchor="_Toc228823710" w:history="1">
             <w:r>
               <w:rPr>
                 <w:rStyle w:val="Hyperlink"/>
@@ -7394,10 +6796,8 @@
             </w:r>
             <w:r>
               <w:rPr>
-                <w:rStyle w:val="Hyperlink"/>
-                <w:rFonts w:eastAsiaTheme="majorEastAsia"/>
-                <w:noProof/>
-                <w:rtl/>
+                <w:noProof/>
+                <w:webHidden/>
               </w:rPr>
               <w:fldChar w:fldCharType="begin"/>
             </w:r>
@@ -7406,22 +6806,18 @@
                 <w:noProof/>
                 <w:webHidden/>
               </w:rPr>
-              <w:instrText xml:space="preserve"> PAGEREF _Toc228822494 \h </w:instrText>
-            </w:r>
-            <w:r>
-              <w:rPr>
-                <w:rStyle w:val="Hyperlink"/>
-                <w:rFonts w:eastAsiaTheme="majorEastAsia"/>
-                <w:noProof/>
-                <w:rtl/>
-              </w:rPr>
-            </w:r>
-            <w:r>
-              <w:rPr>
-                <w:rStyle w:val="Hyperlink"/>
-                <w:rFonts w:eastAsiaTheme="majorEastAsia"/>
-                <w:noProof/>
-                <w:rtl/>
+              <w:instrText xml:space="preserve"> PAGEREF _Toc228823710 \h </w:instrText>
+            </w:r>
+            <w:r>
+              <w:rPr>
+                <w:noProof/>
+                <w:webHidden/>
+              </w:rPr>
+            </w:r>
+            <w:r>
+              <w:rPr>
+                <w:noProof/>
+                <w:webHidden/>
               </w:rPr>
               <w:fldChar w:fldCharType="separate"/>
             </w:r>
@@ -7430,14 +6826,12 @@
                 <w:noProof/>
                 <w:webHidden/>
               </w:rPr>
-              <w:t>1</w:t>
-            </w:r>
-            <w:r>
-              <w:rPr>
-                <w:rStyle w:val="Hyperlink"/>
-                <w:rFonts w:eastAsiaTheme="majorEastAsia"/>
-                <w:noProof/>
-                <w:rtl/>
+              <w:t>33</w:t>
+            </w:r>
+            <w:r>
+              <w:rPr>
+                <w:noProof/>
+                <w:webHidden/>
               </w:rPr>
               <w:fldChar w:fldCharType="end"/>
             </w:r>
@@ -7457,7 +6851,7 @@
               <w14:ligatures w14:val="standardContextual"/>
             </w:rPr>
           </w:pPr>
-          <w:hyperlink w:anchor="_Toc228822495" w:history="1">
+          <w:hyperlink w:anchor="_Toc228823711" w:history="1">
             <w:r>
               <w:rPr>
                 <w:rStyle w:val="Hyperlink"/>
@@ -7474,10 +6868,8 @@
             </w:r>
             <w:r>
               <w:rPr>
-                <w:rStyle w:val="Hyperlink"/>
-                <w:rFonts w:eastAsiaTheme="majorEastAsia"/>
-                <w:noProof/>
-                <w:rtl/>
+                <w:noProof/>
+                <w:webHidden/>
               </w:rPr>
               <w:fldChar w:fldCharType="begin"/>
             </w:r>
@@ -7486,22 +6878,18 @@
                 <w:noProof/>
                 <w:webHidden/>
               </w:rPr>
-              <w:instrText xml:space="preserve"> PAGEREF _Toc228822495 \h </w:instrText>
-            </w:r>
-            <w:r>
-              <w:rPr>
-                <w:rStyle w:val="Hyperlink"/>
-                <w:rFonts w:eastAsiaTheme="majorEastAsia"/>
-                <w:noProof/>
-                <w:rtl/>
-              </w:rPr>
-            </w:r>
-            <w:r>
-              <w:rPr>
-                <w:rStyle w:val="Hyperlink"/>
-                <w:rFonts w:eastAsiaTheme="majorEastAsia"/>
-                <w:noProof/>
-                <w:rtl/>
+              <w:instrText xml:space="preserve"> PAGEREF _Toc228823711 \h </w:instrText>
+            </w:r>
+            <w:r>
+              <w:rPr>
+                <w:noProof/>
+                <w:webHidden/>
+              </w:rPr>
+            </w:r>
+            <w:r>
+              <w:rPr>
+                <w:noProof/>
+                <w:webHidden/>
               </w:rPr>
               <w:fldChar w:fldCharType="separate"/>
             </w:r>
@@ -7510,14 +6898,12 @@
                 <w:noProof/>
                 <w:webHidden/>
               </w:rPr>
-              <w:t>1</w:t>
-            </w:r>
-            <w:r>
-              <w:rPr>
-                <w:rStyle w:val="Hyperlink"/>
-                <w:rFonts w:eastAsiaTheme="majorEastAsia"/>
-                <w:noProof/>
-                <w:rtl/>
+              <w:t>33</w:t>
+            </w:r>
+            <w:r>
+              <w:rPr>
+                <w:noProof/>
+                <w:webHidden/>
               </w:rPr>
               <w:fldChar w:fldCharType="end"/>
             </w:r>
@@ -7537,7 +6923,7 @@
               <w14:ligatures w14:val="standardContextual"/>
             </w:rPr>
           </w:pPr>
-          <w:hyperlink w:anchor="_Toc228822496" w:history="1">
+          <w:hyperlink w:anchor="_Toc228823712" w:history="1">
             <w:r>
               <w:rPr>
                 <w:rStyle w:val="Hyperlink"/>
@@ -7554,10 +6940,8 @@
             </w:r>
             <w:r>
               <w:rPr>
-                <w:rStyle w:val="Hyperlink"/>
-                <w:rFonts w:eastAsiaTheme="majorEastAsia"/>
-                <w:noProof/>
-                <w:rtl/>
+                <w:noProof/>
+                <w:webHidden/>
               </w:rPr>
               <w:fldChar w:fldCharType="begin"/>
             </w:r>
@@ -7566,22 +6950,18 @@
                 <w:noProof/>
                 <w:webHidden/>
               </w:rPr>
-              <w:instrText xml:space="preserve"> PAGEREF _Toc228822496 \h </w:instrText>
-            </w:r>
-            <w:r>
-              <w:rPr>
-                <w:rStyle w:val="Hyperlink"/>
-                <w:rFonts w:eastAsiaTheme="majorEastAsia"/>
-                <w:noProof/>
-                <w:rtl/>
-              </w:rPr>
-            </w:r>
-            <w:r>
-              <w:rPr>
-                <w:rStyle w:val="Hyperlink"/>
-                <w:rFonts w:eastAsiaTheme="majorEastAsia"/>
-                <w:noProof/>
-                <w:rtl/>
+              <w:instrText xml:space="preserve"> PAGEREF _Toc228823712 \h </w:instrText>
+            </w:r>
+            <w:r>
+              <w:rPr>
+                <w:noProof/>
+                <w:webHidden/>
+              </w:rPr>
+            </w:r>
+            <w:r>
+              <w:rPr>
+                <w:noProof/>
+                <w:webHidden/>
               </w:rPr>
               <w:fldChar w:fldCharType="separate"/>
             </w:r>
@@ -7590,14 +6970,12 @@
                 <w:noProof/>
                 <w:webHidden/>
               </w:rPr>
-              <w:t>1</w:t>
-            </w:r>
-            <w:r>
-              <w:rPr>
-                <w:rStyle w:val="Hyperlink"/>
-                <w:rFonts w:eastAsiaTheme="majorEastAsia"/>
-                <w:noProof/>
-                <w:rtl/>
+              <w:t>33</w:t>
+            </w:r>
+            <w:r>
+              <w:rPr>
+                <w:noProof/>
+                <w:webHidden/>
               </w:rPr>
               <w:fldChar w:fldCharType="end"/>
             </w:r>
@@ -7617,7 +6995,7 @@
               <w14:ligatures w14:val="standardContextual"/>
             </w:rPr>
           </w:pPr>
-          <w:hyperlink w:anchor="_Toc228822497" w:history="1">
+          <w:hyperlink w:anchor="_Toc228823713" w:history="1">
             <w:r>
               <w:rPr>
                 <w:rStyle w:val="Hyperlink"/>
@@ -7634,10 +7012,8 @@
             </w:r>
             <w:r>
               <w:rPr>
-                <w:rStyle w:val="Hyperlink"/>
-                <w:rFonts w:eastAsiaTheme="majorEastAsia"/>
-                <w:noProof/>
-                <w:rtl/>
+                <w:noProof/>
+                <w:webHidden/>
               </w:rPr>
               <w:fldChar w:fldCharType="begin"/>
             </w:r>
@@ -7646,22 +7022,18 @@
                 <w:noProof/>
                 <w:webHidden/>
               </w:rPr>
-              <w:instrText xml:space="preserve"> PAGEREF _Toc228822497 \h </w:instrText>
-            </w:r>
-            <w:r>
-              <w:rPr>
-                <w:rStyle w:val="Hyperlink"/>
-                <w:rFonts w:eastAsiaTheme="majorEastAsia"/>
-                <w:noProof/>
-                <w:rtl/>
-              </w:rPr>
-            </w:r>
-            <w:r>
-              <w:rPr>
-                <w:rStyle w:val="Hyperlink"/>
-                <w:rFonts w:eastAsiaTheme="majorEastAsia"/>
-                <w:noProof/>
-                <w:rtl/>
+              <w:instrText xml:space="preserve"> PAGEREF _Toc228823713 \h </w:instrText>
+            </w:r>
+            <w:r>
+              <w:rPr>
+                <w:noProof/>
+                <w:webHidden/>
+              </w:rPr>
+            </w:r>
+            <w:r>
+              <w:rPr>
+                <w:noProof/>
+                <w:webHidden/>
               </w:rPr>
               <w:fldChar w:fldCharType="separate"/>
             </w:r>
@@ -7670,14 +7042,12 @@
                 <w:noProof/>
                 <w:webHidden/>
               </w:rPr>
-              <w:t>1</w:t>
-            </w:r>
-            <w:r>
-              <w:rPr>
-                <w:rStyle w:val="Hyperlink"/>
-                <w:rFonts w:eastAsiaTheme="majorEastAsia"/>
-                <w:noProof/>
-                <w:rtl/>
+              <w:t>33</w:t>
+            </w:r>
+            <w:r>
+              <w:rPr>
+                <w:noProof/>
+                <w:webHidden/>
               </w:rPr>
               <w:fldChar w:fldCharType="end"/>
             </w:r>
@@ -7697,7 +7067,7 @@
               <w14:ligatures w14:val="standardContextual"/>
             </w:rPr>
           </w:pPr>
-          <w:hyperlink w:anchor="_Toc228822498" w:history="1">
+          <w:hyperlink w:anchor="_Toc228823714" w:history="1">
             <w:r>
               <w:rPr>
                 <w:rStyle w:val="Hyperlink"/>
@@ -7714,10 +7084,8 @@
             </w:r>
             <w:r>
               <w:rPr>
-                <w:rStyle w:val="Hyperlink"/>
-                <w:rFonts w:eastAsiaTheme="majorEastAsia"/>
-                <w:noProof/>
-                <w:rtl/>
+                <w:noProof/>
+                <w:webHidden/>
               </w:rPr>
               <w:fldChar w:fldCharType="begin"/>
             </w:r>
@@ -7726,22 +7094,18 @@
                 <w:noProof/>
                 <w:webHidden/>
               </w:rPr>
-              <w:instrText xml:space="preserve"> PAGEREF _Toc228822498 \h </w:instrText>
-            </w:r>
-            <w:r>
-              <w:rPr>
-                <w:rStyle w:val="Hyperlink"/>
-                <w:rFonts w:eastAsiaTheme="majorEastAsia"/>
-                <w:noProof/>
-                <w:rtl/>
-              </w:rPr>
-            </w:r>
-            <w:r>
-              <w:rPr>
-                <w:rStyle w:val="Hyperlink"/>
-                <w:rFonts w:eastAsiaTheme="majorEastAsia"/>
-                <w:noProof/>
-                <w:rtl/>
+              <w:instrText xml:space="preserve"> PAGEREF _Toc228823714 \h </w:instrText>
+            </w:r>
+            <w:r>
+              <w:rPr>
+                <w:noProof/>
+                <w:webHidden/>
+              </w:rPr>
+            </w:r>
+            <w:r>
+              <w:rPr>
+                <w:noProof/>
+                <w:webHidden/>
               </w:rPr>
               <w:fldChar w:fldCharType="separate"/>
             </w:r>
@@ -7750,14 +7114,12 @@
                 <w:noProof/>
                 <w:webHidden/>
               </w:rPr>
-              <w:t>1</w:t>
-            </w:r>
-            <w:r>
-              <w:rPr>
-                <w:rStyle w:val="Hyperlink"/>
-                <w:rFonts w:eastAsiaTheme="majorEastAsia"/>
-                <w:noProof/>
-                <w:rtl/>
+              <w:t>33</w:t>
+            </w:r>
+            <w:r>
+              <w:rPr>
+                <w:noProof/>
+                <w:webHidden/>
               </w:rPr>
               <w:fldChar w:fldCharType="end"/>
             </w:r>
@@ -7777,7 +7139,7 @@
               <w14:ligatures w14:val="standardContextual"/>
             </w:rPr>
           </w:pPr>
-          <w:hyperlink w:anchor="_Toc228822499" w:history="1">
+          <w:hyperlink w:anchor="_Toc228823715" w:history="1">
             <w:r>
               <w:rPr>
                 <w:rStyle w:val="Hyperlink"/>
@@ -7794,10 +7156,8 @@
             </w:r>
             <w:r>
               <w:rPr>
-                <w:rStyle w:val="Hyperlink"/>
-                <w:rFonts w:eastAsiaTheme="majorEastAsia"/>
-                <w:noProof/>
-                <w:rtl/>
+                <w:noProof/>
+                <w:webHidden/>
               </w:rPr>
               <w:fldChar w:fldCharType="begin"/>
             </w:r>
@@ -7806,22 +7166,18 @@
                 <w:noProof/>
                 <w:webHidden/>
               </w:rPr>
-              <w:instrText xml:space="preserve"> PAGEREF _Toc228822499 \h </w:instrText>
-            </w:r>
-            <w:r>
-              <w:rPr>
-                <w:rStyle w:val="Hyperlink"/>
-                <w:rFonts w:eastAsiaTheme="majorEastAsia"/>
-                <w:noProof/>
-                <w:rtl/>
-              </w:rPr>
-            </w:r>
-            <w:r>
-              <w:rPr>
-                <w:rStyle w:val="Hyperlink"/>
-                <w:rFonts w:eastAsiaTheme="majorEastAsia"/>
-                <w:noProof/>
-                <w:rtl/>
+              <w:instrText xml:space="preserve"> PAGEREF _Toc228823715 \h </w:instrText>
+            </w:r>
+            <w:r>
+              <w:rPr>
+                <w:noProof/>
+                <w:webHidden/>
+              </w:rPr>
+            </w:r>
+            <w:r>
+              <w:rPr>
+                <w:noProof/>
+                <w:webHidden/>
               </w:rPr>
               <w:fldChar w:fldCharType="separate"/>
             </w:r>
@@ -7830,14 +7186,12 @@
                 <w:noProof/>
                 <w:webHidden/>
               </w:rPr>
-              <w:t>2</w:t>
-            </w:r>
-            <w:r>
-              <w:rPr>
-                <w:rStyle w:val="Hyperlink"/>
-                <w:rFonts w:eastAsiaTheme="majorEastAsia"/>
-                <w:noProof/>
-                <w:rtl/>
+              <w:t>34</w:t>
+            </w:r>
+            <w:r>
+              <w:rPr>
+                <w:noProof/>
+                <w:webHidden/>
               </w:rPr>
               <w:fldChar w:fldCharType="end"/>
             </w:r>
@@ -7857,7 +7211,7 @@
               <w14:ligatures w14:val="standardContextual"/>
             </w:rPr>
           </w:pPr>
-          <w:hyperlink w:anchor="_Toc228822500" w:history="1">
+          <w:hyperlink w:anchor="_Toc228823716" w:history="1">
             <w:r>
               <w:rPr>
                 <w:rStyle w:val="Hyperlink"/>
@@ -7874,10 +7228,8 @@
             </w:r>
             <w:r>
               <w:rPr>
-                <w:rStyle w:val="Hyperlink"/>
-                <w:rFonts w:eastAsiaTheme="majorEastAsia"/>
-                <w:noProof/>
-                <w:rtl/>
+                <w:noProof/>
+                <w:webHidden/>
               </w:rPr>
               <w:fldChar w:fldCharType="begin"/>
             </w:r>
@@ -7886,22 +7238,18 @@
                 <w:noProof/>
                 <w:webHidden/>
               </w:rPr>
-              <w:instrText xml:space="preserve"> PAGEREF _Toc228822500 \h </w:instrText>
-            </w:r>
-            <w:r>
-              <w:rPr>
-                <w:rStyle w:val="Hyperlink"/>
-                <w:rFonts w:eastAsiaTheme="majorEastAsia"/>
-                <w:noProof/>
-                <w:rtl/>
-              </w:rPr>
-            </w:r>
-            <w:r>
-              <w:rPr>
-                <w:rStyle w:val="Hyperlink"/>
-                <w:rFonts w:eastAsiaTheme="majorEastAsia"/>
-                <w:noProof/>
-                <w:rtl/>
+              <w:instrText xml:space="preserve"> PAGEREF _Toc228823716 \h </w:instrText>
+            </w:r>
+            <w:r>
+              <w:rPr>
+                <w:noProof/>
+                <w:webHidden/>
+              </w:rPr>
+            </w:r>
+            <w:r>
+              <w:rPr>
+                <w:noProof/>
+                <w:webHidden/>
               </w:rPr>
               <w:fldChar w:fldCharType="separate"/>
             </w:r>
@@ -7910,14 +7258,12 @@
                 <w:noProof/>
                 <w:webHidden/>
               </w:rPr>
-              <w:t>2</w:t>
-            </w:r>
-            <w:r>
-              <w:rPr>
-                <w:rStyle w:val="Hyperlink"/>
-                <w:rFonts w:eastAsiaTheme="majorEastAsia"/>
-                <w:noProof/>
-                <w:rtl/>
+              <w:t>34</w:t>
+            </w:r>
+            <w:r>
+              <w:rPr>
+                <w:noProof/>
+                <w:webHidden/>
               </w:rPr>
               <w:fldChar w:fldCharType="end"/>
             </w:r>
@@ -7937,7 +7283,7 @@
               <w14:ligatures w14:val="standardContextual"/>
             </w:rPr>
           </w:pPr>
-          <w:hyperlink w:anchor="_Toc228822501" w:history="1">
+          <w:hyperlink w:anchor="_Toc228823717" w:history="1">
             <w:r>
               <w:rPr>
                 <w:rStyle w:val="Hyperlink"/>
@@ -7954,10 +7300,8 @@
             </w:r>
             <w:r>
               <w:rPr>
-                <w:rStyle w:val="Hyperlink"/>
-                <w:rFonts w:eastAsiaTheme="majorEastAsia"/>
-                <w:noProof/>
-                <w:rtl/>
+                <w:noProof/>
+                <w:webHidden/>
               </w:rPr>
               <w:fldChar w:fldCharType="begin"/>
             </w:r>
@@ -7966,22 +7310,18 @@
                 <w:noProof/>
                 <w:webHidden/>
               </w:rPr>
-              <w:instrText xml:space="preserve"> PAGEREF _Toc228822501 \h </w:instrText>
-            </w:r>
-            <w:r>
-              <w:rPr>
-                <w:rStyle w:val="Hyperlink"/>
-                <w:rFonts w:eastAsiaTheme="majorEastAsia"/>
-                <w:noProof/>
-                <w:rtl/>
-              </w:rPr>
-            </w:r>
-            <w:r>
-              <w:rPr>
-                <w:rStyle w:val="Hyperlink"/>
-                <w:rFonts w:eastAsiaTheme="majorEastAsia"/>
-                <w:noProof/>
-                <w:rtl/>
+              <w:instrText xml:space="preserve"> PAGEREF _Toc228823717 \h </w:instrText>
+            </w:r>
+            <w:r>
+              <w:rPr>
+                <w:noProof/>
+                <w:webHidden/>
+              </w:rPr>
+            </w:r>
+            <w:r>
+              <w:rPr>
+                <w:noProof/>
+                <w:webHidden/>
               </w:rPr>
               <w:fldChar w:fldCharType="separate"/>
             </w:r>
@@ -7990,14 +7330,12 @@
                 <w:noProof/>
                 <w:webHidden/>
               </w:rPr>
-              <w:t>1</w:t>
-            </w:r>
-            <w:r>
-              <w:rPr>
-                <w:rStyle w:val="Hyperlink"/>
-                <w:rFonts w:eastAsiaTheme="majorEastAsia"/>
-                <w:noProof/>
-                <w:rtl/>
+              <w:t>35</w:t>
+            </w:r>
+            <w:r>
+              <w:rPr>
+                <w:noProof/>
+                <w:webHidden/>
               </w:rPr>
               <w:fldChar w:fldCharType="end"/>
             </w:r>
@@ -8017,7 +7355,7 @@
               <w14:ligatures w14:val="standardContextual"/>
             </w:rPr>
           </w:pPr>
-          <w:hyperlink w:anchor="_Toc228822502" w:history="1">
+          <w:hyperlink w:anchor="_Toc228823718" w:history="1">
             <w:r>
               <w:rPr>
                 <w:rStyle w:val="Hyperlink"/>
@@ -8034,10 +7372,8 @@
             </w:r>
             <w:r>
               <w:rPr>
-                <w:rStyle w:val="Hyperlink"/>
-                <w:rFonts w:eastAsiaTheme="majorEastAsia"/>
-                <w:noProof/>
-                <w:rtl/>
+                <w:noProof/>
+                <w:webHidden/>
               </w:rPr>
               <w:fldChar w:fldCharType="begin"/>
             </w:r>
@@ -8046,22 +7382,18 @@
                 <w:noProof/>
                 <w:webHidden/>
               </w:rPr>
-              <w:instrText xml:space="preserve"> PAGEREF _Toc228822502 \h </w:instrText>
-            </w:r>
-            <w:r>
-              <w:rPr>
-                <w:rStyle w:val="Hyperlink"/>
-                <w:rFonts w:eastAsiaTheme="majorEastAsia"/>
-                <w:noProof/>
-                <w:rtl/>
-              </w:rPr>
-            </w:r>
-            <w:r>
-              <w:rPr>
-                <w:rStyle w:val="Hyperlink"/>
-                <w:rFonts w:eastAsiaTheme="majorEastAsia"/>
-                <w:noProof/>
-                <w:rtl/>
+              <w:instrText xml:space="preserve"> PAGEREF _Toc228823718 \h </w:instrText>
+            </w:r>
+            <w:r>
+              <w:rPr>
+                <w:noProof/>
+                <w:webHidden/>
+              </w:rPr>
+            </w:r>
+            <w:r>
+              <w:rPr>
+                <w:noProof/>
+                <w:webHidden/>
               </w:rPr>
               <w:fldChar w:fldCharType="separate"/>
             </w:r>
@@ -8070,14 +7402,12 @@
                 <w:noProof/>
                 <w:webHidden/>
               </w:rPr>
-              <w:t>1</w:t>
-            </w:r>
-            <w:r>
-              <w:rPr>
-                <w:rStyle w:val="Hyperlink"/>
-                <w:rFonts w:eastAsiaTheme="majorEastAsia"/>
-                <w:noProof/>
-                <w:rtl/>
+              <w:t>35</w:t>
+            </w:r>
+            <w:r>
+              <w:rPr>
+                <w:noProof/>
+                <w:webHidden/>
               </w:rPr>
               <w:fldChar w:fldCharType="end"/>
             </w:r>
@@ -8097,7 +7427,7 @@
               <w14:ligatures w14:val="standardContextual"/>
             </w:rPr>
           </w:pPr>
-          <w:hyperlink w:anchor="_Toc228822503" w:history="1">
+          <w:hyperlink w:anchor="_Toc228823719" w:history="1">
             <w:r>
               <w:rPr>
                 <w:rStyle w:val="Hyperlink"/>
@@ -8114,10 +7444,8 @@
             </w:r>
             <w:r>
               <w:rPr>
-                <w:rStyle w:val="Hyperlink"/>
-                <w:rFonts w:eastAsiaTheme="majorEastAsia"/>
-                <w:noProof/>
-                <w:rtl/>
+                <w:noProof/>
+                <w:webHidden/>
               </w:rPr>
               <w:fldChar w:fldCharType="begin"/>
             </w:r>
@@ -8126,22 +7454,18 @@
                 <w:noProof/>
                 <w:webHidden/>
               </w:rPr>
-              <w:instrText xml:space="preserve"> PAGEREF _Toc228822503 \h </w:instrText>
-            </w:r>
-            <w:r>
-              <w:rPr>
-                <w:rStyle w:val="Hyperlink"/>
-                <w:rFonts w:eastAsiaTheme="majorEastAsia"/>
-                <w:noProof/>
-                <w:rtl/>
-              </w:rPr>
-            </w:r>
-            <w:r>
-              <w:rPr>
-                <w:rStyle w:val="Hyperlink"/>
-                <w:rFonts w:eastAsiaTheme="majorEastAsia"/>
-                <w:noProof/>
-                <w:rtl/>
+              <w:instrText xml:space="preserve"> PAGEREF _Toc228823719 \h </w:instrText>
+            </w:r>
+            <w:r>
+              <w:rPr>
+                <w:noProof/>
+                <w:webHidden/>
+              </w:rPr>
+            </w:r>
+            <w:r>
+              <w:rPr>
+                <w:noProof/>
+                <w:webHidden/>
               </w:rPr>
               <w:fldChar w:fldCharType="separate"/>
             </w:r>
@@ -8150,14 +7474,12 @@
                 <w:noProof/>
                 <w:webHidden/>
               </w:rPr>
-              <w:t>1</w:t>
-            </w:r>
-            <w:r>
-              <w:rPr>
-                <w:rStyle w:val="Hyperlink"/>
-                <w:rFonts w:eastAsiaTheme="majorEastAsia"/>
-                <w:noProof/>
-                <w:rtl/>
+              <w:t>35</w:t>
+            </w:r>
+            <w:r>
+              <w:rPr>
+                <w:noProof/>
+                <w:webHidden/>
               </w:rPr>
               <w:fldChar w:fldCharType="end"/>
             </w:r>
@@ -8177,7 +7499,7 @@
               <w14:ligatures w14:val="standardContextual"/>
             </w:rPr>
           </w:pPr>
-          <w:hyperlink w:anchor="_Toc228822504" w:history="1">
+          <w:hyperlink w:anchor="_Toc228823720" w:history="1">
             <w:r>
               <w:rPr>
                 <w:rStyle w:val="Hyperlink"/>
@@ -8194,10 +7516,8 @@
             </w:r>
             <w:r>
               <w:rPr>
-                <w:rStyle w:val="Hyperlink"/>
-                <w:rFonts w:eastAsiaTheme="majorEastAsia"/>
-                <w:noProof/>
-                <w:rtl/>
+                <w:noProof/>
+                <w:webHidden/>
               </w:rPr>
               <w:fldChar w:fldCharType="begin"/>
             </w:r>
@@ -8206,22 +7526,18 @@
                 <w:noProof/>
                 <w:webHidden/>
               </w:rPr>
-              <w:instrText xml:space="preserve"> PAGEREF _Toc228822504 \h </w:instrText>
-            </w:r>
-            <w:r>
-              <w:rPr>
-                <w:rStyle w:val="Hyperlink"/>
-                <w:rFonts w:eastAsiaTheme="majorEastAsia"/>
-                <w:noProof/>
-                <w:rtl/>
-              </w:rPr>
-            </w:r>
-            <w:r>
-              <w:rPr>
-                <w:rStyle w:val="Hyperlink"/>
-                <w:rFonts w:eastAsiaTheme="majorEastAsia"/>
-                <w:noProof/>
-                <w:rtl/>
+              <w:instrText xml:space="preserve"> PAGEREF _Toc228823720 \h </w:instrText>
+            </w:r>
+            <w:r>
+              <w:rPr>
+                <w:noProof/>
+                <w:webHidden/>
+              </w:rPr>
+            </w:r>
+            <w:r>
+              <w:rPr>
+                <w:noProof/>
+                <w:webHidden/>
               </w:rPr>
               <w:fldChar w:fldCharType="separate"/>
             </w:r>
@@ -8230,14 +7546,12 @@
                 <w:noProof/>
                 <w:webHidden/>
               </w:rPr>
-              <w:t>1</w:t>
-            </w:r>
-            <w:r>
-              <w:rPr>
-                <w:rStyle w:val="Hyperlink"/>
-                <w:rFonts w:eastAsiaTheme="majorEastAsia"/>
-                <w:noProof/>
-                <w:rtl/>
+              <w:t>35</w:t>
+            </w:r>
+            <w:r>
+              <w:rPr>
+                <w:noProof/>
+                <w:webHidden/>
               </w:rPr>
               <w:fldChar w:fldCharType="end"/>
             </w:r>
@@ -8257,7 +7571,7 @@
               <w14:ligatures w14:val="standardContextual"/>
             </w:rPr>
           </w:pPr>
-          <w:hyperlink w:anchor="_Toc228822505" w:history="1">
+          <w:hyperlink w:anchor="_Toc228823721" w:history="1">
             <w:r>
               <w:rPr>
                 <w:rStyle w:val="Hyperlink"/>
@@ -8274,10 +7588,8 @@
             </w:r>
             <w:r>
               <w:rPr>
-                <w:rStyle w:val="Hyperlink"/>
-                <w:rFonts w:eastAsiaTheme="majorEastAsia"/>
-                <w:noProof/>
-                <w:rtl/>
+                <w:noProof/>
+                <w:webHidden/>
               </w:rPr>
               <w:fldChar w:fldCharType="begin"/>
             </w:r>
@@ -8286,22 +7598,18 @@
                 <w:noProof/>
                 <w:webHidden/>
               </w:rPr>
-              <w:instrText xml:space="preserve"> PAGEREF _Toc228822505 \h </w:instrText>
-            </w:r>
-            <w:r>
-              <w:rPr>
-                <w:rStyle w:val="Hyperlink"/>
-                <w:rFonts w:eastAsiaTheme="majorEastAsia"/>
-                <w:noProof/>
-                <w:rtl/>
-              </w:rPr>
-            </w:r>
-            <w:r>
-              <w:rPr>
-                <w:rStyle w:val="Hyperlink"/>
-                <w:rFonts w:eastAsiaTheme="majorEastAsia"/>
-                <w:noProof/>
-                <w:rtl/>
+              <w:instrText xml:space="preserve"> PAGEREF _Toc228823721 \h </w:instrText>
+            </w:r>
+            <w:r>
+              <w:rPr>
+                <w:noProof/>
+                <w:webHidden/>
+              </w:rPr>
+            </w:r>
+            <w:r>
+              <w:rPr>
+                <w:noProof/>
+                <w:webHidden/>
               </w:rPr>
               <w:fldChar w:fldCharType="separate"/>
             </w:r>
@@ -8310,14 +7618,12 @@
                 <w:noProof/>
                 <w:webHidden/>
               </w:rPr>
-              <w:t>1</w:t>
-            </w:r>
-            <w:r>
-              <w:rPr>
-                <w:rStyle w:val="Hyperlink"/>
-                <w:rFonts w:eastAsiaTheme="majorEastAsia"/>
-                <w:noProof/>
-                <w:rtl/>
+              <w:t>35</w:t>
+            </w:r>
+            <w:r>
+              <w:rPr>
+                <w:noProof/>
+                <w:webHidden/>
               </w:rPr>
               <w:fldChar w:fldCharType="end"/>
             </w:r>
@@ -8337,7 +7643,7 @@
               <w14:ligatures w14:val="standardContextual"/>
             </w:rPr>
           </w:pPr>
-          <w:hyperlink w:anchor="_Toc228822506" w:history="1">
+          <w:hyperlink w:anchor="_Toc228823722" w:history="1">
             <w:r>
               <w:rPr>
                 <w:rStyle w:val="Hyperlink"/>
@@ -8354,10 +7660,8 @@
             </w:r>
             <w:r>
               <w:rPr>
-                <w:rStyle w:val="Hyperlink"/>
-                <w:rFonts w:eastAsiaTheme="majorEastAsia"/>
-                <w:noProof/>
-                <w:rtl/>
+                <w:noProof/>
+                <w:webHidden/>
               </w:rPr>
               <w:fldChar w:fldCharType="begin"/>
             </w:r>
@@ -8366,22 +7670,18 @@
                 <w:noProof/>
                 <w:webHidden/>
               </w:rPr>
-              <w:instrText xml:space="preserve"> PAGEREF _Toc228822506 \h </w:instrText>
-            </w:r>
-            <w:r>
-              <w:rPr>
-                <w:rStyle w:val="Hyperlink"/>
-                <w:rFonts w:eastAsiaTheme="majorEastAsia"/>
-                <w:noProof/>
-                <w:rtl/>
-              </w:rPr>
-            </w:r>
-            <w:r>
-              <w:rPr>
-                <w:rStyle w:val="Hyperlink"/>
-                <w:rFonts w:eastAsiaTheme="majorEastAsia"/>
-                <w:noProof/>
-                <w:rtl/>
+              <w:instrText xml:space="preserve"> PAGEREF _Toc228823722 \h </w:instrText>
+            </w:r>
+            <w:r>
+              <w:rPr>
+                <w:noProof/>
+                <w:webHidden/>
+              </w:rPr>
+            </w:r>
+            <w:r>
+              <w:rPr>
+                <w:noProof/>
+                <w:webHidden/>
               </w:rPr>
               <w:fldChar w:fldCharType="separate"/>
             </w:r>
@@ -8390,14 +7690,12 @@
                 <w:noProof/>
                 <w:webHidden/>
               </w:rPr>
-              <w:t>1</w:t>
-            </w:r>
-            <w:r>
-              <w:rPr>
-                <w:rStyle w:val="Hyperlink"/>
-                <w:rFonts w:eastAsiaTheme="majorEastAsia"/>
-                <w:noProof/>
-                <w:rtl/>
+              <w:t>37</w:t>
+            </w:r>
+            <w:r>
+              <w:rPr>
+                <w:noProof/>
+                <w:webHidden/>
               </w:rPr>
               <w:fldChar w:fldCharType="end"/>
             </w:r>
@@ -8417,7 +7715,7 @@
               <w14:ligatures w14:val="standardContextual"/>
             </w:rPr>
           </w:pPr>
-          <w:hyperlink w:anchor="_Toc228822507" w:history="1">
+          <w:hyperlink w:anchor="_Toc228823723" w:history="1">
             <w:r>
               <w:rPr>
                 <w:rStyle w:val="Hyperlink"/>
@@ -8434,10 +7732,8 @@
             </w:r>
             <w:r>
               <w:rPr>
-                <w:rStyle w:val="Hyperlink"/>
-                <w:rFonts w:eastAsiaTheme="majorEastAsia"/>
-                <w:noProof/>
-                <w:rtl/>
+                <w:noProof/>
+                <w:webHidden/>
               </w:rPr>
               <w:fldChar w:fldCharType="begin"/>
             </w:r>
@@ -8446,22 +7742,18 @@
                 <w:noProof/>
                 <w:webHidden/>
               </w:rPr>
-              <w:instrText xml:space="preserve"> PAGEREF _Toc228822507 \h </w:instrText>
-            </w:r>
-            <w:r>
-              <w:rPr>
-                <w:rStyle w:val="Hyperlink"/>
-                <w:rFonts w:eastAsiaTheme="majorEastAsia"/>
-                <w:noProof/>
-                <w:rtl/>
-              </w:rPr>
-            </w:r>
-            <w:r>
-              <w:rPr>
-                <w:rStyle w:val="Hyperlink"/>
-                <w:rFonts w:eastAsiaTheme="majorEastAsia"/>
-                <w:noProof/>
-                <w:rtl/>
+              <w:instrText xml:space="preserve"> PAGEREF _Toc228823723 \h </w:instrText>
+            </w:r>
+            <w:r>
+              <w:rPr>
+                <w:noProof/>
+                <w:webHidden/>
+              </w:rPr>
+            </w:r>
+            <w:r>
+              <w:rPr>
+                <w:noProof/>
+                <w:webHidden/>
               </w:rPr>
               <w:fldChar w:fldCharType="separate"/>
             </w:r>
@@ -8470,14 +7762,12 @@
                 <w:noProof/>
                 <w:webHidden/>
               </w:rPr>
-              <w:t>1</w:t>
-            </w:r>
-            <w:r>
-              <w:rPr>
-                <w:rStyle w:val="Hyperlink"/>
-                <w:rFonts w:eastAsiaTheme="majorEastAsia"/>
-                <w:noProof/>
-                <w:rtl/>
+              <w:t>37</w:t>
+            </w:r>
+            <w:r>
+              <w:rPr>
+                <w:noProof/>
+                <w:webHidden/>
               </w:rPr>
               <w:fldChar w:fldCharType="end"/>
             </w:r>
@@ -8497,7 +7787,7 @@
               <w14:ligatures w14:val="standardContextual"/>
             </w:rPr>
           </w:pPr>
-          <w:hyperlink w:anchor="_Toc228822508" w:history="1">
+          <w:hyperlink w:anchor="_Toc228823724" w:history="1">
             <w:r>
               <w:rPr>
                 <w:rStyle w:val="Hyperlink"/>
@@ -8514,10 +7804,8 @@
             </w:r>
             <w:r>
               <w:rPr>
-                <w:rStyle w:val="Hyperlink"/>
-                <w:rFonts w:eastAsiaTheme="majorEastAsia"/>
-                <w:noProof/>
-                <w:rtl/>
+                <w:noProof/>
+                <w:webHidden/>
               </w:rPr>
               <w:fldChar w:fldCharType="begin"/>
             </w:r>
@@ -8526,22 +7814,18 @@
                 <w:noProof/>
                 <w:webHidden/>
               </w:rPr>
-              <w:instrText xml:space="preserve"> PAGEREF _Toc228822508 \h </w:instrText>
-            </w:r>
-            <w:r>
-              <w:rPr>
-                <w:rStyle w:val="Hyperlink"/>
-                <w:rFonts w:eastAsiaTheme="majorEastAsia"/>
-                <w:noProof/>
-                <w:rtl/>
-              </w:rPr>
-            </w:r>
-            <w:r>
-              <w:rPr>
-                <w:rStyle w:val="Hyperlink"/>
-                <w:rFonts w:eastAsiaTheme="majorEastAsia"/>
-                <w:noProof/>
-                <w:rtl/>
+              <w:instrText xml:space="preserve"> PAGEREF _Toc228823724 \h </w:instrText>
+            </w:r>
+            <w:r>
+              <w:rPr>
+                <w:noProof/>
+                <w:webHidden/>
+              </w:rPr>
+            </w:r>
+            <w:r>
+              <w:rPr>
+                <w:noProof/>
+                <w:webHidden/>
               </w:rPr>
               <w:fldChar w:fldCharType="separate"/>
             </w:r>
@@ -8550,14 +7834,12 @@
                 <w:noProof/>
                 <w:webHidden/>
               </w:rPr>
-              <w:t>1</w:t>
-            </w:r>
-            <w:r>
-              <w:rPr>
-                <w:rStyle w:val="Hyperlink"/>
-                <w:rFonts w:eastAsiaTheme="majorEastAsia"/>
-                <w:noProof/>
-                <w:rtl/>
+              <w:t>37</w:t>
+            </w:r>
+            <w:r>
+              <w:rPr>
+                <w:noProof/>
+                <w:webHidden/>
               </w:rPr>
               <w:fldChar w:fldCharType="end"/>
             </w:r>
@@ -8577,7 +7859,7 @@
               <w14:ligatures w14:val="standardContextual"/>
             </w:rPr>
           </w:pPr>
-          <w:hyperlink w:anchor="_Toc228822509" w:history="1">
+          <w:hyperlink w:anchor="_Toc228823725" w:history="1">
             <w:r>
               <w:rPr>
                 <w:rStyle w:val="Hyperlink"/>
@@ -8594,10 +7876,8 @@
             </w:r>
             <w:r>
               <w:rPr>
-                <w:rStyle w:val="Hyperlink"/>
-                <w:rFonts w:eastAsiaTheme="majorEastAsia"/>
-                <w:noProof/>
-                <w:rtl/>
+                <w:noProof/>
+                <w:webHidden/>
               </w:rPr>
               <w:fldChar w:fldCharType="begin"/>
             </w:r>
@@ -8606,22 +7886,18 @@
                 <w:noProof/>
                 <w:webHidden/>
               </w:rPr>
-              <w:instrText xml:space="preserve"> PAGEREF _Toc228822509 \h </w:instrText>
-            </w:r>
-            <w:r>
-              <w:rPr>
-                <w:rStyle w:val="Hyperlink"/>
-                <w:rFonts w:eastAsiaTheme="majorEastAsia"/>
-                <w:noProof/>
-                <w:rtl/>
-              </w:rPr>
-            </w:r>
-            <w:r>
-              <w:rPr>
-                <w:rStyle w:val="Hyperlink"/>
-                <w:rFonts w:eastAsiaTheme="majorEastAsia"/>
-                <w:noProof/>
-                <w:rtl/>
+              <w:instrText xml:space="preserve"> PAGEREF _Toc228823725 \h </w:instrText>
+            </w:r>
+            <w:r>
+              <w:rPr>
+                <w:noProof/>
+                <w:webHidden/>
+              </w:rPr>
+            </w:r>
+            <w:r>
+              <w:rPr>
+                <w:noProof/>
+                <w:webHidden/>
               </w:rPr>
               <w:fldChar w:fldCharType="separate"/>
             </w:r>
@@ -8630,14 +7906,12 @@
                 <w:noProof/>
                 <w:webHidden/>
               </w:rPr>
-              <w:t>1</w:t>
-            </w:r>
-            <w:r>
-              <w:rPr>
-                <w:rStyle w:val="Hyperlink"/>
-                <w:rFonts w:eastAsiaTheme="majorEastAsia"/>
-                <w:noProof/>
-                <w:rtl/>
+              <w:t>37</w:t>
+            </w:r>
+            <w:r>
+              <w:rPr>
+                <w:noProof/>
+                <w:webHidden/>
               </w:rPr>
               <w:fldChar w:fldCharType="end"/>
             </w:r>
@@ -8657,7 +7931,7 @@
               <w14:ligatures w14:val="standardContextual"/>
             </w:rPr>
           </w:pPr>
-          <w:hyperlink w:anchor="_Toc228822510" w:history="1">
+          <w:hyperlink w:anchor="_Toc228823726" w:history="1">
             <w:r>
               <w:rPr>
                 <w:rStyle w:val="Hyperlink"/>
@@ -8674,10 +7948,8 @@
             </w:r>
             <w:r>
               <w:rPr>
-                <w:rStyle w:val="Hyperlink"/>
-                <w:rFonts w:eastAsiaTheme="majorEastAsia"/>
-                <w:noProof/>
-                <w:rtl/>
+                <w:noProof/>
+                <w:webHidden/>
               </w:rPr>
               <w:fldChar w:fldCharType="begin"/>
             </w:r>
@@ -8686,22 +7958,18 @@
                 <w:noProof/>
                 <w:webHidden/>
               </w:rPr>
-              <w:instrText xml:space="preserve"> PAGEREF _Toc228822510 \h </w:instrText>
-            </w:r>
-            <w:r>
-              <w:rPr>
-                <w:rStyle w:val="Hyperlink"/>
-                <w:rFonts w:eastAsiaTheme="majorEastAsia"/>
-                <w:noProof/>
-                <w:rtl/>
-              </w:rPr>
-            </w:r>
-            <w:r>
-              <w:rPr>
-                <w:rStyle w:val="Hyperlink"/>
-                <w:rFonts w:eastAsiaTheme="majorEastAsia"/>
-                <w:noProof/>
-                <w:rtl/>
+              <w:instrText xml:space="preserve"> PAGEREF _Toc228823726 \h </w:instrText>
+            </w:r>
+            <w:r>
+              <w:rPr>
+                <w:noProof/>
+                <w:webHidden/>
+              </w:rPr>
+            </w:r>
+            <w:r>
+              <w:rPr>
+                <w:noProof/>
+                <w:webHidden/>
               </w:rPr>
               <w:fldChar w:fldCharType="separate"/>
             </w:r>
@@ -8710,14 +7978,12 @@
                 <w:noProof/>
                 <w:webHidden/>
               </w:rPr>
-              <w:t>1</w:t>
-            </w:r>
-            <w:r>
-              <w:rPr>
-                <w:rStyle w:val="Hyperlink"/>
-                <w:rFonts w:eastAsiaTheme="majorEastAsia"/>
-                <w:noProof/>
-                <w:rtl/>
+              <w:t>37</w:t>
+            </w:r>
+            <w:r>
+              <w:rPr>
+                <w:noProof/>
+                <w:webHidden/>
               </w:rPr>
               <w:fldChar w:fldCharType="end"/>
             </w:r>
@@ -8737,7 +8003,7 @@
               <w14:ligatures w14:val="standardContextual"/>
             </w:rPr>
           </w:pPr>
-          <w:hyperlink w:anchor="_Toc228822511" w:history="1">
+          <w:hyperlink w:anchor="_Toc228823727" w:history="1">
             <w:r>
               <w:rPr>
                 <w:rStyle w:val="Hyperlink"/>
@@ -8754,10 +8020,8 @@
             </w:r>
             <w:r>
               <w:rPr>
-                <w:rStyle w:val="Hyperlink"/>
-                <w:rFonts w:eastAsiaTheme="majorEastAsia"/>
-                <w:noProof/>
-                <w:rtl/>
+                <w:noProof/>
+                <w:webHidden/>
               </w:rPr>
               <w:fldChar w:fldCharType="begin"/>
             </w:r>
@@ -8766,22 +8030,18 @@
                 <w:noProof/>
                 <w:webHidden/>
               </w:rPr>
-              <w:instrText xml:space="preserve"> PAGEREF _Toc228822511 \h </w:instrText>
-            </w:r>
-            <w:r>
-              <w:rPr>
-                <w:rStyle w:val="Hyperlink"/>
-                <w:rFonts w:eastAsiaTheme="majorEastAsia"/>
-                <w:noProof/>
-                <w:rtl/>
-              </w:rPr>
-            </w:r>
-            <w:r>
-              <w:rPr>
-                <w:rStyle w:val="Hyperlink"/>
-                <w:rFonts w:eastAsiaTheme="majorEastAsia"/>
-                <w:noProof/>
-                <w:rtl/>
+              <w:instrText xml:space="preserve"> PAGEREF _Toc228823727 \h </w:instrText>
+            </w:r>
+            <w:r>
+              <w:rPr>
+                <w:noProof/>
+                <w:webHidden/>
+              </w:rPr>
+            </w:r>
+            <w:r>
+              <w:rPr>
+                <w:noProof/>
+                <w:webHidden/>
               </w:rPr>
               <w:fldChar w:fldCharType="separate"/>
             </w:r>
@@ -8790,14 +8050,12 @@
                 <w:noProof/>
                 <w:webHidden/>
               </w:rPr>
-              <w:t>2</w:t>
-            </w:r>
-            <w:r>
-              <w:rPr>
-                <w:rStyle w:val="Hyperlink"/>
-                <w:rFonts w:eastAsiaTheme="majorEastAsia"/>
-                <w:noProof/>
-                <w:rtl/>
+              <w:t>38</w:t>
+            </w:r>
+            <w:r>
+              <w:rPr>
+                <w:noProof/>
+                <w:webHidden/>
               </w:rPr>
               <w:fldChar w:fldCharType="end"/>
             </w:r>
@@ -8817,7 +8075,7 @@
               <w14:ligatures w14:val="standardContextual"/>
             </w:rPr>
           </w:pPr>
-          <w:hyperlink w:anchor="_Toc228822512" w:history="1">
+          <w:hyperlink w:anchor="_Toc228823728" w:history="1">
             <w:r>
               <w:rPr>
                 <w:rStyle w:val="Hyperlink"/>
@@ -8834,10 +8092,8 @@
             </w:r>
             <w:r>
               <w:rPr>
-                <w:rStyle w:val="Hyperlink"/>
-                <w:rFonts w:eastAsiaTheme="majorEastAsia"/>
-                <w:noProof/>
-                <w:rtl/>
+                <w:noProof/>
+                <w:webHidden/>
               </w:rPr>
               <w:fldChar w:fldCharType="begin"/>
             </w:r>
@@ -8846,22 +8102,18 @@
                 <w:noProof/>
                 <w:webHidden/>
               </w:rPr>
-              <w:instrText xml:space="preserve"> PAGEREF _Toc228822512 \h </w:instrText>
-            </w:r>
-            <w:r>
-              <w:rPr>
-                <w:rStyle w:val="Hyperlink"/>
-                <w:rFonts w:eastAsiaTheme="majorEastAsia"/>
-                <w:noProof/>
-                <w:rtl/>
-              </w:rPr>
-            </w:r>
-            <w:r>
-              <w:rPr>
-                <w:rStyle w:val="Hyperlink"/>
-                <w:rFonts w:eastAsiaTheme="majorEastAsia"/>
-                <w:noProof/>
-                <w:rtl/>
+              <w:instrText xml:space="preserve"> PAGEREF _Toc228823728 \h </w:instrText>
+            </w:r>
+            <w:r>
+              <w:rPr>
+                <w:noProof/>
+                <w:webHidden/>
+              </w:rPr>
+            </w:r>
+            <w:r>
+              <w:rPr>
+                <w:noProof/>
+                <w:webHidden/>
               </w:rPr>
               <w:fldChar w:fldCharType="separate"/>
             </w:r>
@@ -8870,14 +8122,12 @@
                 <w:noProof/>
                 <w:webHidden/>
               </w:rPr>
-              <w:t>2</w:t>
-            </w:r>
-            <w:r>
-              <w:rPr>
-                <w:rStyle w:val="Hyperlink"/>
-                <w:rFonts w:eastAsiaTheme="majorEastAsia"/>
-                <w:noProof/>
-                <w:rtl/>
+              <w:t>38</w:t>
+            </w:r>
+            <w:r>
+              <w:rPr>
+                <w:noProof/>
+                <w:webHidden/>
               </w:rPr>
               <w:fldChar w:fldCharType="end"/>
             </w:r>
@@ -8897,7 +8147,7 @@
               <w14:ligatures w14:val="standardContextual"/>
             </w:rPr>
           </w:pPr>
-          <w:hyperlink w:anchor="_Toc228822513" w:history="1">
+          <w:hyperlink w:anchor="_Toc228823729" w:history="1">
             <w:r>
               <w:rPr>
                 <w:rStyle w:val="Hyperlink"/>
@@ -8914,10 +8164,8 @@
             </w:r>
             <w:r>
               <w:rPr>
-                <w:rStyle w:val="Hyperlink"/>
-                <w:rFonts w:eastAsiaTheme="majorEastAsia"/>
-                <w:noProof/>
-                <w:rtl/>
+                <w:noProof/>
+                <w:webHidden/>
               </w:rPr>
               <w:fldChar w:fldCharType="begin"/>
             </w:r>
@@ -8926,22 +8174,18 @@
                 <w:noProof/>
                 <w:webHidden/>
               </w:rPr>
-              <w:instrText xml:space="preserve"> PAGEREF _Toc228822513 \h </w:instrText>
-            </w:r>
-            <w:r>
-              <w:rPr>
-                <w:rStyle w:val="Hyperlink"/>
-                <w:rFonts w:eastAsiaTheme="majorEastAsia"/>
-                <w:noProof/>
-                <w:rtl/>
-              </w:rPr>
-            </w:r>
-            <w:r>
-              <w:rPr>
-                <w:rStyle w:val="Hyperlink"/>
-                <w:rFonts w:eastAsiaTheme="majorEastAsia"/>
-                <w:noProof/>
-                <w:rtl/>
+              <w:instrText xml:space="preserve"> PAGEREF _Toc228823729 \h </w:instrText>
+            </w:r>
+            <w:r>
+              <w:rPr>
+                <w:noProof/>
+                <w:webHidden/>
+              </w:rPr>
+            </w:r>
+            <w:r>
+              <w:rPr>
+                <w:noProof/>
+                <w:webHidden/>
               </w:rPr>
               <w:fldChar w:fldCharType="separate"/>
             </w:r>
@@ -8950,14 +8194,12 @@
                 <w:noProof/>
                 <w:webHidden/>
               </w:rPr>
-              <w:t>2</w:t>
-            </w:r>
-            <w:r>
-              <w:rPr>
-                <w:rStyle w:val="Hyperlink"/>
-                <w:rFonts w:eastAsiaTheme="majorEastAsia"/>
-                <w:noProof/>
-                <w:rtl/>
+              <w:t>38</w:t>
+            </w:r>
+            <w:r>
+              <w:rPr>
+                <w:noProof/>
+                <w:webHidden/>
               </w:rPr>
               <w:fldChar w:fldCharType="end"/>
             </w:r>
@@ -8977,7 +8219,7 @@
               <w14:ligatures w14:val="standardContextual"/>
             </w:rPr>
           </w:pPr>
-          <w:hyperlink w:anchor="_Toc228822514" w:history="1">
+          <w:hyperlink w:anchor="_Toc228823730" w:history="1">
             <w:r>
               <w:rPr>
                 <w:rStyle w:val="Hyperlink"/>
@@ -8994,10 +8236,8 @@
             </w:r>
             <w:r>
               <w:rPr>
-                <w:rStyle w:val="Hyperlink"/>
-                <w:rFonts w:eastAsiaTheme="majorEastAsia"/>
-                <w:noProof/>
-                <w:rtl/>
+                <w:noProof/>
+                <w:webHidden/>
               </w:rPr>
               <w:fldChar w:fldCharType="begin"/>
             </w:r>
@@ -9006,22 +8246,18 @@
                 <w:noProof/>
                 <w:webHidden/>
               </w:rPr>
-              <w:instrText xml:space="preserve"> PAGEREF _Toc228822514 \h </w:instrText>
-            </w:r>
-            <w:r>
-              <w:rPr>
-                <w:rStyle w:val="Hyperlink"/>
-                <w:rFonts w:eastAsiaTheme="majorEastAsia"/>
-                <w:noProof/>
-                <w:rtl/>
-              </w:rPr>
-            </w:r>
-            <w:r>
-              <w:rPr>
-                <w:rStyle w:val="Hyperlink"/>
-                <w:rFonts w:eastAsiaTheme="majorEastAsia"/>
-                <w:noProof/>
-                <w:rtl/>
+              <w:instrText xml:space="preserve"> PAGEREF _Toc228823730 \h </w:instrText>
+            </w:r>
+            <w:r>
+              <w:rPr>
+                <w:noProof/>
+                <w:webHidden/>
+              </w:rPr>
+            </w:r>
+            <w:r>
+              <w:rPr>
+                <w:noProof/>
+                <w:webHidden/>
               </w:rPr>
               <w:fldChar w:fldCharType="separate"/>
             </w:r>
@@ -9030,14 +8266,12 @@
                 <w:noProof/>
                 <w:webHidden/>
               </w:rPr>
-              <w:t>3</w:t>
-            </w:r>
-            <w:r>
-              <w:rPr>
-                <w:rStyle w:val="Hyperlink"/>
-                <w:rFonts w:eastAsiaTheme="majorEastAsia"/>
-                <w:noProof/>
-                <w:rtl/>
+              <w:t>39</w:t>
+            </w:r>
+            <w:r>
+              <w:rPr>
+                <w:noProof/>
+                <w:webHidden/>
               </w:rPr>
               <w:fldChar w:fldCharType="end"/>
             </w:r>
@@ -9057,7 +8291,7 @@
               <w14:ligatures w14:val="standardContextual"/>
             </w:rPr>
           </w:pPr>
-          <w:hyperlink w:anchor="_Toc228822515" w:history="1">
+          <w:hyperlink w:anchor="_Toc228823731" w:history="1">
             <w:r>
               <w:rPr>
                 <w:rStyle w:val="Hyperlink"/>
@@ -9074,10 +8308,8 @@
             </w:r>
             <w:r>
               <w:rPr>
-                <w:rStyle w:val="Hyperlink"/>
-                <w:rFonts w:eastAsiaTheme="majorEastAsia"/>
-                <w:noProof/>
-                <w:rtl/>
+                <w:noProof/>
+                <w:webHidden/>
               </w:rPr>
               <w:fldChar w:fldCharType="begin"/>
             </w:r>
@@ -9086,22 +8318,18 @@
                 <w:noProof/>
                 <w:webHidden/>
               </w:rPr>
-              <w:instrText xml:space="preserve"> PAGEREF _Toc228822515 \h </w:instrText>
-            </w:r>
-            <w:r>
-              <w:rPr>
-                <w:rStyle w:val="Hyperlink"/>
-                <w:rFonts w:eastAsiaTheme="majorEastAsia"/>
-                <w:noProof/>
-                <w:rtl/>
-              </w:rPr>
-            </w:r>
-            <w:r>
-              <w:rPr>
-                <w:rStyle w:val="Hyperlink"/>
-                <w:rFonts w:eastAsiaTheme="majorEastAsia"/>
-                <w:noProof/>
-                <w:rtl/>
+              <w:instrText xml:space="preserve"> PAGEREF _Toc228823731 \h </w:instrText>
+            </w:r>
+            <w:r>
+              <w:rPr>
+                <w:noProof/>
+                <w:webHidden/>
+              </w:rPr>
+            </w:r>
+            <w:r>
+              <w:rPr>
+                <w:noProof/>
+                <w:webHidden/>
               </w:rPr>
               <w:fldChar w:fldCharType="separate"/>
             </w:r>
@@ -9110,14 +8338,12 @@
                 <w:noProof/>
                 <w:webHidden/>
               </w:rPr>
-              <w:t>4</w:t>
-            </w:r>
-            <w:r>
-              <w:rPr>
-                <w:rStyle w:val="Hyperlink"/>
-                <w:rFonts w:eastAsiaTheme="majorEastAsia"/>
-                <w:noProof/>
-                <w:rtl/>
+              <w:t>40</w:t>
+            </w:r>
+            <w:r>
+              <w:rPr>
+                <w:noProof/>
+                <w:webHidden/>
               </w:rPr>
               <w:fldChar w:fldCharType="end"/>
             </w:r>
@@ -9137,7 +8363,7 @@
               <w14:ligatures w14:val="standardContextual"/>
             </w:rPr>
           </w:pPr>
-          <w:hyperlink w:anchor="_Toc228822516" w:history="1">
+          <w:hyperlink w:anchor="_Toc228823732" w:history="1">
             <w:r>
               <w:rPr>
                 <w:rStyle w:val="Hyperlink"/>
@@ -9154,10 +8380,8 @@
             </w:r>
             <w:r>
               <w:rPr>
-                <w:rStyle w:val="Hyperlink"/>
-                <w:rFonts w:eastAsiaTheme="majorEastAsia"/>
-                <w:noProof/>
-                <w:rtl/>
+                <w:noProof/>
+                <w:webHidden/>
               </w:rPr>
               <w:fldChar w:fldCharType="begin"/>
             </w:r>
@@ -9166,22 +8390,18 @@
                 <w:noProof/>
                 <w:webHidden/>
               </w:rPr>
-              <w:instrText xml:space="preserve"> PAGEREF _Toc228822516 \h </w:instrText>
-            </w:r>
-            <w:r>
-              <w:rPr>
-                <w:rStyle w:val="Hyperlink"/>
-                <w:rFonts w:eastAsiaTheme="majorEastAsia"/>
-                <w:noProof/>
-                <w:rtl/>
-              </w:rPr>
-            </w:r>
-            <w:r>
-              <w:rPr>
-                <w:rStyle w:val="Hyperlink"/>
-                <w:rFonts w:eastAsiaTheme="majorEastAsia"/>
-                <w:noProof/>
-                <w:rtl/>
+              <w:instrText xml:space="preserve"> PAGEREF _Toc228823732 \h </w:instrText>
+            </w:r>
+            <w:r>
+              <w:rPr>
+                <w:noProof/>
+                <w:webHidden/>
+              </w:rPr>
+            </w:r>
+            <w:r>
+              <w:rPr>
+                <w:noProof/>
+                <w:webHidden/>
               </w:rPr>
               <w:fldChar w:fldCharType="separate"/>
             </w:r>
@@ -9190,14 +8410,12 @@
                 <w:noProof/>
                 <w:webHidden/>
               </w:rPr>
-              <w:t>4</w:t>
-            </w:r>
-            <w:r>
-              <w:rPr>
-                <w:rStyle w:val="Hyperlink"/>
-                <w:rFonts w:eastAsiaTheme="majorEastAsia"/>
-                <w:noProof/>
-                <w:rtl/>
+              <w:t>40</w:t>
+            </w:r>
+            <w:r>
+              <w:rPr>
+                <w:noProof/>
+                <w:webHidden/>
               </w:rPr>
               <w:fldChar w:fldCharType="end"/>
             </w:r>
@@ -9217,7 +8435,7 @@
               <w14:ligatures w14:val="standardContextual"/>
             </w:rPr>
           </w:pPr>
-          <w:hyperlink w:anchor="_Toc228822517" w:history="1">
+          <w:hyperlink w:anchor="_Toc228823733" w:history="1">
             <w:r>
               <w:rPr>
                 <w:rStyle w:val="Hyperlink"/>
@@ -9234,10 +8452,8 @@
             </w:r>
             <w:r>
               <w:rPr>
-                <w:rStyle w:val="Hyperlink"/>
-                <w:rFonts w:eastAsiaTheme="majorEastAsia"/>
-                <w:noProof/>
-                <w:rtl/>
+                <w:noProof/>
+                <w:webHidden/>
               </w:rPr>
               <w:fldChar w:fldCharType="begin"/>
             </w:r>
@@ -9246,22 +8462,18 @@
                 <w:noProof/>
                 <w:webHidden/>
               </w:rPr>
-              <w:instrText xml:space="preserve"> PAGEREF _Toc228822517 \h </w:instrText>
-            </w:r>
-            <w:r>
-              <w:rPr>
-                <w:rStyle w:val="Hyperlink"/>
-                <w:rFonts w:eastAsiaTheme="majorEastAsia"/>
-                <w:noProof/>
-                <w:rtl/>
-              </w:rPr>
-            </w:r>
-            <w:r>
-              <w:rPr>
-                <w:rStyle w:val="Hyperlink"/>
-                <w:rFonts w:eastAsiaTheme="majorEastAsia"/>
-                <w:noProof/>
-                <w:rtl/>
+              <w:instrText xml:space="preserve"> PAGEREF _Toc228823733 \h </w:instrText>
+            </w:r>
+            <w:r>
+              <w:rPr>
+                <w:noProof/>
+                <w:webHidden/>
+              </w:rPr>
+            </w:r>
+            <w:r>
+              <w:rPr>
+                <w:noProof/>
+                <w:webHidden/>
               </w:rPr>
               <w:fldChar w:fldCharType="separate"/>
             </w:r>
@@ -9270,14 +8482,12 @@
                 <w:noProof/>
                 <w:webHidden/>
               </w:rPr>
-              <w:t>4</w:t>
-            </w:r>
-            <w:r>
-              <w:rPr>
-                <w:rStyle w:val="Hyperlink"/>
-                <w:rFonts w:eastAsiaTheme="majorEastAsia"/>
-                <w:noProof/>
-                <w:rtl/>
+              <w:t>40</w:t>
+            </w:r>
+            <w:r>
+              <w:rPr>
+                <w:noProof/>
+                <w:webHidden/>
               </w:rPr>
               <w:fldChar w:fldCharType="end"/>
             </w:r>
@@ -9297,7 +8507,7 @@
               <w14:ligatures w14:val="standardContextual"/>
             </w:rPr>
           </w:pPr>
-          <w:hyperlink w:anchor="_Toc228822518" w:history="1">
+          <w:hyperlink w:anchor="_Toc228823734" w:history="1">
             <w:r>
               <w:rPr>
                 <w:rStyle w:val="Hyperlink"/>
@@ -9314,10 +8524,8 @@
             </w:r>
             <w:r>
               <w:rPr>
-                <w:rStyle w:val="Hyperlink"/>
-                <w:rFonts w:eastAsiaTheme="majorEastAsia"/>
-                <w:noProof/>
-                <w:rtl/>
+                <w:noProof/>
+                <w:webHidden/>
               </w:rPr>
               <w:fldChar w:fldCharType="begin"/>
             </w:r>
@@ -9326,22 +8534,18 @@
                 <w:noProof/>
                 <w:webHidden/>
               </w:rPr>
-              <w:instrText xml:space="preserve"> PAGEREF _Toc228822518 \h </w:instrText>
-            </w:r>
-            <w:r>
-              <w:rPr>
-                <w:rStyle w:val="Hyperlink"/>
-                <w:rFonts w:eastAsiaTheme="majorEastAsia"/>
-                <w:noProof/>
-                <w:rtl/>
-              </w:rPr>
-            </w:r>
-            <w:r>
-              <w:rPr>
-                <w:rStyle w:val="Hyperlink"/>
-                <w:rFonts w:eastAsiaTheme="majorEastAsia"/>
-                <w:noProof/>
-                <w:rtl/>
+              <w:instrText xml:space="preserve"> PAGEREF _Toc228823734 \h </w:instrText>
+            </w:r>
+            <w:r>
+              <w:rPr>
+                <w:noProof/>
+                <w:webHidden/>
+              </w:rPr>
+            </w:r>
+            <w:r>
+              <w:rPr>
+                <w:noProof/>
+                <w:webHidden/>
               </w:rPr>
               <w:fldChar w:fldCharType="separate"/>
             </w:r>
@@ -9350,14 +8554,12 @@
                 <w:noProof/>
                 <w:webHidden/>
               </w:rPr>
-              <w:t>4</w:t>
-            </w:r>
-            <w:r>
-              <w:rPr>
-                <w:rStyle w:val="Hyperlink"/>
-                <w:rFonts w:eastAsiaTheme="majorEastAsia"/>
-                <w:noProof/>
-                <w:rtl/>
+              <w:t>40</w:t>
+            </w:r>
+            <w:r>
+              <w:rPr>
+                <w:noProof/>
+                <w:webHidden/>
               </w:rPr>
               <w:fldChar w:fldCharType="end"/>
             </w:r>
@@ -9377,7 +8579,7 @@
               <w14:ligatures w14:val="standardContextual"/>
             </w:rPr>
           </w:pPr>
-          <w:hyperlink w:anchor="_Toc228822519" w:history="1">
+          <w:hyperlink w:anchor="_Toc228823735" w:history="1">
             <w:r>
               <w:rPr>
                 <w:rStyle w:val="Hyperlink"/>
@@ -9394,10 +8596,8 @@
             </w:r>
             <w:r>
               <w:rPr>
-                <w:rStyle w:val="Hyperlink"/>
-                <w:rFonts w:eastAsiaTheme="majorEastAsia"/>
-                <w:noProof/>
-                <w:rtl/>
+                <w:noProof/>
+                <w:webHidden/>
               </w:rPr>
               <w:fldChar w:fldCharType="begin"/>
             </w:r>
@@ -9406,22 +8606,18 @@
                 <w:noProof/>
                 <w:webHidden/>
               </w:rPr>
-              <w:instrText xml:space="preserve"> PAGEREF _Toc228822519 \h </w:instrText>
-            </w:r>
-            <w:r>
-              <w:rPr>
-                <w:rStyle w:val="Hyperlink"/>
-                <w:rFonts w:eastAsiaTheme="majorEastAsia"/>
-                <w:noProof/>
-                <w:rtl/>
-              </w:rPr>
-            </w:r>
-            <w:r>
-              <w:rPr>
-                <w:rStyle w:val="Hyperlink"/>
-                <w:rFonts w:eastAsiaTheme="majorEastAsia"/>
-                <w:noProof/>
-                <w:rtl/>
+              <w:instrText xml:space="preserve"> PAGEREF _Toc228823735 \h </w:instrText>
+            </w:r>
+            <w:r>
+              <w:rPr>
+                <w:noProof/>
+                <w:webHidden/>
+              </w:rPr>
+            </w:r>
+            <w:r>
+              <w:rPr>
+                <w:noProof/>
+                <w:webHidden/>
               </w:rPr>
               <w:fldChar w:fldCharType="separate"/>
             </w:r>
@@ -9430,14 +8626,12 @@
                 <w:noProof/>
                 <w:webHidden/>
               </w:rPr>
-              <w:t>5</w:t>
-            </w:r>
-            <w:r>
-              <w:rPr>
-                <w:rStyle w:val="Hyperlink"/>
-                <w:rFonts w:eastAsiaTheme="majorEastAsia"/>
-                <w:noProof/>
-                <w:rtl/>
+              <w:t>41</w:t>
+            </w:r>
+            <w:r>
+              <w:rPr>
+                <w:noProof/>
+                <w:webHidden/>
               </w:rPr>
               <w:fldChar w:fldCharType="end"/>
             </w:r>
@@ -9465,7 +8659,7 @@
         <w:pStyle w:val="1"/>
         <w:jc w:val="center"/>
       </w:pPr>
-      <w:bookmarkStart w:id="2" w:name="_Toc228822423"/>
+      <w:bookmarkStart w:id="2" w:name="_Toc228823639"/>
       <w:r>
         <w:rPr>
           <w:rFonts w:ascii="Times New Roman" w:eastAsia="Times New Roman" w:hAnsi="Times New Roman"/>
@@ -10424,7 +9618,7 @@
         <w:pStyle w:val="1"/>
         <w:jc w:val="center"/>
       </w:pPr>
-      <w:bookmarkStart w:id="3" w:name="_Toc228822424"/>
+      <w:bookmarkStart w:id="3" w:name="_Toc228823640"/>
       <w:r>
         <w:rPr>
           <w:rFonts w:ascii="Times New Roman" w:eastAsia="Times New Roman" w:hAnsi="Times New Roman"/>
@@ -11695,7 +10889,7 @@
         <w:pStyle w:val="1"/>
         <w:jc w:val="center"/>
       </w:pPr>
-      <w:bookmarkStart w:id="4" w:name="_Toc228822425"/>
+      <w:bookmarkStart w:id="4" w:name="_Toc228823641"/>
       <w:r>
         <w:rPr>
           <w:rFonts w:ascii="Times New Roman" w:eastAsia="Times New Roman" w:hAnsi="Times New Roman"/>
@@ -12205,7 +11399,7 @@
         <w:pStyle w:val="1"/>
         <w:jc w:val="center"/>
       </w:pPr>
-      <w:bookmarkStart w:id="5" w:name="_Toc228822426"/>
+      <w:bookmarkStart w:id="5" w:name="_Toc228823642"/>
       <w:r>
         <w:rPr>
           <w:rFonts w:ascii="Times New Roman" w:eastAsia="Times New Roman" w:hAnsi="Times New Roman"/>
@@ -12221,7 +11415,7 @@
         <w:pStyle w:val="2"/>
         <w:jc w:val="center"/>
       </w:pPr>
-      <w:bookmarkStart w:id="6" w:name="_Toc228822427"/>
+      <w:bookmarkStart w:id="6" w:name="_Toc228823643"/>
       <w:r>
         <w:rPr>
           <w:rFonts w:ascii="Times New Roman" w:eastAsia="Times New Roman" w:hAnsi="Times New Roman"/>
@@ -12235,7 +11429,7 @@
       <w:pPr>
         <w:pStyle w:val="3"/>
       </w:pPr>
-      <w:bookmarkStart w:id="7" w:name="_Toc228822428"/>
+      <w:bookmarkStart w:id="7" w:name="_Toc228823644"/>
       <w:r>
         <w:rPr>
           <w:rFonts w:ascii="Times New Roman" w:eastAsia="Times New Roman" w:hAnsi="Times New Roman"/>
@@ -12265,7 +11459,7 @@
       <w:pPr>
         <w:pStyle w:val="3"/>
       </w:pPr>
-      <w:bookmarkStart w:id="8" w:name="_Toc228822429"/>
+      <w:bookmarkStart w:id="8" w:name="_Toc228823645"/>
       <w:r>
         <w:rPr>
           <w:rFonts w:ascii="Times New Roman" w:eastAsia="Times New Roman" w:hAnsi="Times New Roman"/>
@@ -12298,7 +11492,7 @@
           <w:lang w:val="en-AE"/>
         </w:rPr>
       </w:pPr>
-      <w:bookmarkStart w:id="9" w:name="_Toc228822430"/>
+      <w:bookmarkStart w:id="9" w:name="_Toc228823646"/>
       <w:r>
         <w:rPr>
           <w:rFonts w:ascii="Times New Roman" w:eastAsia="Times New Roman" w:hAnsi="Times New Roman"/>
@@ -12699,7 +11893,7 @@
       <w:pPr>
         <w:pStyle w:val="3"/>
       </w:pPr>
-      <w:bookmarkStart w:id="10" w:name="_Toc228822431"/>
+      <w:bookmarkStart w:id="10" w:name="_Toc228823647"/>
       <w:r>
         <w:rPr>
           <w:rFonts w:ascii="Times New Roman" w:eastAsia="Times New Roman" w:hAnsi="Times New Roman"/>
@@ -13007,7 +12201,7 @@
       <w:pPr>
         <w:pStyle w:val="3"/>
       </w:pPr>
-      <w:bookmarkStart w:id="11" w:name="_Toc228822432"/>
+      <w:bookmarkStart w:id="11" w:name="_Toc228823648"/>
       <w:r>
         <w:rPr>
           <w:rFonts w:ascii="Times New Roman" w:eastAsia="Times New Roman" w:hAnsi="Times New Roman"/>
@@ -13029,7 +12223,7 @@
       <w:pPr>
         <w:pStyle w:val="3"/>
       </w:pPr>
-      <w:bookmarkStart w:id="12" w:name="_Toc228822433"/>
+      <w:bookmarkStart w:id="12" w:name="_Toc228823649"/>
       <w:r>
         <w:rPr>
           <w:rFonts w:ascii="Times New Roman" w:eastAsia="Times New Roman" w:hAnsi="Times New Roman"/>
@@ -13051,7 +12245,7 @@
       <w:pPr>
         <w:pStyle w:val="3"/>
       </w:pPr>
-      <w:bookmarkStart w:id="13" w:name="_Toc228822434"/>
+      <w:bookmarkStart w:id="13" w:name="_Toc228823650"/>
       <w:r>
         <w:rPr>
           <w:rFonts w:ascii="Times New Roman" w:eastAsia="Times New Roman" w:hAnsi="Times New Roman"/>
@@ -13085,7 +12279,7 @@
       <w:pPr>
         <w:pStyle w:val="3"/>
       </w:pPr>
-      <w:bookmarkStart w:id="14" w:name="_Toc228822435"/>
+      <w:bookmarkStart w:id="14" w:name="_Toc228823651"/>
       <w:r>
         <w:rPr>
           <w:rFonts w:ascii="Times New Roman" w:eastAsia="Times New Roman" w:hAnsi="Times New Roman"/>
@@ -13121,7 +12315,7 @@
         <w:pStyle w:val="2"/>
         <w:jc w:val="center"/>
       </w:pPr>
-      <w:bookmarkStart w:id="15" w:name="_Toc228822436"/>
+      <w:bookmarkStart w:id="15" w:name="_Toc228823652"/>
       <w:r>
         <w:rPr>
           <w:rFonts w:ascii="Times New Roman" w:eastAsia="Times New Roman" w:hAnsi="Times New Roman"/>
@@ -13136,7 +12330,7 @@
       <w:pPr>
         <w:pStyle w:val="3"/>
       </w:pPr>
-      <w:bookmarkStart w:id="16" w:name="_Toc228822437"/>
+      <w:bookmarkStart w:id="16" w:name="_Toc228823653"/>
       <w:r>
         <w:rPr>
           <w:rFonts w:ascii="Times New Roman" w:eastAsia="Times New Roman" w:hAnsi="Times New Roman"/>
@@ -13166,7 +12360,7 @@
       <w:pPr>
         <w:pStyle w:val="3"/>
       </w:pPr>
-      <w:bookmarkStart w:id="17" w:name="_Toc228822438"/>
+      <w:bookmarkStart w:id="17" w:name="_Toc228823654"/>
       <w:r>
         <w:rPr>
           <w:rFonts w:ascii="Times New Roman" w:eastAsia="Times New Roman" w:hAnsi="Times New Roman"/>
@@ -13706,7 +12900,7 @@
       <w:pPr>
         <w:pStyle w:val="3"/>
       </w:pPr>
-      <w:bookmarkStart w:id="18" w:name="_Toc228822439"/>
+      <w:bookmarkStart w:id="18" w:name="_Toc228823655"/>
       <w:r>
         <w:rPr>
           <w:rFonts w:ascii="Times New Roman" w:eastAsia="Times New Roman" w:hAnsi="Times New Roman"/>
@@ -14498,7 +13692,7 @@
       <w:pPr>
         <w:pStyle w:val="3"/>
       </w:pPr>
-      <w:bookmarkStart w:id="19" w:name="_Toc228822440"/>
+      <w:bookmarkStart w:id="19" w:name="_Toc228823656"/>
       <w:r>
         <w:rPr>
           <w:rFonts w:ascii="Times New Roman" w:eastAsia="Times New Roman" w:hAnsi="Times New Roman"/>
@@ -14877,7 +14071,7 @@
       <w:pPr>
         <w:pStyle w:val="3"/>
       </w:pPr>
-      <w:bookmarkStart w:id="20" w:name="_Toc228822441"/>
+      <w:bookmarkStart w:id="20" w:name="_Toc228823657"/>
       <w:r>
         <w:rPr>
           <w:rFonts w:ascii="Times New Roman" w:eastAsia="Times New Roman" w:hAnsi="Times New Roman"/>
@@ -14903,7 +14097,7 @@
       <w:pPr>
         <w:pStyle w:val="3"/>
       </w:pPr>
-      <w:bookmarkStart w:id="21" w:name="_Toc228822442"/>
+      <w:bookmarkStart w:id="21" w:name="_Toc228823658"/>
       <w:r>
         <w:rPr>
           <w:rFonts w:ascii="Times New Roman" w:eastAsia="Times New Roman" w:hAnsi="Times New Roman"/>
@@ -14941,7 +14135,7 @@
       <w:pPr>
         <w:pStyle w:val="3"/>
       </w:pPr>
-      <w:bookmarkStart w:id="22" w:name="_Toc228822443"/>
+      <w:bookmarkStart w:id="22" w:name="_Toc228823659"/>
       <w:r>
         <w:rPr>
           <w:rFonts w:ascii="Times New Roman" w:eastAsia="Times New Roman" w:hAnsi="Times New Roman"/>
@@ -14963,7 +14157,7 @@
       <w:pPr>
         <w:pStyle w:val="3"/>
       </w:pPr>
-      <w:bookmarkStart w:id="23" w:name="_Toc228822444"/>
+      <w:bookmarkStart w:id="23" w:name="_Toc228823660"/>
       <w:r>
         <w:rPr>
           <w:rFonts w:ascii="Times New Roman" w:eastAsia="Times New Roman" w:hAnsi="Times New Roman"/>
@@ -15459,7 +14653,6 @@
           <w:type w:val="oddPage"/>
           <w:pgSz w:w="12240" w:h="15840"/>
           <w:pgMar w:top="1417" w:right="1417" w:bottom="1417" w:left="1417" w:header="720" w:footer="720" w:gutter="0"/>
-          <w:pgNumType w:start="1"/>
           <w:cols w:space="720"/>
           <w:docGrid w:linePitch="360"/>
         </w:sectPr>
@@ -15470,7 +14663,7 @@
         <w:pStyle w:val="1"/>
         <w:jc w:val="center"/>
       </w:pPr>
-      <w:bookmarkStart w:id="24" w:name="_Toc228822445"/>
+      <w:bookmarkStart w:id="24" w:name="_Toc228823661"/>
       <w:r>
         <w:rPr>
           <w:rFonts w:ascii="Times New Roman" w:eastAsia="Times New Roman" w:hAnsi="Times New Roman"/>
@@ -15486,7 +14679,7 @@
         <w:pStyle w:val="2"/>
         <w:jc w:val="center"/>
       </w:pPr>
-      <w:bookmarkStart w:id="25" w:name="_Toc228822446"/>
+      <w:bookmarkStart w:id="25" w:name="_Toc228823662"/>
       <w:r>
         <w:rPr>
           <w:rFonts w:ascii="Times New Roman" w:eastAsia="Times New Roman" w:hAnsi="Times New Roman"/>
@@ -15500,7 +14693,7 @@
       <w:pPr>
         <w:pStyle w:val="3"/>
       </w:pPr>
-      <w:bookmarkStart w:id="26" w:name="_Toc228822447"/>
+      <w:bookmarkStart w:id="26" w:name="_Toc228823663"/>
       <w:r>
         <w:rPr>
           <w:rFonts w:ascii="Times New Roman" w:eastAsia="Times New Roman" w:hAnsi="Times New Roman"/>
@@ -16056,7 +15249,7 @@
       <w:pPr>
         <w:pStyle w:val="3"/>
       </w:pPr>
-      <w:bookmarkStart w:id="27" w:name="_Toc228822448"/>
+      <w:bookmarkStart w:id="27" w:name="_Toc228823664"/>
       <w:r>
         <w:rPr>
           <w:rFonts w:ascii="Times New Roman" w:eastAsia="Times New Roman" w:hAnsi="Times New Roman"/>
@@ -16086,7 +15279,7 @@
       <w:pPr>
         <w:pStyle w:val="3"/>
       </w:pPr>
-      <w:bookmarkStart w:id="28" w:name="_Toc228822449"/>
+      <w:bookmarkStart w:id="28" w:name="_Toc228823665"/>
       <w:r>
         <w:rPr>
           <w:rFonts w:ascii="Times New Roman" w:eastAsia="Times New Roman" w:hAnsi="Times New Roman"/>
@@ -16150,6 +15343,7 @@
                 <w:b/>
                 <w:sz w:val="14"/>
               </w:rPr>
+              <w:lastRenderedPageBreak/>
               <w:t>Criterion</w:t>
             </w:r>
           </w:p>
@@ -16189,6 +15383,9 @@
               <w:t>SurveyMonkey Audience</w:t>
             </w:r>
           </w:p>
+          <w:p/>
+          <w:p/>
+          <w:p/>
         </w:tc>
         <w:tc>
           <w:tcPr>
@@ -16279,6 +15476,8 @@
               <w:t>Targeted respondents are available through paid response acquisition.</w:t>
             </w:r>
           </w:p>
+          <w:p/>
+          <w:p/>
         </w:tc>
         <w:tc>
           <w:tcPr>
@@ -16365,6 +15564,8 @@
               <w:t>Available depending on plan/features.</w:t>
             </w:r>
           </w:p>
+          <w:p/>
+          <w:p/>
         </w:tc>
         <w:tc>
           <w:tcPr>
@@ -16416,7 +15617,6 @@
               <w:rPr>
                 <w:sz w:val="14"/>
               </w:rPr>
-              <w:lastRenderedPageBreak/>
               <w:t>Two-sided platform</w:t>
             </w:r>
           </w:p>
@@ -16664,7 +15864,7 @@
       <w:pPr>
         <w:pStyle w:val="3"/>
       </w:pPr>
-      <w:bookmarkStart w:id="29" w:name="_Toc228822450"/>
+      <w:bookmarkStart w:id="29" w:name="_Toc228823666"/>
       <w:r>
         <w:rPr>
           <w:rFonts w:ascii="Times New Roman" w:eastAsia="Times New Roman" w:hAnsi="Times New Roman"/>
@@ -16686,7 +15886,7 @@
       <w:pPr>
         <w:pStyle w:val="3"/>
       </w:pPr>
-      <w:bookmarkStart w:id="30" w:name="_Toc228822451"/>
+      <w:bookmarkStart w:id="30" w:name="_Toc228823667"/>
       <w:r>
         <w:rPr>
           <w:rFonts w:ascii="Times New Roman" w:eastAsia="Times New Roman" w:hAnsi="Times New Roman"/>
@@ -16750,7 +15950,7 @@
       <w:pPr>
         <w:pStyle w:val="3"/>
       </w:pPr>
-      <w:bookmarkStart w:id="31" w:name="_Toc228822452"/>
+      <w:bookmarkStart w:id="31" w:name="_Toc228823668"/>
       <w:r>
         <w:rPr>
           <w:rFonts w:ascii="Times New Roman" w:eastAsia="Times New Roman" w:hAnsi="Times New Roman"/>
@@ -16765,7 +15965,11 @@
         <w:jc w:val="both"/>
       </w:pPr>
       <w:r>
-        <w:t xml:space="preserve">Future survey platforms increasingly combine data collection, respondent segmentation, automated insight extraction, quality metrics, and decision dashboards. For this project, the next technical direction is asynchronous AI processing, stronger respondent quality controls, topic modeling, richer analytics, audit logs, and stronger privacy controls. </w:t>
+        <w:t xml:space="preserve">Future survey platforms increasingly combine data collection, respondent segmentation, automated insight extraction, quality metrics, and decision dashboards. For this project, the next </w:t>
+      </w:r>
+      <w:r>
+        <w:lastRenderedPageBreak/>
+        <w:t xml:space="preserve">technical direction is asynchronous AI processing, stronger respondent quality controls, topic modeling, richer analytics, audit logs, and stronger privacy controls. </w:t>
       </w:r>
     </w:p>
     <w:p>
@@ -16774,7 +15978,6 @@
           <w:type w:val="oddPage"/>
           <w:pgSz w:w="12240" w:h="15840"/>
           <w:pgMar w:top="1417" w:right="1417" w:bottom="1417" w:left="1417" w:header="720" w:footer="720" w:gutter="0"/>
-          <w:pgNumType w:start="1"/>
           <w:cols w:space="720"/>
           <w:docGrid w:linePitch="360"/>
         </w:sectPr>
@@ -16785,7 +15988,7 @@
         <w:pStyle w:val="2"/>
         <w:jc w:val="center"/>
       </w:pPr>
-      <w:bookmarkStart w:id="32" w:name="_Toc228822453"/>
+      <w:bookmarkStart w:id="32" w:name="_Toc228823669"/>
       <w:r>
         <w:rPr>
           <w:rFonts w:ascii="Times New Roman" w:eastAsia="Times New Roman" w:hAnsi="Times New Roman"/>
@@ -16800,7 +16003,7 @@
       <w:pPr>
         <w:pStyle w:val="3"/>
       </w:pPr>
-      <w:bookmarkStart w:id="33" w:name="_Toc228822454"/>
+      <w:bookmarkStart w:id="33" w:name="_Toc228823670"/>
       <w:r>
         <w:rPr>
           <w:rFonts w:ascii="Times New Roman" w:eastAsia="Times New Roman" w:hAnsi="Times New Roman"/>
@@ -17062,7 +16265,7 @@
       <w:pPr>
         <w:pStyle w:val="3"/>
       </w:pPr>
-      <w:bookmarkStart w:id="34" w:name="_Toc228822455"/>
+      <w:bookmarkStart w:id="34" w:name="_Toc228823671"/>
       <w:r>
         <w:rPr>
           <w:rFonts w:ascii="Times New Roman" w:eastAsia="Times New Roman" w:hAnsi="Times New Roman"/>
@@ -17084,7 +16287,7 @@
       <w:pPr>
         <w:pStyle w:val="3"/>
       </w:pPr>
-      <w:bookmarkStart w:id="35" w:name="_Toc228822456"/>
+      <w:bookmarkStart w:id="35" w:name="_Toc228823672"/>
       <w:r>
         <w:rPr>
           <w:rFonts w:ascii="Times New Roman" w:eastAsia="Times New Roman" w:hAnsi="Times New Roman"/>
@@ -17355,7 +16558,7 @@
       <w:pPr>
         <w:pStyle w:val="3"/>
       </w:pPr>
-      <w:bookmarkStart w:id="36" w:name="_Toc228822457"/>
+      <w:bookmarkStart w:id="36" w:name="_Toc228823673"/>
       <w:r>
         <w:rPr>
           <w:rFonts w:ascii="Times New Roman" w:eastAsia="Times New Roman" w:hAnsi="Times New Roman"/>
@@ -18884,7 +18087,7 @@
       <w:pPr>
         <w:pStyle w:val="3"/>
       </w:pPr>
-      <w:bookmarkStart w:id="37" w:name="_Toc228822458"/>
+      <w:bookmarkStart w:id="37" w:name="_Toc228823674"/>
       <w:r>
         <w:rPr>
           <w:rFonts w:ascii="Times New Roman" w:eastAsia="Times New Roman" w:hAnsi="Times New Roman"/>
@@ -19425,7 +18628,7 @@
       <w:pPr>
         <w:pStyle w:val="3"/>
       </w:pPr>
-      <w:bookmarkStart w:id="38" w:name="_Toc228822459"/>
+      <w:bookmarkStart w:id="38" w:name="_Toc228823675"/>
       <w:r>
         <w:rPr>
           <w:rFonts w:ascii="Times New Roman" w:eastAsia="Times New Roman" w:hAnsi="Times New Roman"/>
@@ -19682,7 +18885,7 @@
       <w:pPr>
         <w:pStyle w:val="3"/>
       </w:pPr>
-      <w:bookmarkStart w:id="39" w:name="_Toc228822460"/>
+      <w:bookmarkStart w:id="39" w:name="_Toc228823676"/>
       <w:r>
         <w:rPr>
           <w:rFonts w:ascii="Times New Roman" w:eastAsia="Times New Roman" w:hAnsi="Times New Roman"/>
@@ -21043,7 +20246,7 @@
       <w:pPr>
         <w:pStyle w:val="3"/>
       </w:pPr>
-      <w:bookmarkStart w:id="40" w:name="_Toc228822461"/>
+      <w:bookmarkStart w:id="40" w:name="_Toc228823677"/>
       <w:r>
         <w:rPr>
           <w:rFonts w:ascii="Times New Roman" w:eastAsia="Times New Roman" w:hAnsi="Times New Roman"/>
@@ -21912,7 +21115,7 @@
       <w:pPr>
         <w:pStyle w:val="3"/>
       </w:pPr>
-      <w:bookmarkStart w:id="41" w:name="_Toc228822462"/>
+      <w:bookmarkStart w:id="41" w:name="_Toc228823678"/>
       <w:r>
         <w:rPr>
           <w:rFonts w:ascii="Times New Roman" w:eastAsia="Times New Roman" w:hAnsi="Times New Roman"/>
@@ -24121,7 +23324,6 @@
           <w:type w:val="oddPage"/>
           <w:pgSz w:w="12240" w:h="15840"/>
           <w:pgMar w:top="1417" w:right="1417" w:bottom="1417" w:left="1417" w:header="720" w:footer="720" w:gutter="0"/>
-          <w:pgNumType w:start="1"/>
           <w:cols w:space="720"/>
           <w:docGrid w:linePitch="360"/>
         </w:sectPr>
@@ -24132,7 +23334,7 @@
         <w:pStyle w:val="1"/>
         <w:jc w:val="center"/>
       </w:pPr>
-      <w:bookmarkStart w:id="42" w:name="_Toc228822463"/>
+      <w:bookmarkStart w:id="42" w:name="_Toc228823679"/>
       <w:r>
         <w:rPr>
           <w:rFonts w:ascii="Times New Roman" w:eastAsia="Times New Roman" w:hAnsi="Times New Roman"/>
@@ -24148,7 +23350,7 @@
         <w:pStyle w:val="2"/>
         <w:jc w:val="center"/>
       </w:pPr>
-      <w:bookmarkStart w:id="43" w:name="_Toc228822464"/>
+      <w:bookmarkStart w:id="43" w:name="_Toc228823680"/>
       <w:r>
         <w:rPr>
           <w:rFonts w:ascii="Times New Roman" w:eastAsia="Times New Roman" w:hAnsi="Times New Roman"/>
@@ -24162,7 +23364,7 @@
       <w:pPr>
         <w:pStyle w:val="3"/>
       </w:pPr>
-      <w:bookmarkStart w:id="44" w:name="_Toc228822465"/>
+      <w:bookmarkStart w:id="44" w:name="_Toc228823681"/>
       <w:r>
         <w:rPr>
           <w:rFonts w:ascii="Times New Roman" w:eastAsia="Times New Roman" w:hAnsi="Times New Roman"/>
@@ -24790,7 +23992,7 @@
       <w:pPr>
         <w:pStyle w:val="3"/>
       </w:pPr>
-      <w:bookmarkStart w:id="45" w:name="_Toc228822466"/>
+      <w:bookmarkStart w:id="45" w:name="_Toc228823682"/>
       <w:r>
         <w:rPr>
           <w:rFonts w:ascii="Times New Roman" w:eastAsia="Times New Roman" w:hAnsi="Times New Roman"/>
@@ -26141,7 +25343,7 @@
       <w:pPr>
         <w:pStyle w:val="3"/>
       </w:pPr>
-      <w:bookmarkStart w:id="46" w:name="_Toc228822467"/>
+      <w:bookmarkStart w:id="46" w:name="_Toc228823683"/>
       <w:r>
         <w:rPr>
           <w:rFonts w:ascii="Times New Roman" w:eastAsia="Times New Roman" w:hAnsi="Times New Roman"/>
@@ -26171,7 +25373,7 @@
       <w:pPr>
         <w:pStyle w:val="3"/>
       </w:pPr>
-      <w:bookmarkStart w:id="47" w:name="_Toc228822468"/>
+      <w:bookmarkStart w:id="47" w:name="_Toc228823684"/>
       <w:r>
         <w:rPr>
           <w:rFonts w:ascii="Times New Roman" w:eastAsia="Times New Roman" w:hAnsi="Times New Roman"/>
@@ -26559,7 +25761,6 @@
           <w:type w:val="oddPage"/>
           <w:pgSz w:w="12240" w:h="15840"/>
           <w:pgMar w:top="1417" w:right="1417" w:bottom="1417" w:left="1417" w:header="720" w:footer="720" w:gutter="0"/>
-          <w:pgNumType w:start="1"/>
           <w:cols w:space="720"/>
           <w:docGrid w:linePitch="360"/>
         </w:sectPr>
@@ -26570,7 +25771,7 @@
         <w:pStyle w:val="1"/>
         <w:jc w:val="center"/>
       </w:pPr>
-      <w:bookmarkStart w:id="48" w:name="_Toc228822469"/>
+      <w:bookmarkStart w:id="48" w:name="_Toc228823685"/>
       <w:r>
         <w:rPr>
           <w:rFonts w:ascii="Times New Roman" w:eastAsia="Times New Roman" w:hAnsi="Times New Roman"/>
@@ -26586,7 +25787,7 @@
         <w:pStyle w:val="2"/>
         <w:jc w:val="center"/>
       </w:pPr>
-      <w:bookmarkStart w:id="49" w:name="_Toc228822470"/>
+      <w:bookmarkStart w:id="49" w:name="_Toc228823686"/>
       <w:r>
         <w:rPr>
           <w:rFonts w:ascii="Times New Roman" w:eastAsia="Times New Roman" w:hAnsi="Times New Roman"/>
@@ -26600,7 +25801,7 @@
       <w:pPr>
         <w:pStyle w:val="3"/>
       </w:pPr>
-      <w:bookmarkStart w:id="50" w:name="_Toc228822471"/>
+      <w:bookmarkStart w:id="50" w:name="_Toc228823687"/>
       <w:r>
         <w:rPr>
           <w:rFonts w:ascii="Times New Roman" w:eastAsia="Times New Roman" w:hAnsi="Times New Roman"/>
@@ -27445,7 +26646,7 @@
       <w:pPr>
         <w:pStyle w:val="3"/>
       </w:pPr>
-      <w:bookmarkStart w:id="51" w:name="_Toc228822472"/>
+      <w:bookmarkStart w:id="51" w:name="_Toc228823688"/>
       <w:r>
         <w:rPr>
           <w:rFonts w:ascii="Times New Roman" w:eastAsia="Times New Roman" w:hAnsi="Times New Roman"/>
@@ -27467,7 +26668,7 @@
       <w:pPr>
         <w:pStyle w:val="3"/>
       </w:pPr>
-      <w:bookmarkStart w:id="52" w:name="_Toc228822473"/>
+      <w:bookmarkStart w:id="52" w:name="_Toc228823689"/>
       <w:r>
         <w:rPr>
           <w:rFonts w:ascii="Times New Roman" w:eastAsia="Times New Roman" w:hAnsi="Times New Roman"/>
@@ -27489,7 +26690,7 @@
       <w:pPr>
         <w:pStyle w:val="3"/>
       </w:pPr>
-      <w:bookmarkStart w:id="53" w:name="_Toc228822474"/>
+      <w:bookmarkStart w:id="53" w:name="_Toc228823690"/>
       <w:r>
         <w:rPr>
           <w:rFonts w:ascii="Times New Roman" w:eastAsia="Times New Roman" w:hAnsi="Times New Roman"/>
@@ -27519,7 +26720,7 @@
       <w:pPr>
         <w:pStyle w:val="3"/>
       </w:pPr>
-      <w:bookmarkStart w:id="54" w:name="_Toc228822475"/>
+      <w:bookmarkStart w:id="54" w:name="_Toc228823691"/>
       <w:r>
         <w:rPr>
           <w:rFonts w:ascii="Times New Roman" w:eastAsia="Times New Roman" w:hAnsi="Times New Roman"/>
@@ -27986,7 +27187,7 @@
       <w:pPr>
         <w:pStyle w:val="3"/>
       </w:pPr>
-      <w:bookmarkStart w:id="55" w:name="_Toc228822476"/>
+      <w:bookmarkStart w:id="55" w:name="_Toc228823692"/>
       <w:r>
         <w:rPr>
           <w:rFonts w:ascii="Times New Roman" w:eastAsia="Times New Roman" w:hAnsi="Times New Roman"/>
@@ -28009,7 +27210,7 @@
       <w:pPr>
         <w:pStyle w:val="3"/>
       </w:pPr>
-      <w:bookmarkStart w:id="56" w:name="_Toc228822477"/>
+      <w:bookmarkStart w:id="56" w:name="_Toc228823693"/>
       <w:r>
         <w:rPr>
           <w:rFonts w:ascii="Times New Roman" w:eastAsia="Times New Roman" w:hAnsi="Times New Roman"/>
@@ -28044,7 +27245,7 @@
       <w:pPr>
         <w:pStyle w:val="3"/>
       </w:pPr>
-      <w:bookmarkStart w:id="57" w:name="_Toc228822478"/>
+      <w:bookmarkStart w:id="57" w:name="_Toc228823694"/>
       <w:r>
         <w:rPr>
           <w:rFonts w:ascii="Times New Roman" w:eastAsia="Times New Roman" w:hAnsi="Times New Roman"/>
@@ -28100,7 +27301,6 @@
           <w:type w:val="oddPage"/>
           <w:pgSz w:w="12240" w:h="15840"/>
           <w:pgMar w:top="1417" w:right="1417" w:bottom="1417" w:left="1417" w:header="720" w:footer="720" w:gutter="0"/>
-          <w:pgNumType w:start="1"/>
           <w:cols w:space="720"/>
           <w:docGrid w:linePitch="360"/>
         </w:sectPr>
@@ -28111,7 +27311,7 @@
         <w:pStyle w:val="2"/>
         <w:jc w:val="center"/>
       </w:pPr>
-      <w:bookmarkStart w:id="58" w:name="_Toc228822479"/>
+      <w:bookmarkStart w:id="58" w:name="_Toc228823695"/>
       <w:r>
         <w:rPr>
           <w:rFonts w:ascii="Times New Roman" w:eastAsia="Times New Roman" w:hAnsi="Times New Roman"/>
@@ -28126,7 +27326,7 @@
       <w:pPr>
         <w:pStyle w:val="3"/>
       </w:pPr>
-      <w:bookmarkStart w:id="59" w:name="_Toc228822480"/>
+      <w:bookmarkStart w:id="59" w:name="_Toc228823696"/>
       <w:r>
         <w:rPr>
           <w:rFonts w:ascii="Times New Roman" w:eastAsia="Times New Roman" w:hAnsi="Times New Roman"/>
@@ -28333,7 +27533,7 @@
       <w:pPr>
         <w:pStyle w:val="3"/>
       </w:pPr>
-      <w:bookmarkStart w:id="60" w:name="_Toc228822481"/>
+      <w:bookmarkStart w:id="60" w:name="_Toc228823697"/>
       <w:r>
         <w:rPr>
           <w:rFonts w:ascii="Times New Roman" w:eastAsia="Times New Roman" w:hAnsi="Times New Roman"/>
@@ -28795,7 +27995,7 @@
       <w:pPr>
         <w:pStyle w:val="3"/>
       </w:pPr>
-      <w:bookmarkStart w:id="61" w:name="_Toc228822482"/>
+      <w:bookmarkStart w:id="61" w:name="_Toc228823698"/>
       <w:r>
         <w:rPr>
           <w:rFonts w:ascii="Times New Roman" w:eastAsia="Times New Roman" w:hAnsi="Times New Roman"/>
@@ -28818,7 +28018,7 @@
       <w:pPr>
         <w:pStyle w:val="3"/>
       </w:pPr>
-      <w:bookmarkStart w:id="62" w:name="_Toc228822483"/>
+      <w:bookmarkStart w:id="62" w:name="_Toc228823699"/>
       <w:r>
         <w:rPr>
           <w:rFonts w:ascii="Times New Roman" w:eastAsia="Times New Roman" w:hAnsi="Times New Roman"/>
@@ -29375,7 +28575,7 @@
       <w:pPr>
         <w:pStyle w:val="3"/>
       </w:pPr>
-      <w:bookmarkStart w:id="63" w:name="_Toc228822484"/>
+      <w:bookmarkStart w:id="63" w:name="_Toc228823700"/>
       <w:r>
         <w:rPr>
           <w:rFonts w:ascii="Times New Roman" w:eastAsia="Times New Roman" w:hAnsi="Times New Roman"/>
@@ -30010,7 +29210,7 @@
       <w:pPr>
         <w:pStyle w:val="3"/>
       </w:pPr>
-      <w:bookmarkStart w:id="64" w:name="_Toc228822485"/>
+      <w:bookmarkStart w:id="64" w:name="_Toc228823701"/>
       <w:r>
         <w:rPr>
           <w:rFonts w:ascii="Times New Roman" w:eastAsia="Times New Roman" w:hAnsi="Times New Roman"/>
@@ -30032,7 +29232,7 @@
       <w:pPr>
         <w:pStyle w:val="3"/>
       </w:pPr>
-      <w:bookmarkStart w:id="65" w:name="_Toc228822486"/>
+      <w:bookmarkStart w:id="65" w:name="_Toc228823702"/>
       <w:r>
         <w:rPr>
           <w:rFonts w:ascii="Times New Roman" w:eastAsia="Times New Roman" w:hAnsi="Times New Roman"/>
@@ -30097,7 +29297,6 @@
           <w:type w:val="oddPage"/>
           <w:pgSz w:w="12240" w:h="15840"/>
           <w:pgMar w:top="1417" w:right="1417" w:bottom="1417" w:left="1417" w:header="720" w:footer="720" w:gutter="0"/>
-          <w:pgNumType w:start="1"/>
           <w:cols w:space="720"/>
           <w:docGrid w:linePitch="360"/>
         </w:sectPr>
@@ -30108,7 +29307,7 @@
         <w:pStyle w:val="2"/>
         <w:jc w:val="center"/>
       </w:pPr>
-      <w:bookmarkStart w:id="66" w:name="_Toc228822487"/>
+      <w:bookmarkStart w:id="66" w:name="_Toc228823703"/>
       <w:r>
         <w:rPr>
           <w:rFonts w:ascii="Times New Roman" w:eastAsia="Times New Roman" w:hAnsi="Times New Roman"/>
@@ -30123,7 +29322,7 @@
       <w:pPr>
         <w:pStyle w:val="3"/>
       </w:pPr>
-      <w:bookmarkStart w:id="67" w:name="_Toc228822488"/>
+      <w:bookmarkStart w:id="67" w:name="_Toc228823704"/>
       <w:r>
         <w:rPr>
           <w:rFonts w:ascii="Times New Roman" w:eastAsia="Times New Roman" w:hAnsi="Times New Roman"/>
@@ -30145,7 +29344,7 @@
       <w:pPr>
         <w:pStyle w:val="3"/>
       </w:pPr>
-      <w:bookmarkStart w:id="68" w:name="_Toc228822489"/>
+      <w:bookmarkStart w:id="68" w:name="_Toc228823705"/>
       <w:r>
         <w:rPr>
           <w:rFonts w:ascii="Times New Roman" w:eastAsia="Times New Roman" w:hAnsi="Times New Roman"/>
@@ -30813,7 +30012,7 @@
       <w:pPr>
         <w:pStyle w:val="3"/>
       </w:pPr>
-      <w:bookmarkStart w:id="69" w:name="_Toc228822490"/>
+      <w:bookmarkStart w:id="69" w:name="_Toc228823706"/>
       <w:r>
         <w:rPr>
           <w:rFonts w:ascii="Times New Roman" w:eastAsia="Times New Roman" w:hAnsi="Times New Roman"/>
@@ -30906,7 +30105,7 @@
       <w:pPr>
         <w:pStyle w:val="3"/>
       </w:pPr>
-      <w:bookmarkStart w:id="70" w:name="_Toc228822491"/>
+      <w:bookmarkStart w:id="70" w:name="_Toc228823707"/>
       <w:r>
         <w:rPr>
           <w:rFonts w:ascii="Times New Roman" w:eastAsia="Times New Roman" w:hAnsi="Times New Roman"/>
@@ -30960,7 +30159,7 @@
       <w:pPr>
         <w:pStyle w:val="3"/>
       </w:pPr>
-      <w:bookmarkStart w:id="71" w:name="_Toc228822492"/>
+      <w:bookmarkStart w:id="71" w:name="_Toc228823708"/>
       <w:r>
         <w:rPr>
           <w:rFonts w:ascii="Times New Roman" w:eastAsia="Times New Roman" w:hAnsi="Times New Roman"/>
@@ -31407,7 +30606,7 @@
       <w:pPr>
         <w:pStyle w:val="3"/>
       </w:pPr>
-      <w:bookmarkStart w:id="72" w:name="_Toc228822493"/>
+      <w:bookmarkStart w:id="72" w:name="_Toc228823709"/>
       <w:r>
         <w:rPr>
           <w:rFonts w:ascii="Times New Roman" w:eastAsia="Times New Roman" w:hAnsi="Times New Roman"/>
@@ -31431,7 +30630,6 @@
           <w:type w:val="oddPage"/>
           <w:pgSz w:w="12240" w:h="15840"/>
           <w:pgMar w:top="1417" w:right="1417" w:bottom="1417" w:left="1417" w:header="720" w:footer="720" w:gutter="0"/>
-          <w:pgNumType w:start="1"/>
           <w:cols w:space="720"/>
           <w:docGrid w:linePitch="360"/>
         </w:sectPr>
@@ -31442,7 +30640,7 @@
         <w:pStyle w:val="1"/>
         <w:jc w:val="center"/>
       </w:pPr>
-      <w:bookmarkStart w:id="73" w:name="_Toc228822494"/>
+      <w:bookmarkStart w:id="73" w:name="_Toc228823710"/>
       <w:r>
         <w:rPr>
           <w:rFonts w:ascii="Times New Roman" w:eastAsia="Times New Roman" w:hAnsi="Times New Roman"/>
@@ -31458,7 +30656,7 @@
         <w:pStyle w:val="2"/>
         <w:jc w:val="center"/>
       </w:pPr>
-      <w:bookmarkStart w:id="74" w:name="_Toc228822495"/>
+      <w:bookmarkStart w:id="74" w:name="_Toc228823711"/>
       <w:r>
         <w:rPr>
           <w:rFonts w:ascii="Times New Roman" w:eastAsia="Times New Roman" w:hAnsi="Times New Roman"/>
@@ -31472,7 +30670,7 @@
       <w:pPr>
         <w:pStyle w:val="3"/>
       </w:pPr>
-      <w:bookmarkStart w:id="75" w:name="_Toc228822496"/>
+      <w:bookmarkStart w:id="75" w:name="_Toc228823712"/>
       <w:r>
         <w:rPr>
           <w:rFonts w:ascii="Times New Roman" w:eastAsia="Times New Roman" w:hAnsi="Times New Roman"/>
@@ -31556,7 +30754,7 @@
       <w:pPr>
         <w:pStyle w:val="3"/>
       </w:pPr>
-      <w:bookmarkStart w:id="76" w:name="_Toc228822497"/>
+      <w:bookmarkStart w:id="76" w:name="_Toc228823713"/>
       <w:r>
         <w:rPr>
           <w:rFonts w:ascii="Times New Roman" w:eastAsia="Times New Roman" w:hAnsi="Times New Roman"/>
@@ -31578,7 +30776,7 @@
       <w:pPr>
         <w:pStyle w:val="3"/>
       </w:pPr>
-      <w:bookmarkStart w:id="77" w:name="_Toc228822498"/>
+      <w:bookmarkStart w:id="77" w:name="_Toc228823714"/>
       <w:r>
         <w:rPr>
           <w:rFonts w:ascii="Times New Roman" w:eastAsia="Times New Roman" w:hAnsi="Times New Roman"/>
@@ -32056,7 +31254,7 @@
       <w:pPr>
         <w:pStyle w:val="3"/>
       </w:pPr>
-      <w:bookmarkStart w:id="78" w:name="_Toc228822499"/>
+      <w:bookmarkStart w:id="78" w:name="_Toc228823715"/>
       <w:r>
         <w:rPr>
           <w:rFonts w:ascii="Times New Roman" w:eastAsia="Times New Roman" w:hAnsi="Times New Roman"/>
@@ -32149,7 +31347,7 @@
       <w:pPr>
         <w:pStyle w:val="3"/>
       </w:pPr>
-      <w:bookmarkStart w:id="79" w:name="_Toc228822500"/>
+      <w:bookmarkStart w:id="79" w:name="_Toc228823716"/>
       <w:r>
         <w:rPr>
           <w:rFonts w:ascii="Times New Roman" w:eastAsia="Times New Roman" w:hAnsi="Times New Roman"/>
@@ -32584,7 +31782,6 @@
           <w:type w:val="oddPage"/>
           <w:pgSz w:w="12240" w:h="15840"/>
           <w:pgMar w:top="1417" w:right="1417" w:bottom="1417" w:left="1417" w:header="720" w:footer="720" w:gutter="0"/>
-          <w:pgNumType w:start="1"/>
           <w:cols w:space="720"/>
           <w:docGrid w:linePitch="360"/>
         </w:sectPr>
@@ -32595,7 +31792,7 @@
         <w:pStyle w:val="2"/>
         <w:jc w:val="center"/>
       </w:pPr>
-      <w:bookmarkStart w:id="80" w:name="_Toc228822501"/>
+      <w:bookmarkStart w:id="80" w:name="_Toc228823717"/>
       <w:r>
         <w:rPr>
           <w:rFonts w:ascii="Times New Roman" w:eastAsia="Times New Roman" w:hAnsi="Times New Roman"/>
@@ -32610,7 +31807,7 @@
       <w:pPr>
         <w:pStyle w:val="3"/>
       </w:pPr>
-      <w:bookmarkStart w:id="81" w:name="_Toc228822502"/>
+      <w:bookmarkStart w:id="81" w:name="_Toc228823718"/>
       <w:r>
         <w:rPr>
           <w:rFonts w:ascii="Times New Roman" w:eastAsia="Times New Roman" w:hAnsi="Times New Roman"/>
@@ -32632,7 +31829,7 @@
       <w:pPr>
         <w:pStyle w:val="3"/>
       </w:pPr>
-      <w:bookmarkStart w:id="82" w:name="_Toc228822503"/>
+      <w:bookmarkStart w:id="82" w:name="_Toc228823719"/>
       <w:r>
         <w:rPr>
           <w:rFonts w:ascii="Times New Roman" w:eastAsia="Times New Roman" w:hAnsi="Times New Roman"/>
@@ -32706,7 +31903,7 @@
       <w:pPr>
         <w:pStyle w:val="3"/>
       </w:pPr>
-      <w:bookmarkStart w:id="83" w:name="_Toc228822504"/>
+      <w:bookmarkStart w:id="83" w:name="_Toc228823720"/>
       <w:r>
         <w:rPr>
           <w:rFonts w:ascii="Times New Roman" w:eastAsia="Times New Roman" w:hAnsi="Times New Roman"/>
@@ -33076,7 +32273,7 @@
       <w:pPr>
         <w:pStyle w:val="3"/>
       </w:pPr>
-      <w:bookmarkStart w:id="84" w:name="_Toc228822505"/>
+      <w:bookmarkStart w:id="84" w:name="_Toc228823721"/>
       <w:r>
         <w:rPr>
           <w:rFonts w:ascii="Times New Roman" w:eastAsia="Times New Roman" w:hAnsi="Times New Roman"/>
@@ -33151,7 +32348,6 @@
           <w:type w:val="oddPage"/>
           <w:pgSz w:w="12240" w:h="15840"/>
           <w:pgMar w:top="1417" w:right="1417" w:bottom="1417" w:left="1417" w:header="720" w:footer="720" w:gutter="0"/>
-          <w:pgNumType w:start="1"/>
           <w:cols w:space="720"/>
           <w:docGrid w:linePitch="360"/>
         </w:sectPr>
@@ -33162,7 +32358,7 @@
         <w:pStyle w:val="1"/>
         <w:jc w:val="center"/>
       </w:pPr>
-      <w:bookmarkStart w:id="85" w:name="_Toc228822506"/>
+      <w:bookmarkStart w:id="85" w:name="_Toc228823722"/>
       <w:r>
         <w:rPr>
           <w:rFonts w:ascii="Times New Roman" w:eastAsia="Times New Roman" w:hAnsi="Times New Roman"/>
@@ -33177,7 +32373,7 @@
       <w:pPr>
         <w:pStyle w:val="2"/>
       </w:pPr>
-      <w:bookmarkStart w:id="86" w:name="_Toc228822507"/>
+      <w:bookmarkStart w:id="86" w:name="_Toc228823723"/>
       <w:r>
         <w:rPr>
           <w:rFonts w:ascii="Times New Roman" w:eastAsia="Times New Roman" w:hAnsi="Times New Roman"/>
@@ -33202,7 +32398,7 @@
       <w:pPr>
         <w:pStyle w:val="2"/>
       </w:pPr>
-      <w:bookmarkStart w:id="87" w:name="_Toc228822508"/>
+      <w:bookmarkStart w:id="87" w:name="_Toc228823724"/>
       <w:r>
         <w:rPr>
           <w:rFonts w:ascii="Times New Roman" w:eastAsia="Times New Roman" w:hAnsi="Times New Roman"/>
@@ -33216,7 +32412,7 @@
       <w:pPr>
         <w:pStyle w:val="3"/>
       </w:pPr>
-      <w:bookmarkStart w:id="88" w:name="_Toc228822509"/>
+      <w:bookmarkStart w:id="88" w:name="_Toc228823725"/>
       <w:r>
         <w:rPr>
           <w:rFonts w:ascii="Times New Roman" w:eastAsia="Times New Roman" w:hAnsi="Times New Roman"/>
@@ -33292,7 +32488,7 @@
       <w:pPr>
         <w:pStyle w:val="3"/>
       </w:pPr>
-      <w:bookmarkStart w:id="89" w:name="_Toc228822510"/>
+      <w:bookmarkStart w:id="89" w:name="_Toc228823726"/>
       <w:r>
         <w:rPr>
           <w:rFonts w:ascii="Times New Roman" w:eastAsia="Times New Roman" w:hAnsi="Times New Roman"/>
@@ -33368,7 +32564,7 @@
       <w:pPr>
         <w:pStyle w:val="3"/>
       </w:pPr>
-      <w:bookmarkStart w:id="90" w:name="_Toc228822511"/>
+      <w:bookmarkStart w:id="90" w:name="_Toc228823727"/>
       <w:r>
         <w:rPr>
           <w:rFonts w:ascii="Times New Roman" w:eastAsia="Times New Roman" w:hAnsi="Times New Roman"/>
@@ -33399,7 +32595,7 @@
       <w:pPr>
         <w:pStyle w:val="3"/>
       </w:pPr>
-      <w:bookmarkStart w:id="91" w:name="_Toc228822512"/>
+      <w:bookmarkStart w:id="91" w:name="_Toc228823728"/>
       <w:r>
         <w:rPr>
           <w:rFonts w:ascii="Times New Roman" w:eastAsia="Times New Roman" w:hAnsi="Times New Roman"/>
@@ -33421,7 +32617,7 @@
       <w:pPr>
         <w:pStyle w:val="3"/>
       </w:pPr>
-      <w:bookmarkStart w:id="92" w:name="_Toc228822513"/>
+      <w:bookmarkStart w:id="92" w:name="_Toc228823729"/>
       <w:r>
         <w:rPr>
           <w:rFonts w:ascii="Times New Roman" w:eastAsia="Times New Roman" w:hAnsi="Times New Roman"/>
@@ -33915,7 +33111,7 @@
       <w:pPr>
         <w:pStyle w:val="3"/>
       </w:pPr>
-      <w:bookmarkStart w:id="93" w:name="_Toc228822514"/>
+      <w:bookmarkStart w:id="93" w:name="_Toc228823730"/>
       <w:r>
         <w:rPr>
           <w:rFonts w:ascii="Times New Roman" w:eastAsia="Times New Roman" w:hAnsi="Times New Roman"/>
@@ -34053,7 +33249,7 @@
       <w:pPr>
         <w:pStyle w:val="3"/>
       </w:pPr>
-      <w:bookmarkStart w:id="94" w:name="_Toc228822515"/>
+      <w:bookmarkStart w:id="94" w:name="_Toc228823731"/>
       <w:r>
         <w:rPr>
           <w:rFonts w:ascii="Times New Roman" w:eastAsia="Times New Roman" w:hAnsi="Times New Roman"/>
@@ -34130,7 +33326,7 @@
       <w:pPr>
         <w:pStyle w:val="2"/>
       </w:pPr>
-      <w:bookmarkStart w:id="95" w:name="_Toc228822516"/>
+      <w:bookmarkStart w:id="95" w:name="_Toc228823732"/>
       <w:r>
         <w:rPr>
           <w:rFonts w:ascii="Times New Roman" w:eastAsia="Times New Roman" w:hAnsi="Times New Roman"/>
@@ -34193,7 +33389,7 @@
       <w:pPr>
         <w:pStyle w:val="2"/>
       </w:pPr>
-      <w:bookmarkStart w:id="96" w:name="_Toc228822517"/>
+      <w:bookmarkStart w:id="96" w:name="_Toc228823733"/>
       <w:r>
         <w:rPr>
           <w:rFonts w:ascii="Times New Roman" w:eastAsia="Times New Roman" w:hAnsi="Times New Roman"/>
@@ -34451,7 +33647,7 @@
       <w:pPr>
         <w:pStyle w:val="3"/>
       </w:pPr>
-      <w:bookmarkStart w:id="97" w:name="_Toc228822518"/>
+      <w:bookmarkStart w:id="97" w:name="_Toc228823734"/>
       <w:r>
         <w:rPr>
           <w:rFonts w:ascii="Times New Roman" w:eastAsia="Times New Roman" w:hAnsi="Times New Roman"/>
@@ -34575,7 +33771,7 @@
       <w:pPr>
         <w:pStyle w:val="2"/>
       </w:pPr>
-      <w:bookmarkStart w:id="98" w:name="_Toc228822519"/>
+      <w:bookmarkStart w:id="98" w:name="_Toc228823735"/>
       <w:r>
         <w:rPr>
           <w:rFonts w:ascii="Times New Roman" w:eastAsia="Times New Roman" w:hAnsi="Times New Roman"/>
@@ -34788,7 +33984,6 @@
       <w:type w:val="oddPage"/>
       <w:pgSz w:w="12240" w:h="15840"/>
       <w:pgMar w:top="1417" w:right="1417" w:bottom="1417" w:left="1417" w:header="720" w:footer="720" w:gutter="0"/>
-      <w:pgNumType w:start="1"/>
       <w:cols w:space="720"/>
       <w:docGrid w:linePitch="360"/>
     </w:sectPr>
@@ -34870,7 +34065,7 @@
       <w:rPr>
         <w:noProof/>
       </w:rPr>
-      <w:t>3</w:t>
+      <w:t>X</w:t>
     </w:r>
     <w:r>
       <w:fldChar w:fldCharType="end"/>
